--- a/Documents/Control/Oradio3 flows.docx
+++ b/Documents/Control/Oradio3 flows.docx
@@ -1,33 +1,40 @@
 
 <file path=word/document.xml><?xml version="1.0" encoding="utf-8"?>
-<w:document xmlns:o="urn:schemas-microsoft-com:office:office" xmlns:r="http://schemas.openxmlformats.org/officeDocument/2006/relationships" xmlns:v="urn:schemas-microsoft-com:vml" xmlns:w="http://schemas.openxmlformats.org/wordprocessingml/2006/main" xmlns:w10="urn:schemas-microsoft-com:office:word" xmlns:wp="http://schemas.openxmlformats.org/drawingml/2006/wordprocessingDrawing" xmlns:wps="http://schemas.microsoft.com/office/word/2010/wordprocessingShape" xmlns:wpg="http://schemas.microsoft.com/office/word/2010/wordprocessingGroup" xmlns:mc="http://schemas.openxmlformats.org/markup-compatibility/2006" xmlns:wp14="http://schemas.microsoft.com/office/word/2010/wordprocessingDrawing" xmlns:w14="http://schemas.microsoft.com/office/word/2010/wordml" xmlns:w15="http://schemas.microsoft.com/office/word/2012/wordml" mc:Ignorable="w14 wp14 w15">
+<w:document xmlns:wpc="http://schemas.microsoft.com/office/word/2010/wordprocessingCanvas" xmlns:cx="http://schemas.microsoft.com/office/drawing/2014/chartex" xmlns:cx1="http://schemas.microsoft.com/office/drawing/2015/9/8/chartex" xmlns:cx2="http://schemas.microsoft.com/office/drawing/2015/10/21/chartex" xmlns:cx3="http://schemas.microsoft.com/office/drawing/2016/5/9/chartex" xmlns:cx4="http://schemas.microsoft.com/office/drawing/2016/5/10/chartex" xmlns:cx5="http://schemas.microsoft.com/office/drawing/2016/5/11/chartex" xmlns:cx6="http://schemas.microsoft.com/office/drawing/2016/5/12/chartex" xmlns:cx7="http://schemas.microsoft.com/office/drawing/2016/5/13/chartex" xmlns:cx8="http://schemas.microsoft.com/office/drawing/2016/5/14/chartex" xmlns:mc="http://schemas.openxmlformats.org/markup-compatibility/2006" xmlns:aink="http://schemas.microsoft.com/office/drawing/2016/ink" xmlns:am3d="http://schemas.microsoft.com/office/drawing/2017/model3d" xmlns:o="urn:schemas-microsoft-com:office:office" xmlns:oel="http://schemas.microsoft.com/office/2019/extlst" xmlns:r="http://schemas.openxmlformats.org/officeDocument/2006/relationships" xmlns:m="http://schemas.openxmlformats.org/officeDocument/2006/math" xmlns:v="urn:schemas-microsoft-com:vml" xmlns:wp14="http://schemas.microsoft.com/office/word/2010/wordprocessingDrawing" xmlns:wp="http://schemas.openxmlformats.org/drawingml/2006/wordprocessingDrawing" xmlns:w10="urn:schemas-microsoft-com:office:word" xmlns:w="http://schemas.openxmlformats.org/wordprocessingml/2006/main" xmlns:w14="http://schemas.microsoft.com/office/word/2010/wordml" xmlns:w15="http://schemas.microsoft.com/office/word/2012/wordml" xmlns:w16cex="http://schemas.microsoft.com/office/word/2018/wordml/cex" xmlns:w16cid="http://schemas.microsoft.com/office/word/2016/wordml/cid" xmlns:w16="http://schemas.microsoft.com/office/word/2018/wordml" xmlns:w16du="http://schemas.microsoft.com/office/word/2023/wordml/word16du" xmlns:w16sdtdh="http://schemas.microsoft.com/office/word/2020/wordml/sdtdatahash" xmlns:w16sdtfl="http://schemas.microsoft.com/office/word/2024/wordml/sdtformatlock" xmlns:w16se="http://schemas.microsoft.com/office/word/2015/wordml/symex" xmlns:wpg="http://schemas.microsoft.com/office/word/2010/wordprocessingGroup" xmlns:wpi="http://schemas.microsoft.com/office/word/2010/wordprocessingInk" xmlns:wne="http://schemas.microsoft.com/office/word/2006/wordml" xmlns:wps="http://schemas.microsoft.com/office/word/2010/wordprocessingShape" mc:Ignorable="w14 w15 w16se w16cid w16 w16cex w16sdtdh w16sdtfl w16du wp14">
   <w:body>
     <w:sdt>
       <w:sdtPr>
+        <w:rPr>
+          <w:rFonts w:asciiTheme="minorHAnsi" w:eastAsiaTheme="minorHAnsi" w:hAnsiTheme="minorHAnsi" w:cstheme="minorBidi"/>
+          <w:color w:val="auto"/>
+          <w:kern w:val="2"/>
+          <w:sz w:val="22"/>
+          <w:szCs w:val="22"/>
+          <w:lang w:val="en-US" w:eastAsia="en-US"/>
+          <w14:ligatures w14:val="standardContextual"/>
+        </w:rPr>
+        <w:id w:val="-1874296467"/>
         <w:docPartObj>
           <w:docPartGallery w:val="Table of Contents"/>
-          <w:docPartUnique w:val="true"/>
+          <w:docPartUnique/>
         </w:docPartObj>
       </w:sdtPr>
       <w:sdtContent>
         <w:p>
           <w:pPr>
-            <w:pStyle w:val="TOCHeading"/>
-            <w:spacing w:before="240" w:after="0"/>
-            <w:rPr/>
+            <w:pStyle w:val="Kopvaninhoudsopgave"/>
           </w:pPr>
           <w:r>
-            <w:rPr/>
             <w:t>Inhoudsopgave</w:t>
           </w:r>
         </w:p>
         <w:p>
           <w:pPr>
-            <w:pStyle w:val="TOC1"/>
+            <w:pStyle w:val="Inhopg1"/>
             <w:rPr>
-              <w:rFonts w:eastAsia="" w:eastAsiaTheme="minorEastAsia"/>
-              <w:b w:val="false"/>
-              <w:bCs w:val="false"/>
+              <w:rFonts w:eastAsiaTheme="minorEastAsia"/>
+              <w:b w:val="0"/>
+              <w:bCs w:val="0"/>
               <w:sz w:val="24"/>
               <w:szCs w:val="24"/>
               <w:lang w:val="nl-NL" w:eastAsia="nl-NL"/>
@@ -38,14 +45,13 @@
           </w:r>
           <w:r>
             <w:rPr>
+              <w:rStyle w:val="IndexLink"/>
               <w:webHidden/>
-              <w:rStyle w:val="IndexLink"/>
             </w:rPr>
             <w:instrText xml:space="preserve"> TOC \z \o "1-3" \u \h</w:instrText>
           </w:r>
           <w:r>
             <w:rPr>
-              <w:webHidden/>
               <w:rStyle w:val="IndexLink"/>
             </w:rPr>
             <w:fldChar w:fldCharType="separate"/>
@@ -53,8 +59,8 @@
           <w:hyperlink w:anchor="_Toc227923609">
             <w:r>
               <w:rPr>
-                <w:webHidden/>
-                <w:rStyle w:val="IndexLink"/>
+                <w:rStyle w:val="IndexLink"/>
+                <w:webHidden/>
               </w:rPr>
               <w:t>Introduction</w:t>
             </w:r>
@@ -68,7 +74,12 @@
               <w:rPr>
                 <w:webHidden/>
               </w:rPr>
-              <w:instrText xml:space="preserve">PAGEREF _Toc227923609 \h</w:instrText>
+              <w:instrText>PAGEREF _Toc227923609 \h</w:instrText>
+            </w:r>
+            <w:r>
+              <w:rPr>
+                <w:webHidden/>
+              </w:rPr>
             </w:r>
             <w:r>
               <w:rPr>
@@ -79,7 +90,6 @@
             <w:r>
               <w:rPr>
                 <w:rStyle w:val="IndexLink"/>
-                <w:vanish w:val="false"/>
               </w:rPr>
               <w:tab/>
               <w:t>1</w:t>
@@ -94,11 +104,11 @@
         </w:p>
         <w:p>
           <w:pPr>
-            <w:pStyle w:val="TOC1"/>
+            <w:pStyle w:val="Inhopg1"/>
             <w:rPr>
-              <w:rFonts w:eastAsia="" w:eastAsiaTheme="minorEastAsia"/>
-              <w:b w:val="false"/>
-              <w:bCs w:val="false"/>
+              <w:rFonts w:eastAsiaTheme="minorEastAsia"/>
+              <w:b w:val="0"/>
+              <w:bCs w:val="0"/>
               <w:sz w:val="24"/>
               <w:szCs w:val="24"/>
               <w:lang w:val="nl-NL" w:eastAsia="nl-NL"/>
@@ -107,8 +117,8 @@
           <w:hyperlink w:anchor="_Toc227923610">
             <w:r>
               <w:rPr>
-                <w:webHidden/>
-                <w:rStyle w:val="IndexLink"/>
+                <w:rStyle w:val="IndexLink"/>
+                <w:webHidden/>
               </w:rPr>
               <w:t>Section: Normal flow</w:t>
             </w:r>
@@ -122,7 +132,12 @@
               <w:rPr>
                 <w:webHidden/>
               </w:rPr>
-              <w:instrText xml:space="preserve">PAGEREF _Toc227923610 \h</w:instrText>
+              <w:instrText>PAGEREF _Toc227923610 \h</w:instrText>
+            </w:r>
+            <w:r>
+              <w:rPr>
+                <w:webHidden/>
+              </w:rPr>
             </w:r>
             <w:r>
               <w:rPr>
@@ -133,7 +148,6 @@
             <w:r>
               <w:rPr>
                 <w:rStyle w:val="IndexLink"/>
-                <w:vanish w:val="false"/>
               </w:rPr>
               <w:tab/>
               <w:t>2</w:t>
@@ -148,13 +162,12 @@
         </w:p>
         <w:p>
           <w:pPr>
-            <w:pStyle w:val="TOC2"/>
+            <w:pStyle w:val="Inhopg2"/>
             <w:tabs>
-              <w:tab w:val="clear" w:pos="708"/>
-              <w:tab w:val="right" w:pos="10054" w:leader="dot"/>
+              <w:tab w:val="right" w:leader="dot" w:pos="10054"/>
             </w:tabs>
             <w:rPr>
-              <w:rFonts w:eastAsia="" w:eastAsiaTheme="minorEastAsia"/>
+              <w:rFonts w:eastAsiaTheme="minorEastAsia"/>
               <w:sz w:val="24"/>
               <w:szCs w:val="24"/>
               <w:lang w:val="nl-NL" w:eastAsia="nl-NL"/>
@@ -163,8 +176,8 @@
           <w:hyperlink w:anchor="_Toc227923611">
             <w:r>
               <w:rPr>
-                <w:webHidden/>
-                <w:rStyle w:val="IndexLink"/>
+                <w:rStyle w:val="IndexLink"/>
+                <w:webHidden/>
               </w:rPr>
               <w:t>Power on</w:t>
             </w:r>
@@ -178,7 +191,12 @@
               <w:rPr>
                 <w:webHidden/>
               </w:rPr>
-              <w:instrText xml:space="preserve">PAGEREF _Toc227923611 \h</w:instrText>
+              <w:instrText>PAGEREF _Toc227923611 \h</w:instrText>
+            </w:r>
+            <w:r>
+              <w:rPr>
+                <w:webHidden/>
+              </w:rPr>
             </w:r>
             <w:r>
               <w:rPr>
@@ -189,7 +207,6 @@
             <w:r>
               <w:rPr>
                 <w:rStyle w:val="IndexLink"/>
-                <w:vanish w:val="false"/>
               </w:rPr>
               <w:tab/>
               <w:t>2</w:t>
@@ -204,13 +221,12 @@
         </w:p>
         <w:p>
           <w:pPr>
-            <w:pStyle w:val="TOC2"/>
+            <w:pStyle w:val="Inhopg2"/>
             <w:tabs>
-              <w:tab w:val="clear" w:pos="708"/>
-              <w:tab w:val="right" w:pos="10054" w:leader="dot"/>
+              <w:tab w:val="right" w:leader="dot" w:pos="10054"/>
             </w:tabs>
             <w:rPr>
-              <w:rFonts w:eastAsia="" w:eastAsiaTheme="minorEastAsia"/>
+              <w:rFonts w:eastAsiaTheme="minorEastAsia"/>
               <w:sz w:val="24"/>
               <w:szCs w:val="24"/>
               <w:lang w:val="nl-NL" w:eastAsia="nl-NL"/>
@@ -219,8 +235,8 @@
           <w:hyperlink w:anchor="_Toc227923612">
             <w:r>
               <w:rPr>
-                <w:webHidden/>
-                <w:rStyle w:val="IndexLink"/>
+                <w:rStyle w:val="IndexLink"/>
+                <w:webHidden/>
               </w:rPr>
               <w:t>On-button pressed</w:t>
             </w:r>
@@ -234,7 +250,12 @@
               <w:rPr>
                 <w:webHidden/>
               </w:rPr>
-              <w:instrText xml:space="preserve">PAGEREF _Toc227923612 \h</w:instrText>
+              <w:instrText>PAGEREF _Toc227923612 \h</w:instrText>
+            </w:r>
+            <w:r>
+              <w:rPr>
+                <w:webHidden/>
+              </w:rPr>
             </w:r>
             <w:r>
               <w:rPr>
@@ -245,7 +266,6 @@
             <w:r>
               <w:rPr>
                 <w:rStyle w:val="IndexLink"/>
-                <w:vanish w:val="false"/>
               </w:rPr>
               <w:tab/>
               <w:t>2</w:t>
@@ -260,13 +280,12 @@
         </w:p>
         <w:p>
           <w:pPr>
-            <w:pStyle w:val="TOC3"/>
+            <w:pStyle w:val="Inhopg3"/>
             <w:tabs>
-              <w:tab w:val="clear" w:pos="708"/>
-              <w:tab w:val="right" w:pos="10054" w:leader="dot"/>
+              <w:tab w:val="right" w:leader="dot" w:pos="10054"/>
             </w:tabs>
             <w:rPr>
-              <w:rFonts w:eastAsia="" w:eastAsiaTheme="minorEastAsia"/>
+              <w:rFonts w:eastAsiaTheme="minorEastAsia"/>
               <w:sz w:val="24"/>
               <w:szCs w:val="24"/>
               <w:lang w:val="nl-NL" w:eastAsia="nl-NL"/>
@@ -275,8 +294,8 @@
           <w:hyperlink w:anchor="_Toc227923613">
             <w:r>
               <w:rPr>
-                <w:webHidden/>
-                <w:rStyle w:val="IndexLink"/>
+                <w:rStyle w:val="IndexLink"/>
+                <w:webHidden/>
               </w:rPr>
               <w:t>Previous: Oradio Off</w:t>
             </w:r>
@@ -290,7 +309,12 @@
               <w:rPr>
                 <w:webHidden/>
               </w:rPr>
-              <w:instrText xml:space="preserve">PAGEREF _Toc227923613 \h</w:instrText>
+              <w:instrText>PAGEREF _Toc227923613 \h</w:instrText>
+            </w:r>
+            <w:r>
+              <w:rPr>
+                <w:webHidden/>
+              </w:rPr>
             </w:r>
             <w:r>
               <w:rPr>
@@ -301,7 +325,6 @@
             <w:r>
               <w:rPr>
                 <w:rStyle w:val="IndexLink"/>
-                <w:vanish w:val="false"/>
               </w:rPr>
               <w:tab/>
               <w:t>2</w:t>
@@ -316,13 +339,12 @@
         </w:p>
         <w:p>
           <w:pPr>
-            <w:pStyle w:val="TOC3"/>
+            <w:pStyle w:val="Inhopg3"/>
             <w:tabs>
-              <w:tab w:val="clear" w:pos="708"/>
-              <w:tab w:val="right" w:pos="10054" w:leader="dot"/>
+              <w:tab w:val="right" w:leader="dot" w:pos="10054"/>
             </w:tabs>
             <w:rPr>
-              <w:rFonts w:eastAsia="" w:eastAsiaTheme="minorEastAsia"/>
+              <w:rFonts w:eastAsiaTheme="minorEastAsia"/>
               <w:sz w:val="24"/>
               <w:szCs w:val="24"/>
               <w:lang w:val="nl-NL" w:eastAsia="nl-NL"/>
@@ -331,8 +353,8 @@
           <w:hyperlink w:anchor="_Toc227923614">
             <w:r>
               <w:rPr>
-                <w:webHidden/>
-                <w:rStyle w:val="IndexLink"/>
+                <w:rStyle w:val="IndexLink"/>
+                <w:webHidden/>
               </w:rPr>
               <w:t>Previous: Oradio playing a preset playlist</w:t>
             </w:r>
@@ -346,7 +368,12 @@
               <w:rPr>
                 <w:webHidden/>
               </w:rPr>
-              <w:instrText xml:space="preserve">PAGEREF _Toc227923614 \h</w:instrText>
+              <w:instrText>PAGEREF _Toc227923614 \h</w:instrText>
+            </w:r>
+            <w:r>
+              <w:rPr>
+                <w:webHidden/>
+              </w:rPr>
             </w:r>
             <w:r>
               <w:rPr>
@@ -357,7 +384,6 @@
             <w:r>
               <w:rPr>
                 <w:rStyle w:val="IndexLink"/>
-                <w:vanish w:val="false"/>
               </w:rPr>
               <w:tab/>
               <w:t>2</w:t>
@@ -372,13 +398,12 @@
         </w:p>
         <w:p>
           <w:pPr>
-            <w:pStyle w:val="TOC3"/>
+            <w:pStyle w:val="Inhopg3"/>
             <w:tabs>
-              <w:tab w:val="clear" w:pos="708"/>
-              <w:tab w:val="right" w:pos="10054" w:leader="dot"/>
+              <w:tab w:val="right" w:leader="dot" w:pos="10054"/>
             </w:tabs>
             <w:rPr>
-              <w:rFonts w:eastAsia="" w:eastAsiaTheme="minorEastAsia"/>
+              <w:rFonts w:eastAsiaTheme="minorEastAsia"/>
               <w:sz w:val="24"/>
               <w:szCs w:val="24"/>
               <w:lang w:val="nl-NL" w:eastAsia="nl-NL"/>
@@ -387,8 +412,8 @@
           <w:hyperlink w:anchor="_Toc227923615">
             <w:r>
               <w:rPr>
-                <w:webHidden/>
-                <w:rStyle w:val="IndexLink"/>
+                <w:rStyle w:val="IndexLink"/>
+                <w:webHidden/>
               </w:rPr>
               <w:t>Previous: Oradio On</w:t>
             </w:r>
@@ -402,7 +427,12 @@
               <w:rPr>
                 <w:webHidden/>
               </w:rPr>
-              <w:instrText xml:space="preserve">PAGEREF _Toc227923615 \h</w:instrText>
+              <w:instrText>PAGEREF _Toc227923615 \h</w:instrText>
+            </w:r>
+            <w:r>
+              <w:rPr>
+                <w:webHidden/>
+              </w:rPr>
             </w:r>
             <w:r>
               <w:rPr>
@@ -413,7 +443,6 @@
             <w:r>
               <w:rPr>
                 <w:rStyle w:val="IndexLink"/>
-                <w:vanish w:val="false"/>
               </w:rPr>
               <w:tab/>
               <w:t>2</w:t>
@@ -428,13 +457,12 @@
         </w:p>
         <w:p>
           <w:pPr>
-            <w:pStyle w:val="TOC3"/>
+            <w:pStyle w:val="Inhopg3"/>
             <w:tabs>
-              <w:tab w:val="clear" w:pos="708"/>
-              <w:tab w:val="right" w:pos="10054" w:leader="dot"/>
+              <w:tab w:val="right" w:leader="dot" w:pos="10054"/>
             </w:tabs>
             <w:rPr>
-              <w:rFonts w:eastAsia="" w:eastAsiaTheme="minorEastAsia"/>
+              <w:rFonts w:eastAsiaTheme="minorEastAsia"/>
               <w:sz w:val="24"/>
               <w:szCs w:val="24"/>
               <w:lang w:val="nl-NL" w:eastAsia="nl-NL"/>
@@ -443,8 +471,8 @@
           <w:hyperlink w:anchor="_Toc227923616">
             <w:r>
               <w:rPr>
-                <w:webHidden/>
-                <w:rStyle w:val="IndexLink"/>
+                <w:rStyle w:val="IndexLink"/>
+                <w:webHidden/>
               </w:rPr>
               <w:t>Long-press detected</w:t>
             </w:r>
@@ -458,7 +486,12 @@
               <w:rPr>
                 <w:webHidden/>
               </w:rPr>
-              <w:instrText xml:space="preserve">PAGEREF _Toc227923616 \h</w:instrText>
+              <w:instrText>PAGEREF _Toc227923616 \h</w:instrText>
+            </w:r>
+            <w:r>
+              <w:rPr>
+                <w:webHidden/>
+              </w:rPr>
             </w:r>
             <w:r>
               <w:rPr>
@@ -469,7 +502,6 @@
             <w:r>
               <w:rPr>
                 <w:rStyle w:val="IndexLink"/>
-                <w:vanish w:val="false"/>
               </w:rPr>
               <w:tab/>
               <w:t>2</w:t>
@@ -484,13 +516,12 @@
         </w:p>
         <w:p>
           <w:pPr>
-            <w:pStyle w:val="TOC2"/>
+            <w:pStyle w:val="Inhopg2"/>
             <w:tabs>
-              <w:tab w:val="clear" w:pos="708"/>
-              <w:tab w:val="right" w:pos="10054" w:leader="dot"/>
+              <w:tab w:val="right" w:leader="dot" w:pos="10054"/>
             </w:tabs>
             <w:rPr>
-              <w:rFonts w:eastAsia="" w:eastAsiaTheme="minorEastAsia"/>
+              <w:rFonts w:eastAsiaTheme="minorEastAsia"/>
               <w:sz w:val="24"/>
               <w:szCs w:val="24"/>
               <w:lang w:val="nl-NL" w:eastAsia="nl-NL"/>
@@ -499,8 +530,8 @@
           <w:hyperlink w:anchor="_Toc227923617">
             <w:r>
               <w:rPr>
-                <w:webHidden/>
-                <w:rStyle w:val="IndexLink"/>
+                <w:rStyle w:val="IndexLink"/>
+                <w:webHidden/>
               </w:rPr>
               <w:t>Preset-button pressed</w:t>
             </w:r>
@@ -514,7 +545,12 @@
               <w:rPr>
                 <w:webHidden/>
               </w:rPr>
-              <w:instrText xml:space="preserve">PAGEREF _Toc227923617 \h</w:instrText>
+              <w:instrText>PAGEREF _Toc227923617 \h</w:instrText>
+            </w:r>
+            <w:r>
+              <w:rPr>
+                <w:webHidden/>
+              </w:rPr>
             </w:r>
             <w:r>
               <w:rPr>
@@ -525,7 +561,6 @@
             <w:r>
               <w:rPr>
                 <w:rStyle w:val="IndexLink"/>
-                <w:vanish w:val="false"/>
               </w:rPr>
               <w:tab/>
               <w:t>2</w:t>
@@ -540,13 +575,12 @@
         </w:p>
         <w:p>
           <w:pPr>
-            <w:pStyle w:val="TOC3"/>
+            <w:pStyle w:val="Inhopg3"/>
             <w:tabs>
-              <w:tab w:val="clear" w:pos="708"/>
-              <w:tab w:val="right" w:pos="10054" w:leader="dot"/>
+              <w:tab w:val="right" w:leader="dot" w:pos="10054"/>
             </w:tabs>
             <w:rPr>
-              <w:rFonts w:eastAsia="" w:eastAsiaTheme="minorEastAsia"/>
+              <w:rFonts w:eastAsiaTheme="minorEastAsia"/>
               <w:sz w:val="24"/>
               <w:szCs w:val="24"/>
               <w:lang w:val="nl-NL" w:eastAsia="nl-NL"/>
@@ -555,8 +589,8 @@
           <w:hyperlink w:anchor="_Toc227923618">
             <w:r>
               <w:rPr>
-                <w:webHidden/>
-                <w:rStyle w:val="IndexLink"/>
+                <w:rStyle w:val="IndexLink"/>
+                <w:webHidden/>
               </w:rPr>
               <w:t>Previous: Oradio Off, On, or playing other preset playlist</w:t>
             </w:r>
@@ -570,7 +604,12 @@
               <w:rPr>
                 <w:webHidden/>
               </w:rPr>
-              <w:instrText xml:space="preserve">PAGEREF _Toc227923618 \h</w:instrText>
+              <w:instrText>PAGEREF _Toc227923618 \h</w:instrText>
+            </w:r>
+            <w:r>
+              <w:rPr>
+                <w:webHidden/>
+              </w:rPr>
             </w:r>
             <w:r>
               <w:rPr>
@@ -581,7 +620,6 @@
             <w:r>
               <w:rPr>
                 <w:rStyle w:val="IndexLink"/>
-                <w:vanish w:val="false"/>
               </w:rPr>
               <w:tab/>
               <w:t>2</w:t>
@@ -596,13 +634,12 @@
         </w:p>
         <w:p>
           <w:pPr>
-            <w:pStyle w:val="TOC3"/>
+            <w:pStyle w:val="Inhopg3"/>
             <w:tabs>
-              <w:tab w:val="clear" w:pos="708"/>
-              <w:tab w:val="right" w:pos="10054" w:leader="dot"/>
+              <w:tab w:val="right" w:leader="dot" w:pos="10054"/>
             </w:tabs>
             <w:rPr>
-              <w:rFonts w:eastAsia="" w:eastAsiaTheme="minorEastAsia"/>
+              <w:rFonts w:eastAsiaTheme="minorEastAsia"/>
               <w:sz w:val="24"/>
               <w:szCs w:val="24"/>
               <w:lang w:val="nl-NL" w:eastAsia="nl-NL"/>
@@ -611,8 +648,8 @@
           <w:hyperlink w:anchor="_Toc227923619">
             <w:r>
               <w:rPr>
-                <w:webHidden/>
-                <w:rStyle w:val="IndexLink"/>
+                <w:rStyle w:val="IndexLink"/>
+                <w:webHidden/>
               </w:rPr>
               <w:t>Previous: Oradio playing same preset playlist with songs on USB</w:t>
             </w:r>
@@ -626,7 +663,12 @@
               <w:rPr>
                 <w:webHidden/>
               </w:rPr>
-              <w:instrText xml:space="preserve">PAGEREF _Toc227923619 \h</w:instrText>
+              <w:instrText>PAGEREF _Toc227923619 \h</w:instrText>
+            </w:r>
+            <w:r>
+              <w:rPr>
+                <w:webHidden/>
+              </w:rPr>
             </w:r>
             <w:r>
               <w:rPr>
@@ -637,7 +679,6 @@
             <w:r>
               <w:rPr>
                 <w:rStyle w:val="IndexLink"/>
-                <w:vanish w:val="false"/>
               </w:rPr>
               <w:tab/>
               <w:t>3</w:t>
@@ -652,13 +693,12 @@
         </w:p>
         <w:p>
           <w:pPr>
-            <w:pStyle w:val="TOC3"/>
+            <w:pStyle w:val="Inhopg3"/>
             <w:tabs>
-              <w:tab w:val="clear" w:pos="708"/>
-              <w:tab w:val="right" w:pos="10054" w:leader="dot"/>
+              <w:tab w:val="right" w:leader="dot" w:pos="10054"/>
             </w:tabs>
             <w:rPr>
-              <w:rFonts w:eastAsia="" w:eastAsiaTheme="minorEastAsia"/>
+              <w:rFonts w:eastAsiaTheme="minorEastAsia"/>
               <w:sz w:val="24"/>
               <w:szCs w:val="24"/>
               <w:lang w:val="nl-NL" w:eastAsia="nl-NL"/>
@@ -667,8 +707,8 @@
           <w:hyperlink w:anchor="_Toc227923620">
             <w:r>
               <w:rPr>
-                <w:webHidden/>
-                <w:rStyle w:val="IndexLink"/>
+                <w:rStyle w:val="IndexLink"/>
+                <w:webHidden/>
               </w:rPr>
               <w:t>Previous: Oradio playing same preset playlist is webradio</w:t>
             </w:r>
@@ -682,7 +722,12 @@
               <w:rPr>
                 <w:webHidden/>
               </w:rPr>
-              <w:instrText xml:space="preserve">PAGEREF _Toc227923620 \h</w:instrText>
+              <w:instrText>PAGEREF _Toc227923620 \h</w:instrText>
+            </w:r>
+            <w:r>
+              <w:rPr>
+                <w:webHidden/>
+              </w:rPr>
             </w:r>
             <w:r>
               <w:rPr>
@@ -693,7 +738,6 @@
             <w:r>
               <w:rPr>
                 <w:rStyle w:val="IndexLink"/>
-                <w:vanish w:val="false"/>
               </w:rPr>
               <w:tab/>
               <w:t>3</w:t>
@@ -708,13 +752,12 @@
         </w:p>
         <w:p>
           <w:pPr>
-            <w:pStyle w:val="TOC2"/>
+            <w:pStyle w:val="Inhopg2"/>
             <w:tabs>
-              <w:tab w:val="clear" w:pos="708"/>
-              <w:tab w:val="right" w:pos="10054" w:leader="dot"/>
+              <w:tab w:val="right" w:leader="dot" w:pos="10054"/>
             </w:tabs>
             <w:rPr>
-              <w:rFonts w:eastAsia="" w:eastAsiaTheme="minorEastAsia"/>
+              <w:rFonts w:eastAsiaTheme="minorEastAsia"/>
               <w:sz w:val="24"/>
               <w:szCs w:val="24"/>
               <w:lang w:val="nl-NL" w:eastAsia="nl-NL"/>
@@ -723,8 +766,8 @@
           <w:hyperlink w:anchor="_Toc227923621">
             <w:r>
               <w:rPr>
-                <w:webHidden/>
-                <w:rStyle w:val="IndexLink"/>
+                <w:rStyle w:val="IndexLink"/>
+                <w:webHidden/>
               </w:rPr>
               <w:t>Volume-knob rotated</w:t>
             </w:r>
@@ -738,7 +781,12 @@
               <w:rPr>
                 <w:webHidden/>
               </w:rPr>
-              <w:instrText xml:space="preserve">PAGEREF _Toc227923621 \h</w:instrText>
+              <w:instrText>PAGEREF _Toc227923621 \h</w:instrText>
+            </w:r>
+            <w:r>
+              <w:rPr>
+                <w:webHidden/>
+              </w:rPr>
             </w:r>
             <w:r>
               <w:rPr>
@@ -749,7 +797,6 @@
             <w:r>
               <w:rPr>
                 <w:rStyle w:val="IndexLink"/>
-                <w:vanish w:val="false"/>
               </w:rPr>
               <w:tab/>
               <w:t>3</w:t>
@@ -764,13 +811,12 @@
         </w:p>
         <w:p>
           <w:pPr>
-            <w:pStyle w:val="TOC3"/>
+            <w:pStyle w:val="Inhopg3"/>
             <w:tabs>
-              <w:tab w:val="clear" w:pos="708"/>
-              <w:tab w:val="right" w:pos="10054" w:leader="dot"/>
+              <w:tab w:val="right" w:leader="dot" w:pos="10054"/>
             </w:tabs>
             <w:rPr>
-              <w:rFonts w:eastAsia="" w:eastAsiaTheme="minorEastAsia"/>
+              <w:rFonts w:eastAsiaTheme="minorEastAsia"/>
               <w:sz w:val="24"/>
               <w:szCs w:val="24"/>
               <w:lang w:val="nl-NL" w:eastAsia="nl-NL"/>
@@ -779,8 +825,8 @@
           <w:hyperlink w:anchor="_Toc227923622">
             <w:r>
               <w:rPr>
-                <w:webHidden/>
-                <w:rStyle w:val="IndexLink"/>
+                <w:rStyle w:val="IndexLink"/>
+                <w:webHidden/>
               </w:rPr>
               <w:t>Previous: Oradio Off</w:t>
             </w:r>
@@ -794,7 +840,12 @@
               <w:rPr>
                 <w:webHidden/>
               </w:rPr>
-              <w:instrText xml:space="preserve">PAGEREF _Toc227923622 \h</w:instrText>
+              <w:instrText>PAGEREF _Toc227923622 \h</w:instrText>
+            </w:r>
+            <w:r>
+              <w:rPr>
+                <w:webHidden/>
+              </w:rPr>
             </w:r>
             <w:r>
               <w:rPr>
@@ -805,7 +856,6 @@
             <w:r>
               <w:rPr>
                 <w:rStyle w:val="IndexLink"/>
-                <w:vanish w:val="false"/>
               </w:rPr>
               <w:tab/>
               <w:t>3</w:t>
@@ -820,13 +870,12 @@
         </w:p>
         <w:p>
           <w:pPr>
-            <w:pStyle w:val="TOC2"/>
+            <w:pStyle w:val="Inhopg2"/>
             <w:tabs>
-              <w:tab w:val="clear" w:pos="708"/>
-              <w:tab w:val="right" w:pos="10054" w:leader="dot"/>
+              <w:tab w:val="right" w:leader="dot" w:pos="10054"/>
             </w:tabs>
             <w:rPr>
-              <w:rFonts w:eastAsia="" w:eastAsiaTheme="minorEastAsia"/>
+              <w:rFonts w:eastAsiaTheme="minorEastAsia"/>
               <w:sz w:val="24"/>
               <w:szCs w:val="24"/>
               <w:lang w:val="nl-NL" w:eastAsia="nl-NL"/>
@@ -835,8 +884,8 @@
           <w:hyperlink w:anchor="_Toc227923623">
             <w:r>
               <w:rPr>
-                <w:webHidden/>
-                <w:rStyle w:val="IndexLink"/>
+                <w:rStyle w:val="IndexLink"/>
+                <w:webHidden/>
               </w:rPr>
               <w:t>Off-button pressed</w:t>
             </w:r>
@@ -850,7 +899,12 @@
               <w:rPr>
                 <w:webHidden/>
               </w:rPr>
-              <w:instrText xml:space="preserve">PAGEREF _Toc227923623 \h</w:instrText>
+              <w:instrText>PAGEREF _Toc227923623 \h</w:instrText>
+            </w:r>
+            <w:r>
+              <w:rPr>
+                <w:webHidden/>
+              </w:rPr>
             </w:r>
             <w:r>
               <w:rPr>
@@ -861,7 +915,6 @@
             <w:r>
               <w:rPr>
                 <w:rStyle w:val="IndexLink"/>
-                <w:vanish w:val="false"/>
               </w:rPr>
               <w:tab/>
               <w:t>3</w:t>
@@ -876,13 +929,12 @@
         </w:p>
         <w:p>
           <w:pPr>
-            <w:pStyle w:val="TOC3"/>
+            <w:pStyle w:val="Inhopg3"/>
             <w:tabs>
-              <w:tab w:val="clear" w:pos="708"/>
-              <w:tab w:val="right" w:pos="10054" w:leader="dot"/>
+              <w:tab w:val="right" w:leader="dot" w:pos="10054"/>
             </w:tabs>
             <w:rPr>
-              <w:rFonts w:eastAsia="" w:eastAsiaTheme="minorEastAsia"/>
+              <w:rFonts w:eastAsiaTheme="minorEastAsia"/>
               <w:sz w:val="24"/>
               <w:szCs w:val="24"/>
               <w:lang w:val="nl-NL" w:eastAsia="nl-NL"/>
@@ -891,8 +943,8 @@
           <w:hyperlink w:anchor="_Toc227923624">
             <w:r>
               <w:rPr>
-                <w:webHidden/>
-                <w:rStyle w:val="IndexLink"/>
+                <w:rStyle w:val="IndexLink"/>
+                <w:webHidden/>
               </w:rPr>
               <w:t>Previous: Access point inactive</w:t>
             </w:r>
@@ -906,7 +958,12 @@
               <w:rPr>
                 <w:webHidden/>
               </w:rPr>
-              <w:instrText xml:space="preserve">PAGEREF _Toc227923624 \h</w:instrText>
+              <w:instrText>PAGEREF _Toc227923624 \h</w:instrText>
+            </w:r>
+            <w:r>
+              <w:rPr>
+                <w:webHidden/>
+              </w:rPr>
             </w:r>
             <w:r>
               <w:rPr>
@@ -917,7 +974,6 @@
             <w:r>
               <w:rPr>
                 <w:rStyle w:val="IndexLink"/>
-                <w:vanish w:val="false"/>
               </w:rPr>
               <w:tab/>
               <w:t>3</w:t>
@@ -932,13 +988,12 @@
         </w:p>
         <w:p>
           <w:pPr>
-            <w:pStyle w:val="TOC3"/>
+            <w:pStyle w:val="Inhopg3"/>
             <w:tabs>
-              <w:tab w:val="clear" w:pos="708"/>
-              <w:tab w:val="right" w:pos="10054" w:leader="dot"/>
+              <w:tab w:val="right" w:leader="dot" w:pos="10054"/>
             </w:tabs>
             <w:rPr>
-              <w:rFonts w:eastAsia="" w:eastAsiaTheme="minorEastAsia"/>
+              <w:rFonts w:eastAsiaTheme="minorEastAsia"/>
               <w:sz w:val="24"/>
               <w:szCs w:val="24"/>
               <w:lang w:val="nl-NL" w:eastAsia="nl-NL"/>
@@ -947,8 +1002,8 @@
           <w:hyperlink w:anchor="_Toc227923625">
             <w:r>
               <w:rPr>
-                <w:webHidden/>
-                <w:rStyle w:val="IndexLink"/>
+                <w:rStyle w:val="IndexLink"/>
+                <w:webHidden/>
               </w:rPr>
               <w:t>Previous: Access point active</w:t>
             </w:r>
@@ -962,7 +1017,12 @@
               <w:rPr>
                 <w:webHidden/>
               </w:rPr>
-              <w:instrText xml:space="preserve">PAGEREF _Toc227923625 \h</w:instrText>
+              <w:instrText>PAGEREF _Toc227923625 \h</w:instrText>
+            </w:r>
+            <w:r>
+              <w:rPr>
+                <w:webHidden/>
+              </w:rPr>
             </w:r>
             <w:r>
               <w:rPr>
@@ -973,7 +1033,6 @@
             <w:r>
               <w:rPr>
                 <w:rStyle w:val="IndexLink"/>
-                <w:vanish w:val="false"/>
               </w:rPr>
               <w:tab/>
               <w:t>3</w:t>
@@ -988,11 +1047,11 @@
         </w:p>
         <w:p>
           <w:pPr>
-            <w:pStyle w:val="TOC1"/>
+            <w:pStyle w:val="Inhopg1"/>
             <w:rPr>
-              <w:rFonts w:eastAsia="" w:eastAsiaTheme="minorEastAsia"/>
-              <w:b w:val="false"/>
-              <w:bCs w:val="false"/>
+              <w:rFonts w:eastAsiaTheme="minorEastAsia"/>
+              <w:b w:val="0"/>
+              <w:bCs w:val="0"/>
               <w:sz w:val="24"/>
               <w:szCs w:val="24"/>
               <w:lang w:val="nl-NL" w:eastAsia="nl-NL"/>
@@ -1001,8 +1060,8 @@
           <w:hyperlink w:anchor="_Toc227923626">
             <w:r>
               <w:rPr>
-                <w:webHidden/>
-                <w:rStyle w:val="IndexLink"/>
+                <w:rStyle w:val="IndexLink"/>
+                <w:webHidden/>
               </w:rPr>
               <w:t>Section: Access point flow</w:t>
             </w:r>
@@ -1016,7 +1075,12 @@
               <w:rPr>
                 <w:webHidden/>
               </w:rPr>
-              <w:instrText xml:space="preserve">PAGEREF _Toc227923626 \h</w:instrText>
+              <w:instrText>PAGEREF _Toc227923626 \h</w:instrText>
+            </w:r>
+            <w:r>
+              <w:rPr>
+                <w:webHidden/>
+              </w:rPr>
             </w:r>
             <w:r>
               <w:rPr>
@@ -1027,7 +1091,6 @@
             <w:r>
               <w:rPr>
                 <w:rStyle w:val="IndexLink"/>
-                <w:vanish w:val="false"/>
               </w:rPr>
               <w:tab/>
               <w:t>3</w:t>
@@ -1042,13 +1105,12 @@
         </w:p>
         <w:p>
           <w:pPr>
-            <w:pStyle w:val="TOC2"/>
+            <w:pStyle w:val="Inhopg2"/>
             <w:tabs>
-              <w:tab w:val="clear" w:pos="708"/>
-              <w:tab w:val="right" w:pos="10054" w:leader="dot"/>
+              <w:tab w:val="right" w:leader="dot" w:pos="10054"/>
             </w:tabs>
             <w:rPr>
-              <w:rFonts w:eastAsia="" w:eastAsiaTheme="minorEastAsia"/>
+              <w:rFonts w:eastAsiaTheme="minorEastAsia"/>
               <w:sz w:val="24"/>
               <w:szCs w:val="24"/>
               <w:lang w:val="nl-NL" w:eastAsia="nl-NL"/>
@@ -1057,8 +1119,8 @@
           <w:hyperlink w:anchor="_Toc227923627">
             <w:r>
               <w:rPr>
-                <w:webHidden/>
-                <w:rStyle w:val="IndexLink"/>
+                <w:rStyle w:val="IndexLink"/>
+                <w:webHidden/>
               </w:rPr>
               <w:t>Access point stopped</w:t>
             </w:r>
@@ -1072,7 +1134,12 @@
               <w:rPr>
                 <w:webHidden/>
               </w:rPr>
-              <w:instrText xml:space="preserve">PAGEREF _Toc227923627 \h</w:instrText>
+              <w:instrText>PAGEREF _Toc227923627 \h</w:instrText>
+            </w:r>
+            <w:r>
+              <w:rPr>
+                <w:webHidden/>
+              </w:rPr>
             </w:r>
             <w:r>
               <w:rPr>
@@ -1083,7 +1150,6 @@
             <w:r>
               <w:rPr>
                 <w:rStyle w:val="IndexLink"/>
-                <w:vanish w:val="false"/>
               </w:rPr>
               <w:tab/>
               <w:t>3</w:t>
@@ -1098,13 +1164,12 @@
         </w:p>
         <w:p>
           <w:pPr>
-            <w:pStyle w:val="TOC2"/>
+            <w:pStyle w:val="Inhopg2"/>
             <w:tabs>
-              <w:tab w:val="clear" w:pos="708"/>
-              <w:tab w:val="right" w:pos="10054" w:leader="dot"/>
+              <w:tab w:val="right" w:leader="dot" w:pos="10054"/>
             </w:tabs>
             <w:rPr>
-              <w:rFonts w:eastAsia="" w:eastAsiaTheme="minorEastAsia"/>
+              <w:rFonts w:eastAsiaTheme="minorEastAsia"/>
               <w:sz w:val="24"/>
               <w:szCs w:val="24"/>
               <w:lang w:val="nl-NL" w:eastAsia="nl-NL"/>
@@ -1113,8 +1178,8 @@
           <w:hyperlink w:anchor="_Toc227923628">
             <w:r>
               <w:rPr>
-                <w:webHidden/>
-                <w:rStyle w:val="IndexLink"/>
+                <w:rStyle w:val="IndexLink"/>
+                <w:webHidden/>
               </w:rPr>
               <w:t>Access point started</w:t>
             </w:r>
@@ -1128,7 +1193,12 @@
               <w:rPr>
                 <w:webHidden/>
               </w:rPr>
-              <w:instrText xml:space="preserve">PAGEREF _Toc227923628 \h</w:instrText>
+              <w:instrText>PAGEREF _Toc227923628 \h</w:instrText>
+            </w:r>
+            <w:r>
+              <w:rPr>
+                <w:webHidden/>
+              </w:rPr>
             </w:r>
             <w:r>
               <w:rPr>
@@ -1139,7 +1209,6 @@
             <w:r>
               <w:rPr>
                 <w:rStyle w:val="IndexLink"/>
-                <w:vanish w:val="false"/>
               </w:rPr>
               <w:tab/>
               <w:t>3</w:t>
@@ -1154,11 +1223,11 @@
         </w:p>
         <w:p>
           <w:pPr>
-            <w:pStyle w:val="TOC1"/>
+            <w:pStyle w:val="Inhopg1"/>
             <w:rPr>
-              <w:rFonts w:eastAsia="" w:eastAsiaTheme="minorEastAsia"/>
-              <w:b w:val="false"/>
-              <w:bCs w:val="false"/>
+              <w:rFonts w:eastAsiaTheme="minorEastAsia"/>
+              <w:b w:val="0"/>
+              <w:bCs w:val="0"/>
               <w:sz w:val="24"/>
               <w:szCs w:val="24"/>
               <w:lang w:val="nl-NL" w:eastAsia="nl-NL"/>
@@ -1167,8 +1236,8 @@
           <w:hyperlink w:anchor="_Toc227923629">
             <w:r>
               <w:rPr>
-                <w:webHidden/>
-                <w:rStyle w:val="IndexLink"/>
+                <w:rStyle w:val="IndexLink"/>
+                <w:webHidden/>
               </w:rPr>
               <w:t>Section: Error flow</w:t>
             </w:r>
@@ -1182,7 +1251,12 @@
               <w:rPr>
                 <w:webHidden/>
               </w:rPr>
-              <w:instrText xml:space="preserve">PAGEREF _Toc227923629 \h</w:instrText>
+              <w:instrText>PAGEREF _Toc227923629 \h</w:instrText>
+            </w:r>
+            <w:r>
+              <w:rPr>
+                <w:webHidden/>
+              </w:rPr>
             </w:r>
             <w:r>
               <w:rPr>
@@ -1193,7 +1267,6 @@
             <w:r>
               <w:rPr>
                 <w:rStyle w:val="IndexLink"/>
-                <w:vanish w:val="false"/>
               </w:rPr>
               <w:tab/>
               <w:t>4</w:t>
@@ -1208,13 +1281,12 @@
         </w:p>
         <w:p>
           <w:pPr>
-            <w:pStyle w:val="TOC2"/>
+            <w:pStyle w:val="Inhopg2"/>
             <w:tabs>
-              <w:tab w:val="clear" w:pos="708"/>
-              <w:tab w:val="right" w:pos="10054" w:leader="dot"/>
+              <w:tab w:val="right" w:leader="dot" w:pos="10054"/>
             </w:tabs>
             <w:rPr>
-              <w:rFonts w:eastAsia="" w:eastAsiaTheme="minorEastAsia"/>
+              <w:rFonts w:eastAsiaTheme="minorEastAsia"/>
               <w:sz w:val="24"/>
               <w:szCs w:val="24"/>
               <w:lang w:val="nl-NL" w:eastAsia="nl-NL"/>
@@ -1223,8 +1295,8 @@
           <w:hyperlink w:anchor="_Toc227923630">
             <w:r>
               <w:rPr>
-                <w:webHidden/>
-                <w:rStyle w:val="IndexLink"/>
+                <w:rStyle w:val="IndexLink"/>
+                <w:webHidden/>
               </w:rPr>
               <w:t>USB removed</w:t>
             </w:r>
@@ -1238,7 +1310,12 @@
               <w:rPr>
                 <w:webHidden/>
               </w:rPr>
-              <w:instrText xml:space="preserve">PAGEREF _Toc227923630 \h</w:instrText>
+              <w:instrText>PAGEREF _Toc227923630 \h</w:instrText>
+            </w:r>
+            <w:r>
+              <w:rPr>
+                <w:webHidden/>
+              </w:rPr>
             </w:r>
             <w:r>
               <w:rPr>
@@ -1249,7 +1326,6 @@
             <w:r>
               <w:rPr>
                 <w:rStyle w:val="IndexLink"/>
-                <w:vanish w:val="false"/>
               </w:rPr>
               <w:tab/>
               <w:t>4</w:t>
@@ -1264,13 +1340,12 @@
         </w:p>
         <w:p>
           <w:pPr>
-            <w:pStyle w:val="TOC2"/>
+            <w:pStyle w:val="Inhopg2"/>
             <w:tabs>
-              <w:tab w:val="clear" w:pos="708"/>
-              <w:tab w:val="right" w:pos="10054" w:leader="dot"/>
+              <w:tab w:val="right" w:leader="dot" w:pos="10054"/>
             </w:tabs>
             <w:rPr>
-              <w:rFonts w:eastAsia="" w:eastAsiaTheme="minorEastAsia"/>
+              <w:rFonts w:eastAsiaTheme="minorEastAsia"/>
               <w:sz w:val="24"/>
               <w:szCs w:val="24"/>
               <w:lang w:val="nl-NL" w:eastAsia="nl-NL"/>
@@ -1279,8 +1354,8 @@
           <w:hyperlink w:anchor="_Toc227923631">
             <w:r>
               <w:rPr>
-                <w:webHidden/>
-                <w:rStyle w:val="IndexLink"/>
+                <w:rStyle w:val="IndexLink"/>
+                <w:webHidden/>
               </w:rPr>
               <w:t>USB inserted</w:t>
             </w:r>
@@ -1294,7 +1369,12 @@
               <w:rPr>
                 <w:webHidden/>
               </w:rPr>
-              <w:instrText xml:space="preserve">PAGEREF _Toc227923631 \h</w:instrText>
+              <w:instrText>PAGEREF _Toc227923631 \h</w:instrText>
+            </w:r>
+            <w:r>
+              <w:rPr>
+                <w:webHidden/>
+              </w:rPr>
             </w:r>
             <w:r>
               <w:rPr>
@@ -1305,7 +1385,6 @@
             <w:r>
               <w:rPr>
                 <w:rStyle w:val="IndexLink"/>
-                <w:vanish w:val="false"/>
               </w:rPr>
               <w:tab/>
               <w:t>4</w:t>
@@ -1320,13 +1399,12 @@
         </w:p>
         <w:p>
           <w:pPr>
-            <w:pStyle w:val="TOC2"/>
+            <w:pStyle w:val="Inhopg2"/>
             <w:tabs>
-              <w:tab w:val="clear" w:pos="708"/>
-              <w:tab w:val="right" w:pos="10054" w:leader="dot"/>
+              <w:tab w:val="right" w:leader="dot" w:pos="10054"/>
             </w:tabs>
             <w:rPr>
-              <w:rFonts w:eastAsia="" w:eastAsiaTheme="minorEastAsia"/>
+              <w:rFonts w:eastAsiaTheme="minorEastAsia"/>
               <w:sz w:val="24"/>
               <w:szCs w:val="24"/>
               <w:lang w:val="nl-NL" w:eastAsia="nl-NL"/>
@@ -1335,8 +1413,8 @@
           <w:hyperlink w:anchor="_Toc227923632">
             <w:r>
               <w:rPr>
-                <w:webHidden/>
-                <w:rStyle w:val="IndexLink"/>
+                <w:rStyle w:val="IndexLink"/>
+                <w:webHidden/>
               </w:rPr>
               <w:t>Wifi disconnected</w:t>
             </w:r>
@@ -1350,7 +1428,12 @@
               <w:rPr>
                 <w:webHidden/>
               </w:rPr>
-              <w:instrText xml:space="preserve">PAGEREF _Toc227923632 \h</w:instrText>
+              <w:instrText>PAGEREF _Toc227923632 \h</w:instrText>
+            </w:r>
+            <w:r>
+              <w:rPr>
+                <w:webHidden/>
+              </w:rPr>
             </w:r>
             <w:r>
               <w:rPr>
@@ -1361,7 +1444,6 @@
             <w:r>
               <w:rPr>
                 <w:rStyle w:val="IndexLink"/>
-                <w:vanish w:val="false"/>
               </w:rPr>
               <w:tab/>
               <w:t>4</w:t>
@@ -1376,13 +1458,12 @@
         </w:p>
         <w:p>
           <w:pPr>
-            <w:pStyle w:val="TOC3"/>
+            <w:pStyle w:val="Inhopg3"/>
             <w:tabs>
-              <w:tab w:val="clear" w:pos="708"/>
-              <w:tab w:val="right" w:pos="10054" w:leader="dot"/>
+              <w:tab w:val="right" w:leader="dot" w:pos="10054"/>
             </w:tabs>
             <w:rPr>
-              <w:rFonts w:eastAsia="" w:eastAsiaTheme="minorEastAsia"/>
+              <w:rFonts w:eastAsiaTheme="minorEastAsia"/>
               <w:sz w:val="24"/>
               <w:szCs w:val="24"/>
               <w:lang w:val="nl-NL" w:eastAsia="nl-NL"/>
@@ -1391,8 +1472,8 @@
           <w:hyperlink w:anchor="_Toc227923633">
             <w:r>
               <w:rPr>
-                <w:webHidden/>
-                <w:rStyle w:val="IndexLink"/>
+                <w:rStyle w:val="IndexLink"/>
+                <w:webHidden/>
               </w:rPr>
               <w:t>Previous: Oradio not Off</w:t>
             </w:r>
@@ -1406,7 +1487,12 @@
               <w:rPr>
                 <w:webHidden/>
               </w:rPr>
-              <w:instrText xml:space="preserve">PAGEREF _Toc227923633 \h</w:instrText>
+              <w:instrText>PAGEREF _Toc227923633 \h</w:instrText>
+            </w:r>
+            <w:r>
+              <w:rPr>
+                <w:webHidden/>
+              </w:rPr>
             </w:r>
             <w:r>
               <w:rPr>
@@ -1417,7 +1503,6 @@
             <w:r>
               <w:rPr>
                 <w:rStyle w:val="IndexLink"/>
-                <w:vanish w:val="false"/>
               </w:rPr>
               <w:tab/>
               <w:t>4</w:t>
@@ -1432,13 +1517,12 @@
         </w:p>
         <w:p>
           <w:pPr>
-            <w:pStyle w:val="TOC3"/>
+            <w:pStyle w:val="Inhopg3"/>
             <w:tabs>
-              <w:tab w:val="clear" w:pos="708"/>
-              <w:tab w:val="right" w:pos="10054" w:leader="dot"/>
+              <w:tab w:val="right" w:leader="dot" w:pos="10054"/>
             </w:tabs>
             <w:rPr>
-              <w:rFonts w:eastAsia="" w:eastAsiaTheme="minorEastAsia"/>
+              <w:rFonts w:eastAsiaTheme="minorEastAsia"/>
               <w:sz w:val="24"/>
               <w:szCs w:val="24"/>
               <w:lang w:val="nl-NL" w:eastAsia="nl-NL"/>
@@ -1447,8 +1531,8 @@
           <w:hyperlink w:anchor="_Toc227923634">
             <w:r>
               <w:rPr>
-                <w:webHidden/>
-                <w:rStyle w:val="IndexLink"/>
+                <w:rStyle w:val="IndexLink"/>
+                <w:webHidden/>
               </w:rPr>
               <w:t>Previous: Playing playlist webradio</w:t>
             </w:r>
@@ -1462,7 +1546,12 @@
               <w:rPr>
                 <w:webHidden/>
               </w:rPr>
-              <w:instrText xml:space="preserve">PAGEREF _Toc227923634 \h</w:instrText>
+              <w:instrText>PAGEREF _Toc227923634 \h</w:instrText>
+            </w:r>
+            <w:r>
+              <w:rPr>
+                <w:webHidden/>
+              </w:rPr>
             </w:r>
             <w:r>
               <w:rPr>
@@ -1473,7 +1562,6 @@
             <w:r>
               <w:rPr>
                 <w:rStyle w:val="IndexLink"/>
-                <w:vanish w:val="false"/>
               </w:rPr>
               <w:tab/>
               <w:t>4</w:t>
@@ -1488,13 +1576,12 @@
         </w:p>
         <w:p>
           <w:pPr>
-            <w:pStyle w:val="TOC2"/>
+            <w:pStyle w:val="Inhopg2"/>
             <w:tabs>
-              <w:tab w:val="clear" w:pos="708"/>
-              <w:tab w:val="right" w:pos="10054" w:leader="dot"/>
+              <w:tab w:val="right" w:leader="dot" w:pos="10054"/>
             </w:tabs>
             <w:rPr>
-              <w:rFonts w:eastAsia="" w:eastAsiaTheme="minorEastAsia"/>
+              <w:rFonts w:eastAsiaTheme="minorEastAsia"/>
               <w:sz w:val="24"/>
               <w:szCs w:val="24"/>
               <w:lang w:val="nl-NL" w:eastAsia="nl-NL"/>
@@ -1503,8 +1590,8 @@
           <w:hyperlink w:anchor="_Toc227923635">
             <w:r>
               <w:rPr>
-                <w:webHidden/>
-                <w:rStyle w:val="IndexLink"/>
+                <w:rStyle w:val="IndexLink"/>
+                <w:webHidden/>
               </w:rPr>
               <w:t>Wifi connected</w:t>
             </w:r>
@@ -1518,7 +1605,12 @@
               <w:rPr>
                 <w:webHidden/>
               </w:rPr>
-              <w:instrText xml:space="preserve">PAGEREF _Toc227923635 \h</w:instrText>
+              <w:instrText>PAGEREF _Toc227923635 \h</w:instrText>
+            </w:r>
+            <w:r>
+              <w:rPr>
+                <w:webHidden/>
+              </w:rPr>
             </w:r>
             <w:r>
               <w:rPr>
@@ -1529,7 +1621,6 @@
             <w:r>
               <w:rPr>
                 <w:rStyle w:val="IndexLink"/>
-                <w:vanish w:val="false"/>
               </w:rPr>
               <w:tab/>
               <w:t>4</w:t>
@@ -1544,13 +1635,12 @@
         </w:p>
         <w:p>
           <w:pPr>
-            <w:pStyle w:val="TOC3"/>
+            <w:pStyle w:val="Inhopg3"/>
             <w:tabs>
-              <w:tab w:val="clear" w:pos="708"/>
-              <w:tab w:val="right" w:pos="10054" w:leader="dot"/>
+              <w:tab w:val="right" w:leader="dot" w:pos="10054"/>
             </w:tabs>
             <w:rPr>
-              <w:rFonts w:eastAsia="" w:eastAsiaTheme="minorEastAsia"/>
+              <w:rFonts w:eastAsiaTheme="minorEastAsia"/>
               <w:sz w:val="24"/>
               <w:szCs w:val="24"/>
               <w:lang w:val="nl-NL" w:eastAsia="nl-NL"/>
@@ -1559,8 +1649,8 @@
           <w:hyperlink w:anchor="_Toc227923636">
             <w:r>
               <w:rPr>
-                <w:webHidden/>
-                <w:rStyle w:val="IndexLink"/>
+                <w:rStyle w:val="IndexLink"/>
+                <w:webHidden/>
               </w:rPr>
               <w:t>Previous: Oradio not Off</w:t>
             </w:r>
@@ -1574,7 +1664,12 @@
               <w:rPr>
                 <w:webHidden/>
               </w:rPr>
-              <w:instrText xml:space="preserve">PAGEREF _Toc227923636 \h</w:instrText>
+              <w:instrText>PAGEREF _Toc227923636 \h</w:instrText>
+            </w:r>
+            <w:r>
+              <w:rPr>
+                <w:webHidden/>
+              </w:rPr>
             </w:r>
             <w:r>
               <w:rPr>
@@ -1585,7 +1680,6 @@
             <w:r>
               <w:rPr>
                 <w:rStyle w:val="IndexLink"/>
-                <w:vanish w:val="false"/>
               </w:rPr>
               <w:tab/>
               <w:t>4</w:t>
@@ -1599,15 +1693,7 @@
           </w:hyperlink>
         </w:p>
         <w:p>
-          <w:pPr>
-            <w:pStyle w:val="Normal"/>
-            <w:rPr/>
-          </w:pPr>
           <w:r>
-            <w:rPr/>
-          </w:r>
-          <w:r>
-            <w:rPr/>
             <w:fldChar w:fldCharType="end"/>
           </w:r>
         </w:p>
@@ -1615,62 +1701,43 @@
     </w:sdt>
     <w:p>
       <w:pPr>
-        <w:pStyle w:val="Heading1"/>
-        <w:rPr/>
+        <w:pStyle w:val="Kop1"/>
       </w:pPr>
       <w:bookmarkStart w:id="0" w:name="_Toc227923609"/>
       <w:r>
-        <w:rPr/>
         <w:t>Introduction</w:t>
       </w:r>
       <w:bookmarkEnd w:id="0"/>
     </w:p>
     <w:p>
-      <w:pPr>
-        <w:pStyle w:val="Normal"/>
-        <w:rPr/>
-      </w:pPr>
-      <w:r>
-        <w:rPr/>
+      <w:r>
         <w:t>Sections co-exist and run independent from other sections.</w:t>
       </w:r>
     </w:p>
     <w:p>
-      <w:pPr>
-        <w:pStyle w:val="Normal"/>
-        <w:rPr/>
-      </w:pPr>
-      <w:r>
-        <w:rPr/>
+      <w:r>
         <w:t>Each section describes a series of actions i.e. steps for a specific action.</w:t>
       </w:r>
     </w:p>
     <w:p>
-      <w:pPr>
-        <w:pStyle w:val="Normal"/>
-        <w:rPr/>
-      </w:pPr>
-      <w:r>
-        <w:rPr/>
+      <w:r>
         <w:t xml:space="preserve">Each step can be interrupted by an error triggering the error flow. </w:t>
       </w:r>
     </w:p>
     <w:p>
       <w:pPr>
-        <w:pStyle w:val="Heading1"/>
-        <w:rPr/>
+        <w:pStyle w:val="Kop1"/>
       </w:pPr>
       <w:bookmarkStart w:id="1" w:name="_Toc227923610"/>
       <w:r>
-        <w:rPr/>
+        <w:lastRenderedPageBreak/>
         <w:t>Section: Normal flow</w:t>
       </w:r>
       <w:bookmarkEnd w:id="1"/>
     </w:p>
     <w:p>
       <w:pPr>
-        <w:pStyle w:val="Heading2"/>
-        <w:rPr/>
+        <w:pStyle w:val="Kop2"/>
       </w:pPr>
       <w:bookmarkStart w:id="2" w:name="_Toc227923611"/>
       <w:r>
@@ -1680,114 +1747,96 @@
         <w:t>Power</w:t>
       </w:r>
       <w:r>
-        <w:rPr/>
         <w:t xml:space="preserve"> on</w:t>
       </w:r>
       <w:bookmarkEnd w:id="2"/>
     </w:p>
     <w:p>
-      <w:pPr>
-        <w:pStyle w:val="Normal"/>
-        <w:rPr/>
-      </w:pPr>
-      <w:r>
-        <w:rPr/>
+      <w:r>
         <w:t>When RPI boots the Off-LED is on, other LEDs and backlight is off.</w:t>
       </w:r>
     </w:p>
     <w:p>
       <w:pPr>
-        <w:pStyle w:val="ListParagraph"/>
+        <w:pStyle w:val="Lijstalinea"/>
         <w:numPr>
           <w:ilvl w:val="0"/>
           <w:numId w:val="2"/>
         </w:numPr>
-        <w:ind w:hanging="294" w:left="426"/>
-        <w:rPr/>
-      </w:pPr>
-      <w:r>
-        <w:rPr/>
+        <w:ind w:left="426" w:hanging="294"/>
+      </w:pPr>
+      <w:r>
         <w:t>Initialize HW (Power, LEDs, Backlight, Buttons, Volume, USB, wifi)</w:t>
       </w:r>
     </w:p>
     <w:p>
       <w:pPr>
-        <w:pStyle w:val="ListParagraph"/>
+        <w:pStyle w:val="Lijstalinea"/>
         <w:numPr>
           <w:ilvl w:val="0"/>
           <w:numId w:val="2"/>
         </w:numPr>
-        <w:ind w:hanging="294" w:left="426"/>
-        <w:rPr/>
-      </w:pPr>
-      <w:r>
-        <w:rPr/>
+        <w:ind w:left="426" w:hanging="294"/>
+      </w:pPr>
+      <w:r>
         <w:t>Set Off-LED blink, other LEDs off</w:t>
       </w:r>
     </w:p>
     <w:p>
       <w:pPr>
-        <w:pStyle w:val="ListParagraph"/>
+        <w:pStyle w:val="Lijstalinea"/>
         <w:numPr>
           <w:ilvl w:val="0"/>
           <w:numId w:val="2"/>
         </w:numPr>
-        <w:ind w:hanging="294" w:left="426"/>
-        <w:rPr/>
-      </w:pPr>
-      <w:r>
-        <w:rPr/>
+        <w:ind w:left="426" w:hanging="294"/>
+      </w:pPr>
+      <w:r>
         <w:t>Wait for USB status</w:t>
       </w:r>
     </w:p>
     <w:p>
       <w:pPr>
-        <w:pStyle w:val="ListParagraph"/>
+        <w:pStyle w:val="Lijstalinea"/>
         <w:numPr>
           <w:ilvl w:val="0"/>
           <w:numId w:val="2"/>
         </w:numPr>
-        <w:ind w:hanging="294" w:left="426"/>
-        <w:rPr/>
-      </w:pPr>
-      <w:r>
-        <w:rPr/>
+        <w:ind w:left="426" w:hanging="294"/>
+      </w:pPr>
+      <w:r>
         <w:t>Initialize MPD</w:t>
       </w:r>
     </w:p>
     <w:p>
       <w:pPr>
-        <w:pStyle w:val="ListParagraph"/>
+        <w:pStyle w:val="Lijstalinea"/>
         <w:numPr>
           <w:ilvl w:val="0"/>
           <w:numId w:val="2"/>
         </w:numPr>
-        <w:ind w:hanging="294" w:left="426"/>
-        <w:rPr/>
-      </w:pPr>
-      <w:r>
-        <w:rPr/>
+        <w:ind w:left="426" w:hanging="294"/>
+      </w:pPr>
+      <w:r>
         <w:t>Play startup tune</w:t>
       </w:r>
     </w:p>
     <w:p>
       <w:pPr>
-        <w:pStyle w:val="ListParagraph"/>
+        <w:pStyle w:val="Lijstalinea"/>
         <w:numPr>
           <w:ilvl w:val="0"/>
           <w:numId w:val="2"/>
         </w:numPr>
-        <w:ind w:hanging="294" w:left="426"/>
-        <w:rPr/>
-      </w:pPr>
-      <w:r>
-        <w:rPr/>
+        <w:ind w:left="426" w:hanging="294"/>
+      </w:pPr>
+      <w:r>
         <w:t>Set Off-LED off, other LEDs off</w:t>
       </w:r>
     </w:p>
     <w:p>
       <w:pPr>
-        <w:pStyle w:val="Heading2"/>
+        <w:pStyle w:val="Kop2"/>
         <w:rPr>
           <w:szCs w:val="36"/>
         </w:rPr>
@@ -1803,1031 +1852,1011 @@
     </w:p>
     <w:p>
       <w:pPr>
-        <w:pStyle w:val="ListParagraph"/>
+        <w:pStyle w:val="Lijstalinea"/>
         <w:numPr>
           <w:ilvl w:val="0"/>
           <w:numId w:val="1"/>
         </w:numPr>
-        <w:ind w:hanging="284" w:left="426"/>
-        <w:rPr/>
-      </w:pPr>
-      <w:r>
-        <w:rPr/>
+        <w:ind w:left="426" w:hanging="284"/>
+      </w:pPr>
+      <w:r>
         <w:t>Play click sound</w:t>
       </w:r>
     </w:p>
     <w:p>
       <w:pPr>
-        <w:pStyle w:val="ListParagraph"/>
+        <w:pStyle w:val="Lijstalinea"/>
         <w:numPr>
           <w:ilvl w:val="0"/>
           <w:numId w:val="1"/>
         </w:numPr>
-        <w:ind w:hanging="284" w:left="426"/>
-        <w:rPr/>
-      </w:pPr>
-      <w:r>
-        <w:rPr/>
+        <w:ind w:left="426" w:hanging="284"/>
+      </w:pPr>
+      <w:r>
         <w:t>Set On-LED on, other LEDs off</w:t>
       </w:r>
     </w:p>
     <w:p>
       <w:pPr>
-        <w:pStyle w:val="Heading3"/>
-        <w:rPr/>
+        <w:pStyle w:val="Kop3"/>
       </w:pPr>
       <w:bookmarkStart w:id="4" w:name="_Toc227923613"/>
       <w:r>
-        <w:rPr/>
         <w:t>Previous: Oradio Off</w:t>
       </w:r>
       <w:bookmarkEnd w:id="4"/>
     </w:p>
     <w:p>
       <w:pPr>
-        <w:pStyle w:val="ListParagraph"/>
+        <w:pStyle w:val="Lijstalinea"/>
         <w:numPr>
           <w:ilvl w:val="0"/>
           <w:numId w:val="1"/>
         </w:numPr>
-        <w:ind w:hanging="284" w:left="709"/>
-        <w:rPr/>
-      </w:pPr>
-      <w:r>
-        <w:rPr/>
+        <w:ind w:left="709" w:hanging="284"/>
+      </w:pPr>
+      <w:r>
         <w:t>Play On tune</w:t>
       </w:r>
     </w:p>
     <w:p>
       <w:pPr>
-        <w:pStyle w:val="Heading4"/>
-        <w:rPr/>
-      </w:pPr>
-      <w:r>
-        <w:rPr/>
+        <w:pStyle w:val="Kop4"/>
+      </w:pPr>
+      <w:r>
         <w:t>If last played list is empty</w:t>
       </w:r>
     </w:p>
     <w:p>
       <w:pPr>
-        <w:pStyle w:val="ListParagraph"/>
+        <w:pStyle w:val="Lijstalinea"/>
         <w:numPr>
           <w:ilvl w:val="0"/>
           <w:numId w:val="1"/>
         </w:numPr>
-        <w:ind w:hanging="284" w:left="993"/>
-        <w:rPr/>
-      </w:pPr>
-      <w:r>
-        <w:rPr/>
+        <w:ind w:left="993" w:hanging="284"/>
+      </w:pPr>
+      <w:r>
         <w:t>Play preset1 playlist</w:t>
       </w:r>
     </w:p>
     <w:p>
       <w:pPr>
-        <w:pStyle w:val="Heading4"/>
-        <w:rPr/>
-      </w:pPr>
-      <w:r>
-        <w:rPr/>
+        <w:pStyle w:val="Kop4"/>
+      </w:pPr>
+      <w:r>
         <w:t>If last played list is not empty</w:t>
       </w:r>
     </w:p>
     <w:p>
       <w:pPr>
-        <w:pStyle w:val="ListParagraph"/>
+        <w:pStyle w:val="Lijstalinea"/>
         <w:numPr>
           <w:ilvl w:val="0"/>
           <w:numId w:val="1"/>
         </w:numPr>
-        <w:ind w:hanging="284" w:left="993"/>
-        <w:rPr/>
-      </w:pPr>
-      <w:r>
-        <w:rPr/>
+        <w:ind w:left="993" w:hanging="284"/>
+      </w:pPr>
+      <w:r>
         <w:t>Play last playlist</w:t>
       </w:r>
     </w:p>
     <w:p>
       <w:pPr>
-        <w:pStyle w:val="Heading3"/>
-        <w:rPr/>
+        <w:pStyle w:val="Kop3"/>
       </w:pPr>
       <w:bookmarkStart w:id="5" w:name="_Toc227923614"/>
       <w:r>
-        <w:rPr/>
         <w:t>Previous: Oradio playing a preset playlist</w:t>
       </w:r>
       <w:bookmarkEnd w:id="5"/>
     </w:p>
     <w:p>
       <w:pPr>
-        <w:pStyle w:val="ListParagraph"/>
+        <w:pStyle w:val="Lijstalinea"/>
         <w:numPr>
           <w:ilvl w:val="0"/>
           <w:numId w:val="1"/>
         </w:numPr>
-        <w:ind w:hanging="284" w:left="709"/>
-        <w:rPr/>
-      </w:pPr>
-      <w:r>
-        <w:rPr/>
+        <w:ind w:left="709" w:hanging="284"/>
+      </w:pPr>
+      <w:r>
         <w:t>Play On tune</w:t>
       </w:r>
     </w:p>
     <w:p>
       <w:pPr>
-        <w:pStyle w:val="ListParagraph"/>
+        <w:pStyle w:val="Lijstalinea"/>
         <w:numPr>
           <w:ilvl w:val="0"/>
           <w:numId w:val="1"/>
         </w:numPr>
-        <w:ind w:hanging="284" w:left="709"/>
-        <w:rPr/>
-      </w:pPr>
-      <w:r>
-        <w:rPr/>
-        <w:commentReference w:id="0"/>
-      </w:r>
-    </w:p>
-    <w:p>
-      <w:pPr>
-        <w:pStyle w:val="Heading3"/>
-        <w:rPr/>
-      </w:pPr>
-      <w:bookmarkStart w:id="6" w:name="_Toc227923615"/>
-      <w:r>
-        <w:rPr/>
+        <w:ind w:left="709" w:hanging="284"/>
+      </w:pPr>
+      <w:commentRangeStart w:id="6"/>
+      <w:commentRangeStart w:id="7"/>
+      <w:commentRangeEnd w:id="6"/>
+      <w:r>
+        <w:rPr>
+          <w:rStyle w:val="Verwijzingopmerking"/>
+          <w:sz w:val="22"/>
+          <w:szCs w:val="22"/>
+        </w:rPr>
+        <w:commentReference w:id="6"/>
+      </w:r>
+      <w:commentRangeEnd w:id="7"/>
+      <w:r>
+        <w:rPr>
+          <w:rStyle w:val="Verwijzingopmerking"/>
+          <w:sz w:val="22"/>
+          <w:szCs w:val="22"/>
+        </w:rPr>
+        <w:commentReference w:id="7"/>
+      </w:r>
+    </w:p>
+    <w:p>
+      <w:pPr>
+        <w:pStyle w:val="Kop3"/>
+      </w:pPr>
+      <w:bookmarkStart w:id="8" w:name="_Toc227923615"/>
+      <w:r>
         <w:t>Previous: Oradio On</w:t>
       </w:r>
-      <w:bookmarkEnd w:id="6"/>
-    </w:p>
-    <w:p>
-      <w:pPr>
-        <w:pStyle w:val="Heading4"/>
-        <w:rPr/>
-      </w:pPr>
-      <w:r>
-        <w:rPr/>
-        <w:t xml:space="preserve"> </w:t>
-      </w:r>
-      <w:r>
-        <w:rPr/>
-        <w:t>If playlist songs are on USB</w:t>
-      </w:r>
-    </w:p>
-    <w:p>
-      <w:pPr>
-        <w:pStyle w:val="ListParagraph"/>
+      <w:bookmarkEnd w:id="8"/>
+    </w:p>
+    <w:p>
+      <w:pPr>
+        <w:pStyle w:val="Kop4"/>
+      </w:pPr>
+      <w:r>
+        <w:t xml:space="preserve"> If playlist songs are on USB</w:t>
+      </w:r>
+    </w:p>
+    <w:p>
+      <w:pPr>
+        <w:pStyle w:val="Lijstalinea"/>
         <w:numPr>
           <w:ilvl w:val="0"/>
           <w:numId w:val="1"/>
         </w:numPr>
-        <w:ind w:hanging="284" w:left="993"/>
-        <w:rPr/>
-      </w:pPr>
-      <w:r>
-        <w:rPr/>
+        <w:ind w:left="993" w:hanging="284"/>
+      </w:pPr>
+      <w:r>
         <w:t>Play next-song message</w:t>
       </w:r>
     </w:p>
     <w:p>
       <w:pPr>
-        <w:pStyle w:val="ListParagraph"/>
+        <w:pStyle w:val="Lijstalinea"/>
         <w:numPr>
           <w:ilvl w:val="0"/>
           <w:numId w:val="1"/>
         </w:numPr>
-        <w:ind w:hanging="284" w:left="993"/>
-        <w:rPr/>
-      </w:pPr>
-      <w:r>
-        <w:rPr/>
+        <w:ind w:left="993" w:hanging="284"/>
+      </w:pPr>
+      <w:r>
         <w:t>Play next song from playlist</w:t>
       </w:r>
     </w:p>
     <w:p>
       <w:pPr>
-        <w:pStyle w:val="Heading4"/>
-        <w:rPr/>
-      </w:pPr>
-      <w:r>
-        <w:rPr/>
+        <w:pStyle w:val="Kop4"/>
+      </w:pPr>
+      <w:r>
         <w:t>If playlist is webradio</w:t>
       </w:r>
     </w:p>
     <w:p>
       <w:pPr>
-        <w:pStyle w:val="ListParagraph"/>
+        <w:pStyle w:val="Lijstalinea"/>
         <w:numPr>
           <w:ilvl w:val="0"/>
           <w:numId w:val="1"/>
         </w:numPr>
-        <w:ind w:hanging="284" w:left="993"/>
-        <w:rPr/>
-      </w:pPr>
-      <w:r>
-        <w:rPr/>
+        <w:ind w:left="993" w:hanging="284"/>
+      </w:pPr>
+      <w:r>
         <w:t>Play On tune</w:t>
       </w:r>
     </w:p>
     <w:p>
       <w:pPr>
-        <w:pStyle w:val="Heading3"/>
-        <w:rPr/>
-      </w:pPr>
-      <w:bookmarkStart w:id="7" w:name="_Toc227923616"/>
-      <w:r>
-        <w:rPr/>
+        <w:pStyle w:val="Kop3"/>
+      </w:pPr>
+      <w:bookmarkStart w:id="9" w:name="_Toc227923616"/>
+      <w:r>
         <w:t>Long-press detected</w:t>
       </w:r>
-      <w:bookmarkEnd w:id="7"/>
-    </w:p>
-    <w:p>
-      <w:pPr>
-        <w:pStyle w:val="ListParagraph"/>
+      <w:bookmarkEnd w:id="9"/>
+    </w:p>
+    <w:p>
+      <w:pPr>
+        <w:pStyle w:val="Lijstalinea"/>
         <w:numPr>
           <w:ilvl w:val="0"/>
           <w:numId w:val="1"/>
         </w:numPr>
-        <w:ind w:hanging="284" w:left="709"/>
-        <w:rPr/>
-      </w:pPr>
-      <w:r>
-        <w:rPr/>
+        <w:ind w:left="709" w:hanging="284"/>
+      </w:pPr>
+      <w:r>
         <w:t>Set On-LED blink, all other LEDs off</w:t>
       </w:r>
     </w:p>
     <w:p>
       <w:pPr>
-        <w:pStyle w:val="ListParagraph"/>
+        <w:pStyle w:val="Lijstalinea"/>
         <w:numPr>
           <w:ilvl w:val="0"/>
           <w:numId w:val="1"/>
         </w:numPr>
-        <w:ind w:hanging="284" w:left="709"/>
-        <w:rPr/>
-      </w:pPr>
-      <w:r>
-        <w:rPr/>
+        <w:ind w:left="709" w:hanging="284"/>
+      </w:pPr>
+      <w:r>
         <w:t>Start access point</w:t>
       </w:r>
     </w:p>
     <w:p>
       <w:pPr>
-        <w:pStyle w:val="ListParagraph"/>
+        <w:pStyle w:val="Kop4"/>
+      </w:pPr>
+      <w:r>
+        <w:t>Previous: Playing playlist</w:t>
+      </w:r>
+      <w:r>
+        <w:t xml:space="preserve"> webradio</w:t>
+      </w:r>
+    </w:p>
+    <w:p>
+      <w:pPr>
+        <w:pStyle w:val="Lijstalinea"/>
         <w:numPr>
           <w:ilvl w:val="0"/>
           <w:numId w:val="1"/>
         </w:numPr>
-        <w:ind w:hanging="284" w:left="709"/>
-        <w:rPr/>
-      </w:pPr>
-      <w:r>
-        <w:rPr/>
-        <w:commentReference w:id="1"/>
-      </w:r>
-    </w:p>
-    <w:p>
-      <w:pPr>
-        <w:pStyle w:val="Heading2"/>
-        <w:rPr/>
-      </w:pPr>
-      <w:bookmarkStart w:id="8" w:name="_Toc227923617"/>
-      <w:r>
-        <w:rPr/>
+        <w:ind w:left="993" w:hanging="284"/>
+      </w:pPr>
+      <w:r>
+        <w:t>Stop playing playlist</w:t>
+      </w:r>
+      <w:commentRangeStart w:id="10"/>
+      <w:commentRangeStart w:id="11"/>
+      <w:commentRangeEnd w:id="10"/>
+      <w:r>
+        <w:rPr>
+          <w:rStyle w:val="Verwijzingopmerking"/>
+          <w:sz w:val="22"/>
+          <w:szCs w:val="22"/>
+        </w:rPr>
+        <w:commentReference w:id="10"/>
+      </w:r>
+      <w:commentRangeEnd w:id="11"/>
+      <w:r>
+        <w:rPr>
+          <w:rStyle w:val="Verwijzingopmerking"/>
+          <w:sz w:val="22"/>
+          <w:szCs w:val="22"/>
+        </w:rPr>
+        <w:commentReference w:id="11"/>
+      </w:r>
+    </w:p>
+    <w:p>
+      <w:pPr>
+        <w:pStyle w:val="Kop2"/>
+      </w:pPr>
+      <w:bookmarkStart w:id="12" w:name="_Toc227923617"/>
+      <w:r>
         <w:t>Preset-button pressed</w:t>
       </w:r>
-      <w:bookmarkEnd w:id="8"/>
-    </w:p>
-    <w:p>
-      <w:pPr>
-        <w:pStyle w:val="Normal"/>
-        <w:rPr/>
-      </w:pPr>
-      <w:r>
-        <w:rPr/>
+      <w:bookmarkEnd w:id="12"/>
+    </w:p>
+    <w:p>
+      <w:r>
         <w:t>Legend: # can be 1, 2, or 3</w:t>
       </w:r>
     </w:p>
     <w:p>
       <w:pPr>
-        <w:pStyle w:val="ListParagraph"/>
+        <w:pStyle w:val="Lijstalinea"/>
         <w:numPr>
           <w:ilvl w:val="0"/>
           <w:numId w:val="2"/>
         </w:numPr>
-        <w:ind w:hanging="294" w:left="426"/>
-        <w:rPr/>
-      </w:pPr>
-      <w:r>
-        <w:rPr/>
+        <w:ind w:left="426" w:hanging="294"/>
+      </w:pPr>
+      <w:r>
+        <w:lastRenderedPageBreak/>
         <w:t>Play click sound</w:t>
       </w:r>
     </w:p>
     <w:p>
       <w:pPr>
-        <w:pStyle w:val="Heading3"/>
-        <w:rPr/>
-      </w:pPr>
-      <w:bookmarkStart w:id="9" w:name="_Toc227923618"/>
-      <w:r>
-        <w:rPr/>
+        <w:pStyle w:val="Kop3"/>
+      </w:pPr>
+      <w:bookmarkStart w:id="13" w:name="_Toc227923618"/>
+      <w:r>
         <w:t>Previous: Oradio Off, On, or playing other preset playlist</w:t>
       </w:r>
-      <w:bookmarkEnd w:id="9"/>
-    </w:p>
-    <w:p>
-      <w:pPr>
-        <w:pStyle w:val="ListParagraph"/>
+      <w:bookmarkEnd w:id="13"/>
+    </w:p>
+    <w:p>
+      <w:pPr>
+        <w:pStyle w:val="Lijstalinea"/>
         <w:numPr>
           <w:ilvl w:val="0"/>
           <w:numId w:val="2"/>
         </w:numPr>
-        <w:ind w:hanging="294" w:left="709"/>
-        <w:rPr/>
-      </w:pPr>
-      <w:r>
-        <w:rPr/>
+        <w:ind w:left="709" w:hanging="294"/>
+      </w:pPr>
+      <w:r>
         <w:t>Set preset#-LED on, other LEDs off</w:t>
       </w:r>
     </w:p>
     <w:p>
       <w:pPr>
-        <w:pStyle w:val="ListParagraph"/>
+        <w:pStyle w:val="Lijstalinea"/>
         <w:numPr>
           <w:ilvl w:val="0"/>
           <w:numId w:val="2"/>
         </w:numPr>
-        <w:ind w:hanging="294" w:left="709"/>
-        <w:rPr/>
-      </w:pPr>
-      <w:r>
-        <w:rPr/>
+        <w:ind w:left="709" w:hanging="294"/>
+      </w:pPr>
+      <w:r>
         <w:t>Play preset# message</w:t>
       </w:r>
     </w:p>
     <w:p>
       <w:pPr>
-        <w:pStyle w:val="ListParagraph"/>
+        <w:pStyle w:val="Lijstalinea"/>
         <w:numPr>
           <w:ilvl w:val="0"/>
           <w:numId w:val="2"/>
         </w:numPr>
-        <w:ind w:hanging="294" w:left="709"/>
-        <w:rPr/>
-      </w:pPr>
-      <w:r>
-        <w:rPr/>
+        <w:ind w:left="709" w:hanging="294"/>
+      </w:pPr>
+      <w:r>
         <w:t>Play preset# playlist</w:t>
       </w:r>
     </w:p>
     <w:p>
       <w:pPr>
-        <w:pStyle w:val="Heading3"/>
-        <w:rPr/>
-      </w:pPr>
-      <w:bookmarkStart w:id="10" w:name="_Toc227923619"/>
-      <w:r>
-        <w:rPr/>
+        <w:pStyle w:val="Kop3"/>
+      </w:pPr>
+      <w:bookmarkStart w:id="14" w:name="_Toc227923619"/>
+      <w:r>
         <w:t>Previous: Oradio playing same preset playlist with songs on USB</w:t>
       </w:r>
-      <w:bookmarkEnd w:id="10"/>
-    </w:p>
-    <w:p>
-      <w:pPr>
-        <w:pStyle w:val="ListParagraph"/>
+      <w:bookmarkEnd w:id="14"/>
+    </w:p>
+    <w:p>
+      <w:pPr>
+        <w:pStyle w:val="Lijstalinea"/>
         <w:numPr>
           <w:ilvl w:val="0"/>
           <w:numId w:val="2"/>
         </w:numPr>
-        <w:rPr/>
-      </w:pPr>
-      <w:r>
-        <w:rPr/>
+      </w:pPr>
+      <w:r>
         <w:t>Play next-song message</w:t>
       </w:r>
     </w:p>
     <w:p>
       <w:pPr>
-        <w:pStyle w:val="ListParagraph"/>
+        <w:pStyle w:val="Lijstalinea"/>
         <w:numPr>
           <w:ilvl w:val="0"/>
           <w:numId w:val="2"/>
         </w:numPr>
-        <w:rPr/>
-      </w:pPr>
-      <w:r>
-        <w:rPr/>
+      </w:pPr>
+      <w:r>
         <w:t>Play next song from playlist</w:t>
       </w:r>
     </w:p>
     <w:p>
       <w:pPr>
-        <w:pStyle w:val="Heading3"/>
-        <w:rPr/>
-      </w:pPr>
-      <w:bookmarkStart w:id="11" w:name="_Toc227923620"/>
-      <w:r>
-        <w:rPr/>
+        <w:pStyle w:val="Kop3"/>
+      </w:pPr>
+      <w:bookmarkStart w:id="15" w:name="_Toc227923620"/>
+      <w:r>
         <w:t>Previous: Oradio playing same preset playlist is webradio</w:t>
       </w:r>
-      <w:bookmarkEnd w:id="11"/>
-    </w:p>
-    <w:p>
-      <w:pPr>
-        <w:pStyle w:val="ListParagraph"/>
+      <w:bookmarkEnd w:id="15"/>
+    </w:p>
+    <w:p>
+      <w:pPr>
+        <w:pStyle w:val="Lijstalinea"/>
         <w:numPr>
           <w:ilvl w:val="0"/>
           <w:numId w:val="2"/>
         </w:numPr>
-        <w:ind w:hanging="294" w:left="709"/>
-        <w:rPr/>
-      </w:pPr>
-      <w:r>
-        <w:rPr/>
+        <w:ind w:left="709" w:hanging="294"/>
+      </w:pPr>
+      <w:r>
         <w:t>Play preset# message</w:t>
       </w:r>
     </w:p>
     <w:p>
       <w:pPr>
-        <w:pStyle w:val="Heading2"/>
-        <w:rPr/>
-      </w:pPr>
-      <w:bookmarkStart w:id="12" w:name="_Toc227923621"/>
-      <w:r>
-        <w:rPr/>
+        <w:pStyle w:val="Kop2"/>
+      </w:pPr>
+      <w:bookmarkStart w:id="16" w:name="_Toc227923621"/>
+      <w:r>
         <w:t>Volume-knob rotated</w:t>
       </w:r>
-      <w:bookmarkEnd w:id="12"/>
-    </w:p>
-    <w:p>
-      <w:pPr>
-        <w:pStyle w:val="ListParagraph"/>
+      <w:bookmarkEnd w:id="16"/>
+    </w:p>
+    <w:p>
+      <w:pPr>
+        <w:pStyle w:val="Lijstalinea"/>
         <w:numPr>
           <w:ilvl w:val="0"/>
           <w:numId w:val="2"/>
         </w:numPr>
-        <w:ind w:hanging="294" w:left="426"/>
-        <w:rPr/>
-      </w:pPr>
-      <w:r>
-        <w:rPr/>
+        <w:ind w:left="426" w:hanging="294"/>
+      </w:pPr>
+      <w:r>
         <w:t>Set volume to knob position</w:t>
       </w:r>
     </w:p>
     <w:p>
       <w:pPr>
-        <w:pStyle w:val="Heading3"/>
-        <w:rPr/>
-      </w:pPr>
-      <w:bookmarkStart w:id="13" w:name="_Toc227923622"/>
-      <w:r>
-        <w:rPr/>
+        <w:pStyle w:val="Kop3"/>
+      </w:pPr>
+      <w:bookmarkStart w:id="17" w:name="_Toc227923622"/>
+      <w:r>
         <w:t>Previous: Oradio Off</w:t>
       </w:r>
-      <w:bookmarkEnd w:id="13"/>
-    </w:p>
-    <w:p>
-      <w:pPr>
-        <w:pStyle w:val="ListParagraph"/>
+      <w:bookmarkEnd w:id="17"/>
+    </w:p>
+    <w:p>
+      <w:pPr>
+        <w:pStyle w:val="Lijstalinea"/>
         <w:numPr>
           <w:ilvl w:val="0"/>
           <w:numId w:val="2"/>
         </w:numPr>
-        <w:ind w:hanging="294" w:left="709"/>
-        <w:rPr/>
-      </w:pPr>
-      <w:r>
-        <w:rPr/>
+        <w:ind w:left="709" w:hanging="294"/>
+      </w:pPr>
+      <w:r>
         <w:t>Set On-LED on, other LEDs off</w:t>
       </w:r>
     </w:p>
     <w:p>
       <w:pPr>
-        <w:pStyle w:val="Heading4"/>
-        <w:rPr/>
-      </w:pPr>
-      <w:r>
-        <w:rPr/>
+        <w:pStyle w:val="Kop4"/>
+      </w:pPr>
+      <w:r>
         <w:t>If last played list is empty</w:t>
       </w:r>
     </w:p>
     <w:p>
       <w:pPr>
-        <w:pStyle w:val="ListParagraph"/>
+        <w:pStyle w:val="Lijstalinea"/>
         <w:numPr>
           <w:ilvl w:val="0"/>
           <w:numId w:val="1"/>
         </w:numPr>
-        <w:ind w:hanging="284" w:left="993"/>
-        <w:rPr/>
-      </w:pPr>
-      <w:r>
-        <w:rPr/>
+        <w:ind w:left="993" w:hanging="284"/>
+      </w:pPr>
+      <w:r>
         <w:t>Play preset1 playlist</w:t>
       </w:r>
     </w:p>
     <w:p>
       <w:pPr>
-        <w:pStyle w:val="Heading4"/>
-        <w:rPr/>
-      </w:pPr>
-      <w:r>
-        <w:rPr/>
+        <w:pStyle w:val="Kop4"/>
+      </w:pPr>
+      <w:r>
         <w:t>If last played list is not empty</w:t>
       </w:r>
     </w:p>
     <w:p>
       <w:pPr>
-        <w:pStyle w:val="ListParagraph"/>
+        <w:pStyle w:val="Lijstalinea"/>
         <w:numPr>
           <w:ilvl w:val="0"/>
           <w:numId w:val="1"/>
         </w:numPr>
-        <w:ind w:hanging="284" w:left="993"/>
-        <w:rPr/>
-      </w:pPr>
-      <w:r>
-        <w:rPr/>
+        <w:ind w:left="993" w:hanging="284"/>
+      </w:pPr>
+      <w:r>
         <w:t>Play last playlist</w:t>
       </w:r>
     </w:p>
     <w:p>
       <w:pPr>
-        <w:pStyle w:val="Heading2"/>
-        <w:rPr/>
-      </w:pPr>
-      <w:bookmarkStart w:id="14" w:name="_Toc227923623"/>
-      <w:r>
-        <w:rPr/>
+        <w:pStyle w:val="Kop2"/>
+      </w:pPr>
+      <w:bookmarkStart w:id="18" w:name="_Toc227923623"/>
+      <w:r>
         <w:t>Off-button pressed</w:t>
       </w:r>
-      <w:bookmarkEnd w:id="14"/>
-    </w:p>
-    <w:p>
-      <w:pPr>
-        <w:pStyle w:val="ListParagraph"/>
+      <w:bookmarkEnd w:id="18"/>
+    </w:p>
+    <w:p>
+      <w:pPr>
+        <w:pStyle w:val="Lijstalinea"/>
         <w:numPr>
           <w:ilvl w:val="0"/>
           <w:numId w:val="2"/>
         </w:numPr>
-        <w:ind w:hanging="294" w:left="426"/>
-        <w:rPr/>
-      </w:pPr>
-      <w:r>
-        <w:rPr/>
+        <w:ind w:left="426" w:hanging="294"/>
+      </w:pPr>
+      <w:r>
         <w:t>Play click sound</w:t>
       </w:r>
     </w:p>
     <w:p>
       <w:pPr>
-        <w:pStyle w:val="Heading3"/>
-        <w:rPr/>
-      </w:pPr>
-      <w:bookmarkStart w:id="15" w:name="_Toc227923624"/>
-      <w:r>
-        <w:rPr/>
+        <w:pStyle w:val="Kop3"/>
+      </w:pPr>
+      <w:bookmarkStart w:id="19" w:name="_Toc227923624"/>
+      <w:r>
         <w:t>Previous: Access point inactive</w:t>
       </w:r>
-      <w:bookmarkEnd w:id="15"/>
-    </w:p>
-    <w:p>
-      <w:pPr>
-        <w:pStyle w:val="ListParagraph"/>
+      <w:bookmarkEnd w:id="19"/>
+    </w:p>
+    <w:p>
+      <w:pPr>
+        <w:pStyle w:val="Lijstalinea"/>
         <w:numPr>
           <w:ilvl w:val="0"/>
           <w:numId w:val="2"/>
         </w:numPr>
-        <w:ind w:hanging="294" w:left="709"/>
-        <w:rPr/>
-      </w:pPr>
-      <w:r>
-        <w:rPr/>
+        <w:ind w:left="709" w:hanging="294"/>
+      </w:pPr>
+      <w:r>
         <w:t>Set Off-LED on, other LEDs off</w:t>
       </w:r>
     </w:p>
     <w:p>
       <w:pPr>
-        <w:pStyle w:val="ListParagraph"/>
+        <w:pStyle w:val="Lijstalinea"/>
         <w:numPr>
           <w:ilvl w:val="0"/>
           <w:numId w:val="2"/>
         </w:numPr>
-        <w:ind w:hanging="294" w:left="709"/>
-        <w:rPr/>
-      </w:pPr>
-      <w:r>
-        <w:rPr/>
+        <w:ind w:left="709" w:hanging="294"/>
+      </w:pPr>
+      <w:r>
         <w:t>Play shutdown tune</w:t>
       </w:r>
     </w:p>
     <w:p>
       <w:pPr>
-        <w:pStyle w:val="ListParagraph"/>
+        <w:pStyle w:val="Lijstalinea"/>
         <w:numPr>
           <w:ilvl w:val="0"/>
           <w:numId w:val="2"/>
         </w:numPr>
-        <w:ind w:hanging="294" w:left="709"/>
-        <w:rPr/>
-      </w:pPr>
-      <w:r>
-        <w:rPr/>
+        <w:ind w:left="709" w:hanging="294"/>
+      </w:pPr>
+      <w:r>
         <w:t>Set Off-LED off</w:t>
       </w:r>
     </w:p>
     <w:p>
       <w:pPr>
-        <w:pStyle w:val="Heading3"/>
-        <w:rPr/>
-      </w:pPr>
-      <w:bookmarkStart w:id="16" w:name="_Toc227923625"/>
-      <w:r>
-        <w:rPr/>
+        <w:pStyle w:val="Kop3"/>
+      </w:pPr>
+      <w:bookmarkStart w:id="20" w:name="_Toc227923625"/>
+      <w:r>
         <w:t>Previous: Access point active</w:t>
       </w:r>
-      <w:bookmarkEnd w:id="16"/>
-    </w:p>
-    <w:p>
-      <w:pPr>
-        <w:pStyle w:val="ListParagraph"/>
+      <w:bookmarkEnd w:id="20"/>
+    </w:p>
+    <w:p>
+      <w:pPr>
+        <w:pStyle w:val="Lijstalinea"/>
         <w:numPr>
           <w:ilvl w:val="0"/>
           <w:numId w:val="2"/>
         </w:numPr>
-        <w:ind w:hanging="294" w:left="709"/>
-        <w:rPr/>
-      </w:pPr>
-      <w:r>
-        <w:rPr/>
+        <w:ind w:left="709" w:hanging="294"/>
+      </w:pPr>
+      <w:r>
         <w:t>Set all LEDs off</w:t>
       </w:r>
     </w:p>
     <w:p>
       <w:pPr>
-        <w:pStyle w:val="ListParagraph"/>
+        <w:pStyle w:val="Lijstalinea"/>
         <w:numPr>
           <w:ilvl w:val="0"/>
           <w:numId w:val="2"/>
         </w:numPr>
-        <w:ind w:hanging="294" w:left="709"/>
-        <w:rPr/>
-      </w:pPr>
-      <w:r>
-        <w:rPr/>
-        <w:commentReference w:id="2"/>
-      </w:r>
-    </w:p>
-    <w:p>
-      <w:pPr>
-        <w:pStyle w:val="Heading1"/>
-        <w:rPr/>
-      </w:pPr>
-      <w:bookmarkStart w:id="17" w:name="_Toc227923626"/>
-      <w:r>
-        <w:rPr/>
+        <w:ind w:left="709" w:hanging="294"/>
+      </w:pPr>
+      <w:commentRangeStart w:id="21"/>
+      <w:commentRangeStart w:id="22"/>
+      <w:commentRangeEnd w:id="21"/>
+      <w:r>
+        <w:rPr>
+          <w:rStyle w:val="Verwijzingopmerking"/>
+          <w:sz w:val="22"/>
+          <w:szCs w:val="22"/>
+        </w:rPr>
+        <w:commentReference w:id="21"/>
+      </w:r>
+      <w:commentRangeEnd w:id="22"/>
+      <w:r>
+        <w:rPr>
+          <w:rStyle w:val="Verwijzingopmerking"/>
+          <w:sz w:val="22"/>
+          <w:szCs w:val="22"/>
+        </w:rPr>
+        <w:commentReference w:id="22"/>
+      </w:r>
+    </w:p>
+    <w:p>
+      <w:pPr>
+        <w:pStyle w:val="Kop1"/>
+        <w:rPr>
+          <w:strike/>
+        </w:rPr>
+      </w:pPr>
+      <w:bookmarkStart w:id="23" w:name="_Toc227923626"/>
+      <w:commentRangeStart w:id="24"/>
+      <w:r>
+        <w:rPr>
+          <w:strike/>
+        </w:rPr>
         <w:t>Section: Access point flow</w:t>
       </w:r>
-      <w:bookmarkEnd w:id="17"/>
-    </w:p>
-    <w:p>
-      <w:pPr>
-        <w:pStyle w:val="Heading2"/>
-        <w:rPr/>
-      </w:pPr>
-      <w:bookmarkStart w:id="18" w:name="_Toc227923627"/>
-      <w:r>
-        <w:rPr/>
-        <w:t>Access point stopped</w:t>
-      </w:r>
-      <w:bookmarkEnd w:id="18"/>
-    </w:p>
-    <w:p>
-      <w:pPr>
-        <w:pStyle w:val="ListParagraph"/>
+      <w:bookmarkEnd w:id="23"/>
+      <w:commentRangeEnd w:id="24"/>
+      <w:r>
+        <w:rPr>
+          <w:rStyle w:val="Verwijzingopmerking"/>
+          <w:strike/>
+          <w:sz w:val="40"/>
+          <w:szCs w:val="40"/>
+        </w:rPr>
+        <w:commentReference w:id="24"/>
+      </w:r>
+    </w:p>
+    <w:p/>
+    <w:p>
+      <w:pPr>
+        <w:pStyle w:val="Kop1"/>
+      </w:pPr>
+      <w:bookmarkStart w:id="25" w:name="_Toc227923629"/>
+      <w:r>
+        <w:lastRenderedPageBreak/>
+        <w:t xml:space="preserve">Section: </w:t>
+      </w:r>
+      <w:commentRangeStart w:id="26"/>
+      <w:r>
+        <w:t>Event flow</w:t>
+      </w:r>
+      <w:bookmarkEnd w:id="25"/>
+      <w:commentRangeEnd w:id="26"/>
+      <w:r>
+        <w:rPr>
+          <w:rStyle w:val="Verwijzingopmerking"/>
+          <w:sz w:val="40"/>
+          <w:szCs w:val="40"/>
+        </w:rPr>
+        <w:commentReference w:id="26"/>
+      </w:r>
+    </w:p>
+    <w:p>
+      <w:pPr>
+        <w:pStyle w:val="Kop2"/>
+      </w:pPr>
+      <w:bookmarkStart w:id="27" w:name="_Toc227923630"/>
+      <w:r>
+        <w:t>USB removed</w:t>
+      </w:r>
+      <w:bookmarkEnd w:id="27"/>
+    </w:p>
+    <w:p>
+      <w:pPr>
+        <w:pStyle w:val="Lijstalinea"/>
         <w:numPr>
           <w:ilvl w:val="0"/>
           <w:numId w:val="2"/>
         </w:numPr>
-        <w:ind w:hanging="294" w:left="426"/>
-        <w:rPr/>
-      </w:pPr>
-      <w:r>
-        <w:rPr/>
-        <w:t>Play AP-stopped message</w:t>
-      </w:r>
-    </w:p>
-    <w:p>
-      <w:pPr>
-        <w:pStyle w:val="Heading2"/>
-        <w:rPr/>
-      </w:pPr>
-      <w:bookmarkStart w:id="19" w:name="_Toc227923628"/>
-      <w:r>
-        <w:rPr/>
-        <w:t>Access point started</w:t>
-      </w:r>
-      <w:bookmarkEnd w:id="19"/>
-    </w:p>
-    <w:p>
-      <w:pPr>
-        <w:pStyle w:val="ListParagraph"/>
+        <w:ind w:left="426" w:hanging="294"/>
+      </w:pPr>
+      <w:r>
+        <w:t>Stop playing playlist</w:t>
+      </w:r>
+    </w:p>
+    <w:p>
+      <w:pPr>
+        <w:pStyle w:val="Lijstalinea"/>
         <w:numPr>
           <w:ilvl w:val="0"/>
           <w:numId w:val="2"/>
         </w:numPr>
-        <w:ind w:hanging="294" w:left="426"/>
-        <w:rPr/>
-      </w:pPr>
-      <w:r>
-        <w:rPr/>
-        <w:t>Play AP-started message</w:t>
-      </w:r>
-    </w:p>
-    <w:p>
-      <w:pPr>
-        <w:pStyle w:val="Normal"/>
-        <w:rPr/>
-      </w:pPr>
-      <w:r>
-        <w:rPr/>
-      </w:r>
-    </w:p>
-    <w:p>
-      <w:pPr>
-        <w:pStyle w:val="Normal"/>
-        <w:rPr/>
-      </w:pPr>
-      <w:r>
-        <w:rPr>
-          <w:highlight w:val="yellow"/>
-        </w:rPr>
-        <w:t>TODO: Add actions for web interface pages</w:t>
-      </w:r>
-    </w:p>
-    <w:p>
-      <w:pPr>
-        <w:pStyle w:val="Heading1"/>
-        <w:rPr/>
-      </w:pPr>
-      <w:bookmarkStart w:id="20" w:name="_Toc227923629"/>
-      <w:r>
-        <w:rPr/>
-        <w:t>Section: Event flow</w:t>
-      </w:r>
-      <w:bookmarkEnd w:id="20"/>
-    </w:p>
-    <w:p>
-      <w:pPr>
-        <w:pStyle w:val="Heading2"/>
-        <w:rPr/>
-      </w:pPr>
-      <w:bookmarkStart w:id="21" w:name="_Toc227923630"/>
-      <w:r>
-        <w:rPr/>
-        <w:t>USB removed</w:t>
-      </w:r>
-      <w:bookmarkEnd w:id="21"/>
-    </w:p>
-    <w:p>
-      <w:pPr>
-        <w:pStyle w:val="ListParagraph"/>
+        <w:ind w:left="426" w:hanging="294"/>
+      </w:pPr>
+      <w:r>
+        <w:t>Set Off-LED blink, other LEDs off</w:t>
+      </w:r>
+    </w:p>
+    <w:p>
+      <w:pPr>
+        <w:pStyle w:val="Lijstalinea"/>
         <w:numPr>
           <w:ilvl w:val="0"/>
           <w:numId w:val="2"/>
         </w:numPr>
-        <w:ind w:hanging="294" w:left="426"/>
-        <w:rPr/>
-      </w:pPr>
-      <w:r>
-        <w:rPr/>
-        <w:t>Stop playing playlist</w:t>
-      </w:r>
-    </w:p>
-    <w:p>
-      <w:pPr>
-        <w:pStyle w:val="ListParagraph"/>
+        <w:ind w:left="426" w:hanging="294"/>
+      </w:pPr>
+      <w:r>
+        <w:t>Play USB absent message</w:t>
+      </w:r>
+    </w:p>
+    <w:p>
+      <w:pPr>
+        <w:pStyle w:val="Kop2"/>
+      </w:pPr>
+      <w:bookmarkStart w:id="28" w:name="_Toc227923631"/>
+      <w:r>
+        <w:t>USB inserted</w:t>
+      </w:r>
+      <w:bookmarkEnd w:id="28"/>
+    </w:p>
+    <w:p>
+      <w:pPr>
+        <w:pStyle w:val="Lijstalinea"/>
         <w:numPr>
           <w:ilvl w:val="0"/>
           <w:numId w:val="2"/>
         </w:numPr>
-        <w:ind w:hanging="294" w:left="426"/>
-        <w:rPr/>
-      </w:pPr>
-      <w:r>
-        <w:rPr/>
-        <w:t>Set Off-LED blink, other LEDs off</w:t>
-      </w:r>
-    </w:p>
-    <w:p>
-      <w:pPr>
-        <w:pStyle w:val="ListParagraph"/>
+        <w:ind w:left="426" w:hanging="294"/>
+      </w:pPr>
+      <w:r>
+        <w:t>Play USB present message</w:t>
+      </w:r>
+    </w:p>
+    <w:p>
+      <w:pPr>
+        <w:pStyle w:val="Lijstalinea"/>
         <w:numPr>
           <w:ilvl w:val="0"/>
           <w:numId w:val="2"/>
         </w:numPr>
-        <w:ind w:hanging="294" w:left="426"/>
-        <w:rPr/>
-      </w:pPr>
-      <w:r>
-        <w:rPr/>
-        <w:t>Play USB absent message</w:t>
-      </w:r>
-    </w:p>
-    <w:p>
-      <w:pPr>
-        <w:pStyle w:val="Heading2"/>
-        <w:rPr/>
-      </w:pPr>
-      <w:bookmarkStart w:id="22" w:name="_Toc227923631"/>
-      <w:r>
-        <w:rPr/>
-        <w:t>USB inserted</w:t>
-      </w:r>
-      <w:bookmarkEnd w:id="22"/>
-    </w:p>
-    <w:p>
-      <w:pPr>
-        <w:pStyle w:val="ListParagraph"/>
+        <w:ind w:left="426" w:hanging="294"/>
+      </w:pPr>
+      <w:r>
+        <w:t>Set all LEDs off</w:t>
+      </w:r>
+    </w:p>
+    <w:p>
+      <w:pPr>
+        <w:pStyle w:val="Kop2"/>
+      </w:pPr>
+      <w:bookmarkStart w:id="29" w:name="_Toc227923632"/>
+      <w:bookmarkStart w:id="30" w:name="_Toc227923627"/>
+      <w:r>
+        <w:t>Access point stopped</w:t>
+      </w:r>
+      <w:bookmarkEnd w:id="30"/>
+    </w:p>
+    <w:p>
+      <w:pPr>
+        <w:pStyle w:val="Lijstalinea"/>
         <w:numPr>
           <w:ilvl w:val="0"/>
           <w:numId w:val="2"/>
         </w:numPr>
-        <w:ind w:hanging="294" w:left="426"/>
-        <w:rPr/>
-      </w:pPr>
-      <w:r>
-        <w:rPr/>
-        <w:t>Play USB present message</w:t>
-      </w:r>
-    </w:p>
-    <w:p>
-      <w:pPr>
-        <w:pStyle w:val="ListParagraph"/>
+        <w:ind w:left="426" w:hanging="294"/>
+      </w:pPr>
+      <w:r>
+        <w:t>Play AP-stopped message</w:t>
+      </w:r>
+    </w:p>
+    <w:p>
+      <w:pPr>
+        <w:pStyle w:val="Kop2"/>
+      </w:pPr>
+      <w:bookmarkStart w:id="31" w:name="_Toc227923628"/>
+      <w:r>
+        <w:t>Access point started</w:t>
+      </w:r>
+      <w:bookmarkEnd w:id="31"/>
+    </w:p>
+    <w:p>
+      <w:pPr>
+        <w:pStyle w:val="Lijstalinea"/>
         <w:numPr>
           <w:ilvl w:val="0"/>
           <w:numId w:val="2"/>
         </w:numPr>
-        <w:ind w:hanging="294" w:left="426"/>
-        <w:rPr/>
-      </w:pPr>
-      <w:r>
-        <w:rPr/>
-        <w:t>Set all LEDs off</w:t>
-      </w:r>
-    </w:p>
-    <w:p>
-      <w:pPr>
-        <w:pStyle w:val="Heading2"/>
-        <w:rPr/>
-      </w:pPr>
-      <w:bookmarkStart w:id="23" w:name="_Toc227923632"/>
-      <w:r>
-        <w:rPr/>
-        <w:t>Wifi disconnected</w:t>
-      </w:r>
-      <w:bookmarkEnd w:id="23"/>
-    </w:p>
-    <w:p>
-      <w:pPr>
-        <w:pStyle w:val="Heading3"/>
-        <w:rPr/>
-      </w:pPr>
-      <w:r>
-        <w:rPr/>
-        <w:commentReference w:id="3"/>
-      </w:r>
-    </w:p>
-    <w:p>
-      <w:pPr>
-        <w:pStyle w:val="Heading3"/>
-        <w:rPr/>
-      </w:pPr>
-      <w:bookmarkStart w:id="24" w:name="_Toc227923633"/>
-      <w:r>
-        <w:rPr/>
+        <w:ind w:left="426" w:hanging="294"/>
+      </w:pPr>
+      <w:r>
+        <w:t>Play AP-started message</w:t>
+      </w:r>
+    </w:p>
+    <w:p>
+      <w:pPr>
+        <w:pStyle w:val="Kop2"/>
+      </w:pPr>
+      <w:commentRangeStart w:id="32"/>
+      <w:r>
+        <w:t xml:space="preserve">Wifi </w:t>
+      </w:r>
+      <w:commentRangeEnd w:id="32"/>
+      <w:r>
+        <w:rPr>
+          <w:rStyle w:val="Verwijzingopmerking"/>
+          <w:sz w:val="36"/>
+          <w:szCs w:val="32"/>
+        </w:rPr>
+        <w:commentReference w:id="32"/>
+      </w:r>
+      <w:r>
+        <w:t>disconnected</w:t>
+      </w:r>
+      <w:bookmarkEnd w:id="29"/>
+    </w:p>
+    <w:p>
+      <w:pPr>
+        <w:pStyle w:val="Kop3"/>
+      </w:pPr>
+      <w:commentRangeStart w:id="33"/>
+      <w:commentRangeStart w:id="34"/>
+      <w:commentRangeEnd w:id="33"/>
+      <w:r>
+        <w:rPr>
+          <w:rStyle w:val="Verwijzingopmerking"/>
+          <w:sz w:val="32"/>
+          <w:szCs w:val="28"/>
+        </w:rPr>
+        <w:commentReference w:id="33"/>
+      </w:r>
+      <w:commentRangeEnd w:id="34"/>
+      <w:r>
+        <w:rPr>
+          <w:rStyle w:val="Verwijzingopmerking"/>
+          <w:sz w:val="32"/>
+          <w:szCs w:val="28"/>
+        </w:rPr>
+        <w:commentReference w:id="34"/>
+      </w:r>
+    </w:p>
+    <w:p>
+      <w:pPr>
+        <w:pStyle w:val="Kop3"/>
+      </w:pPr>
+      <w:bookmarkStart w:id="35" w:name="_Toc227923633"/>
+      <w:r>
         <w:t>Previous: Oradio not Off</w:t>
       </w:r>
-      <w:bookmarkEnd w:id="24"/>
-    </w:p>
-    <w:p>
-      <w:pPr>
-        <w:pStyle w:val="ListParagraph"/>
+      <w:bookmarkEnd w:id="35"/>
+    </w:p>
+    <w:p>
+      <w:pPr>
+        <w:pStyle w:val="Lijstalinea"/>
         <w:numPr>
           <w:ilvl w:val="0"/>
           <w:numId w:val="2"/>
         </w:numPr>
-        <w:ind w:hanging="294" w:left="709"/>
-        <w:rPr/>
-      </w:pPr>
-      <w:r>
-        <w:rPr/>
-        <w:t>Play connected message</w:t>
-      </w:r>
-      <w:r>
-        <w:rPr/>
-        <w:commentReference w:id="4"/>
-      </w:r>
-    </w:p>
-    <w:p>
-      <w:pPr>
-        <w:pStyle w:val="Heading3"/>
-        <w:rPr/>
-      </w:pPr>
-      <w:bookmarkStart w:id="25" w:name="_Toc227923634"/>
-      <w:r>
-        <w:rPr/>
+        <w:ind w:left="709" w:hanging="294"/>
+      </w:pPr>
+      <w:r>
+        <w:t xml:space="preserve">Play </w:t>
+      </w:r>
+      <w:r>
+        <w:t>dis</w:t>
+      </w:r>
+      <w:r>
+        <w:t>connected message</w:t>
+      </w:r>
+      <w:commentRangeStart w:id="36"/>
+      <w:commentRangeStart w:id="37"/>
+      <w:commentRangeEnd w:id="36"/>
+      <w:r>
+        <w:rPr>
+          <w:rStyle w:val="Verwijzingopmerking"/>
+          <w:sz w:val="22"/>
+          <w:szCs w:val="22"/>
+        </w:rPr>
+        <w:commentReference w:id="36"/>
+      </w:r>
+      <w:commentRangeEnd w:id="37"/>
+      <w:r>
+        <w:rPr>
+          <w:rStyle w:val="Verwijzingopmerking"/>
+          <w:sz w:val="22"/>
+          <w:szCs w:val="22"/>
+        </w:rPr>
+        <w:commentReference w:id="37"/>
+      </w:r>
+    </w:p>
+    <w:p>
+      <w:pPr>
+        <w:pStyle w:val="Kop3"/>
+      </w:pPr>
+      <w:bookmarkStart w:id="38" w:name="_Toc227923634"/>
+      <w:r>
         <w:t>Previous: Playing playlist webradio</w:t>
       </w:r>
-      <w:bookmarkEnd w:id="25"/>
-    </w:p>
-    <w:p>
-      <w:pPr>
-        <w:pStyle w:val="ListParagraph"/>
+      <w:bookmarkEnd w:id="38"/>
+    </w:p>
+    <w:p>
+      <w:pPr>
+        <w:pStyle w:val="Lijstalinea"/>
         <w:numPr>
           <w:ilvl w:val="0"/>
           <w:numId w:val="1"/>
         </w:numPr>
-        <w:ind w:hanging="284" w:left="993"/>
-        <w:rPr/>
-      </w:pPr>
-      <w:commentRangeStart w:id="5"/>
-      <w:r>
-        <w:rPr/>
+        <w:ind w:left="993" w:hanging="284"/>
+      </w:pPr>
+      <w:commentRangeStart w:id="39"/>
+      <w:r>
         <w:t>Stop playing playlist</w:t>
       </w:r>
-      <w:commentRangeEnd w:id="5"/>
-      <w:r>
-        <w:commentReference w:id="5"/>
-      </w:r>
-      <w:r>
-        <w:rPr/>
-      </w:r>
-    </w:p>
-    <w:p>
-      <w:pPr>
-        <w:pStyle w:val="Heading2"/>
-        <w:rPr/>
-      </w:pPr>
-      <w:bookmarkStart w:id="26" w:name="_Toc227923635"/>
-      <w:r>
-        <w:rPr/>
+      <w:commentRangeEnd w:id="39"/>
+      <w:r>
+        <w:rPr>
+          <w:rStyle w:val="Verwijzingopmerking"/>
+          <w:sz w:val="22"/>
+          <w:szCs w:val="22"/>
+        </w:rPr>
+        <w:commentReference w:id="39"/>
+      </w:r>
+    </w:p>
+    <w:p>
+      <w:pPr>
+        <w:pStyle w:val="Kop2"/>
+      </w:pPr>
+      <w:bookmarkStart w:id="40" w:name="_Toc227923635"/>
+      <w:r>
         <w:t>Wifi connected</w:t>
       </w:r>
-      <w:bookmarkEnd w:id="26"/>
-    </w:p>
-    <w:p>
-      <w:pPr>
-        <w:pStyle w:val="Normal"/>
-        <w:rPr/>
-      </w:pPr>
-      <w:r>
-        <w:rPr/>
-        <w:commentReference w:id="6"/>
-      </w:r>
-    </w:p>
-    <w:p>
-      <w:pPr>
-        <w:pStyle w:val="Heading3"/>
-        <w:rPr/>
-      </w:pPr>
-      <w:bookmarkStart w:id="27" w:name="_Toc227923636"/>
-      <w:r>
-        <w:rPr/>
+      <w:bookmarkEnd w:id="40"/>
+    </w:p>
+    <w:p>
+      <w:commentRangeStart w:id="41"/>
+      <w:commentRangeStart w:id="42"/>
+      <w:commentRangeEnd w:id="41"/>
+      <w:r>
+        <w:rPr>
+          <w:rStyle w:val="Verwijzingopmerking"/>
+          <w:sz w:val="22"/>
+          <w:szCs w:val="22"/>
+        </w:rPr>
+        <w:commentReference w:id="41"/>
+      </w:r>
+      <w:commentRangeEnd w:id="42"/>
+      <w:r>
+        <w:rPr>
+          <w:rStyle w:val="Verwijzingopmerking"/>
+          <w:sz w:val="22"/>
+          <w:szCs w:val="22"/>
+        </w:rPr>
+        <w:commentReference w:id="42"/>
+      </w:r>
+    </w:p>
+    <w:p>
+      <w:pPr>
+        <w:pStyle w:val="Kop3"/>
+      </w:pPr>
+      <w:bookmarkStart w:id="43" w:name="_Toc227923636"/>
+      <w:r>
         <w:t>Previous: Oradio not Off</w:t>
       </w:r>
-      <w:bookmarkEnd w:id="27"/>
-    </w:p>
-    <w:p>
-      <w:pPr>
-        <w:pStyle w:val="ListParagraph"/>
+      <w:bookmarkEnd w:id="43"/>
+    </w:p>
+    <w:p>
+      <w:pPr>
+        <w:pStyle w:val="Lijstalinea"/>
         <w:numPr>
           <w:ilvl w:val="0"/>
           <w:numId w:val="2"/>
         </w:numPr>
-        <w:ind w:hanging="294" w:left="709"/>
-        <w:rPr/>
-      </w:pPr>
-      <w:r>
-        <w:rPr/>
+        <w:ind w:left="709" w:hanging="294"/>
+      </w:pPr>
+      <w:r>
         <w:t>Play connected message</w:t>
       </w:r>
     </w:p>
-    <w:p>
-      <w:pPr>
-        <w:pStyle w:val="Normal"/>
-        <w:rPr/>
-      </w:pPr>
-      <w:r>
-        <w:rPr/>
-      </w:r>
-    </w:p>
-    <w:p>
-      <w:pPr>
-        <w:pStyle w:val="Normal"/>
-        <w:rPr/>
-      </w:pPr>
+    <w:p/>
+    <w:p>
       <w:r>
         <w:rPr>
           <w:highlight w:val="yellow"/>
@@ -2837,28 +2866,27 @@
     </w:p>
     <w:p>
       <w:pPr>
-        <w:pStyle w:val="Heading1"/>
-        <w:rPr/>
-      </w:pPr>
-      <w:r>
-        <w:rPr/>
-        <w:t>Section: Error flow</w:t>
-      </w:r>
-    </w:p>
-    <w:p>
-      <w:pPr>
-        <w:pStyle w:val="Normal"/>
-        <w:rPr/>
-      </w:pPr>
-      <w:r>
-        <w:rPr/>
-      </w:r>
-    </w:p>
-    <w:p>
-      <w:pPr>
-        <w:pStyle w:val="Normal"/>
-        <w:rPr/>
-      </w:pPr>
+        <w:pStyle w:val="Kop1"/>
+      </w:pPr>
+      <w:r>
+        <w:t xml:space="preserve">Section: </w:t>
+      </w:r>
+      <w:commentRangeStart w:id="44"/>
+      <w:r>
+        <w:t>Error flow</w:t>
+      </w:r>
+      <w:commentRangeEnd w:id="44"/>
+      <w:r>
+        <w:rPr>
+          <w:rStyle w:val="Verwijzingopmerking"/>
+          <w:sz w:val="40"/>
+          <w:szCs w:val="40"/>
+        </w:rPr>
+        <w:commentReference w:id="44"/>
+      </w:r>
+    </w:p>
+    <w:p/>
+    <w:p>
       <w:r>
         <w:rPr>
           <w:highlight w:val="yellow"/>
@@ -2866,290 +2894,553 @@
         <w:t>TODO: Add errors and actions</w:t>
       </w:r>
     </w:p>
-    <w:p>
-      <w:pPr>
-        <w:pStyle w:val="Normal"/>
-        <w:widowControl/>
-        <w:bidi w:val="0"/>
-        <w:spacing w:lineRule="auto" w:line="259" w:before="0" w:after="160"/>
-        <w:jc w:val="left"/>
-        <w:rPr/>
-      </w:pPr>
-      <w:r>
-        <w:rPr/>
-      </w:r>
-    </w:p>
+    <w:p/>
     <w:sectPr>
-      <w:footerReference w:type="even" r:id="rId2"/>
-      <w:footerReference w:type="default" r:id="rId3"/>
-      <w:footerReference w:type="first" r:id="rId4"/>
-      <w:type w:val="nextPage"/>
+      <w:footerReference w:type="even" r:id="rId12"/>
+      <w:footerReference w:type="default" r:id="rId13"/>
+      <w:footerReference w:type="first" r:id="rId14"/>
       <w:pgSz w:w="11906" w:h="16838"/>
-      <w:pgMar w:left="993" w:right="849" w:gutter="0" w:header="0" w:top="709" w:footer="708" w:bottom="851"/>
-      <w:pgNumType w:fmt="decimal"/>
-      <w:formProt w:val="false"/>
-      <w:textDirection w:val="lrTb"/>
-      <w:docGrid w:type="default" w:linePitch="360" w:charSpace="4096"/>
+      <w:pgMar w:top="709" w:right="849" w:bottom="851" w:left="993" w:header="0" w:footer="708" w:gutter="0"/>
+      <w:cols w:space="708"/>
+      <w:formProt w:val="0"/>
+      <w:docGrid w:linePitch="360" w:charSpace="4096"/>
     </w:sectPr>
   </w:body>
 </w:document>
 </file>
 
 <file path=word/comments.xml><?xml version="1.0" encoding="utf-8"?>
-<w:comments xmlns:o="urn:schemas-microsoft-com:office:office" xmlns:r="http://schemas.openxmlformats.org/officeDocument/2006/relationships" xmlns:v="urn:schemas-microsoft-com:vml" xmlns:w="http://schemas.openxmlformats.org/wordprocessingml/2006/main" xmlns:w10="urn:schemas-microsoft-com:office:word" xmlns:wp="http://schemas.openxmlformats.org/drawingml/2006/wordprocessingDrawing" xmlns:wps="http://schemas.microsoft.com/office/word/2010/wordprocessingShape" xmlns:wpg="http://schemas.microsoft.com/office/word/2010/wordprocessingGroup" xmlns:mc="http://schemas.openxmlformats.org/markup-compatibility/2006" xmlns:wp14="http://schemas.microsoft.com/office/word/2010/wordprocessingDrawing" xmlns:w14="http://schemas.microsoft.com/office/word/2010/wordml" xmlns:w15="http://schemas.microsoft.com/office/word/2012/wordml" mc:Ignorable="w14 wp14 w15">
-  <w:comment w:id="0" w:author="Henk" w:date="2026-04-24T16:29:19Z" w:initials="H">
-    <w:p>
-      <w:pPr>
-        <w:overflowPunct w:val="false"/>
-        <w:spacing w:before="0" w:after="0" w:lineRule="auto" w:line="240"/>
-        <w:rPr/>
+<w:comments xmlns:wpc="http://schemas.microsoft.com/office/word/2010/wordprocessingCanvas" xmlns:cx="http://schemas.microsoft.com/office/drawing/2014/chartex" xmlns:cx1="http://schemas.microsoft.com/office/drawing/2015/9/8/chartex" xmlns:cx2="http://schemas.microsoft.com/office/drawing/2015/10/21/chartex" xmlns:cx3="http://schemas.microsoft.com/office/drawing/2016/5/9/chartex" xmlns:cx4="http://schemas.microsoft.com/office/drawing/2016/5/10/chartex" xmlns:cx5="http://schemas.microsoft.com/office/drawing/2016/5/11/chartex" xmlns:cx6="http://schemas.microsoft.com/office/drawing/2016/5/12/chartex" xmlns:cx7="http://schemas.microsoft.com/office/drawing/2016/5/13/chartex" xmlns:cx8="http://schemas.microsoft.com/office/drawing/2016/5/14/chartex" xmlns:mc="http://schemas.openxmlformats.org/markup-compatibility/2006" xmlns:aink="http://schemas.microsoft.com/office/drawing/2016/ink" xmlns:am3d="http://schemas.microsoft.com/office/drawing/2017/model3d" xmlns:o="urn:schemas-microsoft-com:office:office" xmlns:oel="http://schemas.microsoft.com/office/2019/extlst" xmlns:r="http://schemas.openxmlformats.org/officeDocument/2006/relationships" xmlns:m="http://schemas.openxmlformats.org/officeDocument/2006/math" xmlns:v="urn:schemas-microsoft-com:vml" xmlns:wp14="http://schemas.microsoft.com/office/word/2010/wordprocessingDrawing" xmlns:wp="http://schemas.openxmlformats.org/drawingml/2006/wordprocessingDrawing" xmlns:w10="urn:schemas-microsoft-com:office:word" xmlns:w="http://schemas.openxmlformats.org/wordprocessingml/2006/main" xmlns:w14="http://schemas.microsoft.com/office/word/2010/wordml" xmlns:w15="http://schemas.microsoft.com/office/word/2012/wordml" xmlns:w16cex="http://schemas.microsoft.com/office/word/2018/wordml/cex" xmlns:w16cid="http://schemas.microsoft.com/office/word/2016/wordml/cid" xmlns:w16="http://schemas.microsoft.com/office/word/2018/wordml" xmlns:w16du="http://schemas.microsoft.com/office/word/2023/wordml/word16du" xmlns:w16sdtdh="http://schemas.microsoft.com/office/word/2020/wordml/sdtdatahash" xmlns:w16sdtfl="http://schemas.microsoft.com/office/word/2024/wordml/sdtformatlock" xmlns:w16se="http://schemas.microsoft.com/office/word/2015/wordml/symex" xmlns:wpg="http://schemas.microsoft.com/office/word/2010/wordprocessingGroup" xmlns:wpi="http://schemas.microsoft.com/office/word/2010/wordprocessingInk" xmlns:wne="http://schemas.microsoft.com/office/word/2006/wordml" xmlns:wps="http://schemas.microsoft.com/office/word/2010/wordprocessingShape" mc:Ignorable="w14 w15 w16se w16cid w16 w16cex w16sdtdh w16sdtfl w16du wp14">
+  <w:comment w:id="6" w:author="Henk" w:date="2026-04-24T16:29:00Z" w:initials="H">
+    <w:p>
+      <w:pPr>
+        <w:overflowPunct w:val="0"/>
+        <w:spacing w:after="0" w:line="240" w:lineRule="auto"/>
       </w:pPr>
       <w:r>
         <w:rPr>
-          <w:rFonts w:ascii="Liberation Serif" w:hAnsi="Liberation Serif" w:eastAsia="DejaVu Sans" w:cs="Noto Sans Arabic"/>
+          <w:rStyle w:val="Verwijzingopmerking"/>
+        </w:rPr>
+        <w:annotationRef/>
+      </w:r>
+      <w:r>
+        <w:rPr>
+          <w:rFonts w:ascii="Liberation Serif" w:eastAsia="DejaVu Sans" w:hAnsi="Liberation Serif" w:cs="Noto Sans Arabic"/>
           <w:kern w:val="0"/>
           <w:sz w:val="24"/>
           <w:szCs w:val="24"/>
-          <w:lang w:val="en-US" w:eastAsia="en-US" w:bidi="en-US"/>
+          <w:lang w:bidi="en-US"/>
         </w:rPr>
         <w:t>Play preset playlist</w:t>
       </w:r>
     </w:p>
   </w:comment>
-  <w:comment w:id="1" w:author="Henk" w:date="2026-04-24T16:30:50Z" w:initials="H">
-    <w:p>
-      <w:pPr>
-        <w:overflowPunct w:val="false"/>
-        <w:spacing w:before="0" w:after="0" w:lineRule="auto" w:line="240"/>
-        <w:rPr/>
+  <w:comment w:id="7" w:author="Onno Janssen" w:date="2026-04-30T09:24:00Z" w:initials="OJ">
+    <w:p>
+      <w:pPr>
+        <w:pStyle w:val="Tekstopmerking"/>
       </w:pPr>
       <w:r>
         <w:rPr>
-          <w:rFonts w:ascii="Liberation Serif" w:hAnsi="Liberation Serif" w:eastAsia="DejaVu Sans" w:cs="Noto Sans Arabic"/>
+          <w:rStyle w:val="Verwijzingopmerking"/>
+        </w:rPr>
+        <w:annotationRef/>
+      </w:r>
+      <w:r>
+        <w:t>Geen actie, want er wordt al een playlist afgespeeld</w:t>
+      </w:r>
+    </w:p>
+  </w:comment>
+  <w:comment w:id="10" w:author="Henk" w:date="2026-04-24T16:30:00Z" w:initials="H">
+    <w:p>
+      <w:pPr>
+        <w:overflowPunct w:val="0"/>
+        <w:spacing w:after="0" w:line="240" w:lineRule="auto"/>
+      </w:pPr>
+      <w:r>
+        <w:rPr>
+          <w:rStyle w:val="Verwijzingopmerking"/>
+        </w:rPr>
+        <w:annotationRef/>
+      </w:r>
+      <w:r>
+        <w:rPr>
+          <w:rFonts w:ascii="Liberation Serif" w:eastAsia="DejaVu Sans" w:hAnsi="Liberation Serif" w:cs="Noto Sans Arabic"/>
           <w:kern w:val="0"/>
           <w:sz w:val="24"/>
           <w:szCs w:val="24"/>
-          <w:lang w:val="en-US" w:eastAsia="en-US" w:bidi="en-US"/>
+          <w:lang w:bidi="en-US"/>
         </w:rPr>
         <w:t>On USB source: keeps playing</w:t>
       </w:r>
     </w:p>
     <w:p>
       <w:pPr>
-        <w:overflowPunct w:val="false"/>
-        <w:spacing w:before="0" w:after="0" w:lineRule="auto" w:line="240"/>
-        <w:rPr/>
+        <w:overflowPunct w:val="0"/>
+        <w:spacing w:after="0" w:line="240" w:lineRule="auto"/>
       </w:pPr>
       <w:r>
         <w:rPr>
-          <w:rFonts w:ascii="Liberation Serif" w:hAnsi="Liberation Serif" w:eastAsia="DejaVu Sans" w:cs="Noto Sans Arabic"/>
+          <w:rFonts w:ascii="Liberation Serif" w:eastAsia="DejaVu Sans" w:hAnsi="Liberation Serif" w:cs="Noto Sans Arabic"/>
           <w:kern w:val="0"/>
           <w:sz w:val="24"/>
           <w:szCs w:val="24"/>
-          <w:lang w:val="en-US" w:eastAsia="en-US" w:bidi="en-US"/>
+          <w:lang w:bidi="en-US"/>
         </w:rPr>
         <w:t>On Web-radio: stop playing</w:t>
       </w:r>
     </w:p>
     <w:p>
       <w:pPr>
-        <w:overflowPunct w:val="false"/>
-        <w:spacing w:before="0" w:after="0" w:lineRule="auto" w:line="240"/>
-        <w:rPr/>
+        <w:overflowPunct w:val="0"/>
+        <w:spacing w:after="0" w:line="240" w:lineRule="auto"/>
       </w:pPr>
       <w:r>
         <w:rPr>
-          <w:rFonts w:ascii="Liberation Serif" w:hAnsi="Liberation Serif" w:eastAsia="DejaVu Sans" w:cs="Noto Sans Arabic"/>
+          <w:rFonts w:ascii="Liberation Serif" w:eastAsia="DejaVu Sans" w:hAnsi="Liberation Serif" w:cs="Noto Sans Arabic"/>
           <w:kern w:val="0"/>
           <w:sz w:val="24"/>
           <w:szCs w:val="24"/>
-          <w:lang w:val="en-US" w:eastAsia="en-US" w:bidi="en-US"/>
+          <w:lang w:bidi="en-US"/>
         </w:rPr>
         <w:t>On Spotify: stop playing</w:t>
       </w:r>
     </w:p>
   </w:comment>
-  <w:comment w:id="2" w:author="Henk" w:date="2026-04-24T16:49:59Z" w:initials="H">
-    <w:p>
-      <w:pPr>
-        <w:overflowPunct w:val="false"/>
-        <w:spacing w:before="0" w:after="0" w:lineRule="auto" w:line="240"/>
-        <w:rPr/>
+  <w:comment w:id="11" w:author="Onno Janssen" w:date="2026-04-30T09:29:00Z" w:initials="OJ">
+    <w:p>
+      <w:pPr>
+        <w:pStyle w:val="Tekstopmerking"/>
       </w:pPr>
       <w:r>
         <w:rPr>
-          <w:rFonts w:ascii="Liberation Serif" w:hAnsi="Liberation Serif" w:eastAsia="DejaVu Sans" w:cs="Noto Sans Arabic"/>
+          <w:rStyle w:val="Verwijzingopmerking"/>
+        </w:rPr>
+        <w:annotationRef/>
+      </w:r>
+      <w:r>
+        <w:t>USB heft geen actie.</w:t>
+      </w:r>
+      <w:r>
+        <w:br/>
+        <w:t>Webradio stopt omdat als Access point start de wifi (internet) verbinding stopt - OradioAP en Wifi sluiten elkaar uit.</w:t>
+      </w:r>
+    </w:p>
+  </w:comment>
+  <w:comment w:id="21" w:author="Henk" w:date="2026-04-24T16:49:00Z" w:initials="H">
+    <w:p>
+      <w:pPr>
+        <w:overflowPunct w:val="0"/>
+        <w:spacing w:after="0" w:line="240" w:lineRule="auto"/>
+      </w:pPr>
+      <w:r>
+        <w:rPr>
+          <w:rStyle w:val="Verwijzingopmerking"/>
+        </w:rPr>
+        <w:annotationRef/>
+      </w:r>
+      <w:r>
+        <w:rPr>
+          <w:rFonts w:ascii="Liberation Serif" w:eastAsia="DejaVu Sans" w:hAnsi="Liberation Serif" w:cs="Noto Sans Arabic"/>
           <w:kern w:val="0"/>
           <w:sz w:val="24"/>
           <w:szCs w:val="24"/>
-          <w:lang w:val="en-US" w:eastAsia="en-US" w:bidi="en-US"/>
+          <w:lang w:bidi="en-US"/>
         </w:rPr>
         <w:t>Play AP-stopped message</w:t>
       </w:r>
     </w:p>
   </w:comment>
-  <w:comment w:id="3" w:author="Henk" w:date="2026-04-24T16:56:51Z" w:initials="H">
-    <w:p>
-      <w:pPr>
-        <w:overflowPunct w:val="false"/>
-        <w:spacing w:before="0" w:after="0" w:lineRule="auto" w:line="240"/>
-        <w:rPr/>
+  <w:comment w:id="22" w:author="Onno Janssen" w:date="2026-04-30T09:31:00Z" w:initials="OJ">
+    <w:p>
+      <w:pPr>
+        <w:pStyle w:val="Tekstopmerking"/>
       </w:pPr>
       <w:r>
         <w:rPr>
-          <w:rFonts w:ascii="Liberation Serif" w:hAnsi="Liberation Serif" w:eastAsia="DejaVu Sans" w:cs="Noto Sans Arabic"/>
+          <w:rStyle w:val="Verwijzingopmerking"/>
+        </w:rPr>
+        <w:annotationRef/>
+      </w:r>
+      <w:r>
+        <w:t>De play AP-stopped actie hoort bij de afhandeling van het Access point stopped event</w:t>
+      </w:r>
+    </w:p>
+  </w:comment>
+  <w:comment w:id="24" w:author="Onno Janssen" w:date="2026-04-30T09:46:00Z" w:initials="OJ">
+    <w:p>
+      <w:pPr>
+        <w:pStyle w:val="Tekstopmerking"/>
+      </w:pPr>
+      <w:r>
+        <w:rPr>
+          <w:rStyle w:val="Verwijzingopmerking"/>
+        </w:rPr>
+        <w:annotationRef/>
+      </w:r>
+      <w:r>
+        <w:t>Access point stopped/started zijn events</w:t>
+      </w:r>
+    </w:p>
+  </w:comment>
+  <w:comment w:id="26" w:author="Onno Janssen" w:date="2026-04-30T09:42:00Z" w:initials="OJ">
+    <w:p>
+      <w:pPr>
+        <w:pStyle w:val="Tekstopmerking"/>
+      </w:pPr>
+      <w:r>
+        <w:rPr>
+          <w:rStyle w:val="Verwijzingopmerking"/>
+        </w:rPr>
+        <w:annotationRef/>
+      </w:r>
+      <w:r>
+        <w:t>Dit zijn berichten van de modules waar de main control op reageert.</w:t>
+      </w:r>
+    </w:p>
+  </w:comment>
+  <w:comment w:id="32" w:author="Onno Janssen" w:date="2026-04-30T09:48:00Z" w:initials="OJ">
+    <w:p>
+      <w:pPr>
+        <w:pStyle w:val="Tekstopmerking"/>
+      </w:pPr>
+      <w:r>
+        <w:rPr>
+          <w:rStyle w:val="Verwijzingopmerking"/>
+        </w:rPr>
+        <w:annotationRef/>
+      </w:r>
+      <w:r>
+        <w:t>Wifi == internet</w:t>
+      </w:r>
+    </w:p>
+  </w:comment>
+  <w:comment w:id="33" w:author="Henk" w:date="2026-04-24T16:56:00Z" w:initials="H">
+    <w:p>
+      <w:pPr>
+        <w:overflowPunct w:val="0"/>
+        <w:spacing w:after="0" w:line="240" w:lineRule="auto"/>
+      </w:pPr>
+      <w:r>
+        <w:rPr>
+          <w:rStyle w:val="Verwijzingopmerking"/>
+        </w:rPr>
+        <w:annotationRef/>
+      </w:r>
+      <w:r>
+        <w:rPr>
+          <w:rFonts w:ascii="Liberation Serif" w:eastAsia="DejaVu Sans" w:hAnsi="Liberation Serif" w:cs="Noto Sans Arabic"/>
           <w:kern w:val="0"/>
           <w:sz w:val="24"/>
           <w:szCs w:val="24"/>
-          <w:lang w:val="en-US" w:eastAsia="en-US" w:bidi="en-US"/>
+          <w:lang w:bidi="en-US"/>
         </w:rPr>
         <w:t>Previous: OradioAP active</w:t>
       </w:r>
     </w:p>
     <w:p>
       <w:pPr>
-        <w:overflowPunct w:val="false"/>
-        <w:spacing w:before="0" w:after="0" w:lineRule="auto" w:line="240"/>
-        <w:rPr/>
+        <w:overflowPunct w:val="0"/>
+        <w:spacing w:after="0" w:line="240" w:lineRule="auto"/>
       </w:pPr>
       <w:r>
         <w:rPr>
-          <w:rFonts w:ascii="Liberation Serif" w:hAnsi="Liberation Serif" w:eastAsia="DejaVu Sans" w:cs="Noto Sans Arabic"/>
+          <w:rFonts w:ascii="Liberation Serif" w:eastAsia="DejaVu Sans" w:hAnsi="Liberation Serif" w:cs="Noto Sans Arabic"/>
           <w:kern w:val="0"/>
           <w:sz w:val="24"/>
           <w:szCs w:val="24"/>
-          <w:lang w:val="en-US" w:eastAsia="en-US" w:bidi="en-US"/>
+          <w:lang w:bidi="en-US"/>
         </w:rPr>
         <w:t>* Play disconnected message</w:t>
       </w:r>
     </w:p>
   </w:comment>
-  <w:comment w:id="4" w:author="Henk" w:date="2026-04-24T16:56:12Z" w:initials="H">
-    <w:p>
-      <w:pPr>
-        <w:overflowPunct w:val="false"/>
-        <w:spacing w:before="0" w:after="0" w:lineRule="auto" w:line="240"/>
-        <w:rPr/>
+  <w:comment w:id="34" w:author="Onno Janssen" w:date="2026-04-30T09:52:00Z" w:initials="OJ">
+    <w:p>
+      <w:pPr>
+        <w:pStyle w:val="Tekstopmerking"/>
       </w:pPr>
       <w:r>
         <w:rPr>
-          <w:rFonts w:ascii="Liberation Serif" w:hAnsi="Liberation Serif" w:eastAsia="DejaVu Sans" w:cs="Noto Sans Arabic"/>
+          <w:rStyle w:val="Verwijzingopmerking"/>
+        </w:rPr>
+        <w:annotationRef/>
+      </w:r>
+      <w:r>
+        <w:t>Wifi en Access point sluiten elkaar uit.</w:t>
+      </w:r>
+      <w:r>
+        <w:br/>
+        <w:t>Dus als OradioAP actief is en wifi stopt dan krijg je Access point stopped.</w:t>
+      </w:r>
+    </w:p>
+  </w:comment>
+  <w:comment w:id="36" w:author="Henk" w:date="2026-04-24T16:56:00Z" w:initials="H">
+    <w:p>
+      <w:pPr>
+        <w:overflowPunct w:val="0"/>
+        <w:spacing w:after="0" w:line="240" w:lineRule="auto"/>
+      </w:pPr>
+      <w:r>
+        <w:rPr>
+          <w:rStyle w:val="Verwijzingopmerking"/>
+        </w:rPr>
+        <w:annotationRef/>
+      </w:r>
+      <w:r>
+        <w:rPr>
+          <w:rFonts w:ascii="Liberation Serif" w:eastAsia="DejaVu Sans" w:hAnsi="Liberation Serif" w:cs="Noto Sans Arabic"/>
           <w:kern w:val="0"/>
           <w:sz w:val="24"/>
           <w:szCs w:val="24"/>
-          <w:lang w:val="en-US" w:eastAsia="en-US" w:bidi="en-US"/>
+          <w:lang w:bidi="en-US"/>
         </w:rPr>
         <w:t>Geen connected message. Alleen als de OradioAP actief was, dan melding over WiFi state.</w:t>
       </w:r>
     </w:p>
   </w:comment>
-  <w:comment w:id="5" w:author="Onno Janssen" w:date="2026-04-24T10:20:00Z" w:initials="OJ">
-    <w:p>
-      <w:pPr>
-        <w:overflowPunct w:val="false"/>
-        <w:spacing w:before="0" w:after="0" w:lineRule="auto" w:line="240"/>
-        <w:rPr/>
+  <w:comment w:id="37" w:author="Onno Janssen" w:date="2026-04-30T09:54:00Z" w:initials="OJ">
+    <w:p>
+      <w:pPr>
+        <w:pStyle w:val="Tekstopmerking"/>
       </w:pPr>
       <w:r>
         <w:rPr>
-          <w:rFonts w:ascii="Liberation Serif" w:hAnsi="Liberation Serif" w:eastAsia="DejaVu Sans" w:cs="Noto Sans Arabic"/>
+          <w:rStyle w:val="Verwijzingopmerking"/>
+        </w:rPr>
+        <w:annotationRef/>
+      </w:r>
+      <w:r>
+        <w:t>Copy/paste fout: moet idd play DISconnected message zijn.</w:t>
+      </w:r>
+    </w:p>
+  </w:comment>
+  <w:comment w:id="39" w:author="Onno Janssen" w:date="2026-04-24T10:20:00Z" w:initials="OJ">
+    <w:p>
+      <w:pPr>
+        <w:overflowPunct w:val="0"/>
+        <w:spacing w:after="0" w:line="240" w:lineRule="auto"/>
+      </w:pPr>
+      <w:r>
+        <w:rPr>
+          <w:rStyle w:val="Verwijzingopmerking"/>
+        </w:rPr>
+        <w:annotationRef/>
+      </w:r>
+      <w:r>
+        <w:rPr>
+          <w:rFonts w:ascii="Liberation Serif" w:eastAsia="DejaVu Sans" w:hAnsi="Liberation Serif" w:cs="Noto Sans Arabic"/>
           <w:kern w:val="0"/>
           <w:sz w:val="24"/>
           <w:szCs w:val="24"/>
-          <w:lang w:val="en-US" w:eastAsia="en-US" w:bidi="en-US"/>
+          <w:lang w:bidi="en-US"/>
         </w:rPr>
         <w:t>Dit is omdat anders de Oradio nog eventjes doorspeelt, ‘opeens’ stopt als de buffer leeg is.</w:t>
       </w:r>
     </w:p>
   </w:comment>
-  <w:comment w:id="6" w:author="Henk" w:date="2026-04-24T16:59:13Z" w:initials="H">
-    <w:p>
-      <w:pPr>
-        <w:overflowPunct w:val="false"/>
-        <w:spacing w:before="0" w:after="0" w:lineRule="auto" w:line="240"/>
-        <w:rPr/>
+  <w:comment w:id="41" w:author="Henk" w:date="2026-04-24T16:59:00Z" w:initials="H">
+    <w:p>
+      <w:pPr>
+        <w:overflowPunct w:val="0"/>
+        <w:spacing w:after="0" w:line="240" w:lineRule="auto"/>
       </w:pPr>
       <w:r>
         <w:rPr>
-          <w:rFonts w:ascii="Liberation Serif" w:hAnsi="Liberation Serif" w:eastAsia="DejaVu Sans" w:cs="Noto Sans Arabic"/>
+          <w:rStyle w:val="Verwijzingopmerking"/>
+        </w:rPr>
+        <w:annotationRef/>
+      </w:r>
+      <w:r>
+        <w:rPr>
+          <w:rFonts w:ascii="Liberation Serif" w:eastAsia="DejaVu Sans" w:hAnsi="Liberation Serif" w:cs="Noto Sans Arabic"/>
           <w:kern w:val="0"/>
           <w:sz w:val="24"/>
           <w:szCs w:val="24"/>
-          <w:lang w:val="en-US" w:eastAsia="en-US" w:bidi="en-US"/>
+          <w:lang w:bidi="en-US"/>
         </w:rPr>
         <w:t>Previous: OradioAP active</w:t>
       </w:r>
     </w:p>
     <w:p>
       <w:pPr>
-        <w:overflowPunct w:val="false"/>
-        <w:spacing w:before="0" w:after="0" w:lineRule="auto" w:line="240"/>
-        <w:rPr/>
+        <w:overflowPunct w:val="0"/>
+        <w:spacing w:after="0" w:line="240" w:lineRule="auto"/>
       </w:pPr>
       <w:r>
         <w:rPr>
-          <w:rFonts w:ascii="Liberation Serif" w:hAnsi="Liberation Serif" w:eastAsia="DejaVu Sans" w:cs="Noto Sans Arabic"/>
+          <w:rFonts w:ascii="Liberation Serif" w:eastAsia="DejaVu Sans" w:hAnsi="Liberation Serif" w:cs="Noto Sans Arabic"/>
           <w:kern w:val="0"/>
           <w:sz w:val="24"/>
           <w:szCs w:val="24"/>
-          <w:lang w:val="en-US" w:eastAsia="en-US" w:bidi="en-US"/>
+          <w:lang w:bidi="en-US"/>
         </w:rPr>
         <w:t>* Play connected message</w:t>
+      </w:r>
+    </w:p>
+  </w:comment>
+  <w:comment w:id="42" w:author="Onno Janssen" w:date="2026-04-30T09:56:00Z" w:initials="OJ">
+    <w:p>
+      <w:pPr>
+        <w:pStyle w:val="Tekstopmerking"/>
+      </w:pPr>
+      <w:r>
+        <w:rPr>
+          <w:rStyle w:val="Verwijzingopmerking"/>
+        </w:rPr>
+        <w:annotationRef/>
+      </w:r>
+      <w:r>
+        <w:t>Zie eerdere opmerking over OradioAP óf wifi</w:t>
+      </w:r>
+    </w:p>
+  </w:comment>
+  <w:comment w:id="44" w:author="Onno Janssen" w:date="2026-04-30T09:59:00Z" w:initials="OJ">
+    <w:p>
+      <w:pPr>
+        <w:pStyle w:val="Tekstopmerking"/>
+      </w:pPr>
+      <w:r>
+        <w:rPr>
+          <w:rStyle w:val="Verwijzingopmerking"/>
+        </w:rPr>
+        <w:annotationRef/>
+      </w:r>
+      <w:r>
+        <w:t>De error flow wordt beheerd door de main flow, niet rechtstreeks door modules.</w:t>
+      </w:r>
+      <w:r>
+        <w:br/>
+        <w:t>Oftewel: modules sturen een bericht met foutmelding en main triggert de error flow.</w:t>
       </w:r>
     </w:p>
   </w:comment>
 </w:comments>
 </file>
 
+<file path=word/commentsExtended.xml><?xml version="1.0" encoding="utf-8"?>
+<w15:commentsEx xmlns:wpc="http://schemas.microsoft.com/office/word/2010/wordprocessingCanvas" xmlns:cx="http://schemas.microsoft.com/office/drawing/2014/chartex" xmlns:cx1="http://schemas.microsoft.com/office/drawing/2015/9/8/chartex" xmlns:cx2="http://schemas.microsoft.com/office/drawing/2015/10/21/chartex" xmlns:cx3="http://schemas.microsoft.com/office/drawing/2016/5/9/chartex" xmlns:cx4="http://schemas.microsoft.com/office/drawing/2016/5/10/chartex" xmlns:cx5="http://schemas.microsoft.com/office/drawing/2016/5/11/chartex" xmlns:cx6="http://schemas.microsoft.com/office/drawing/2016/5/12/chartex" xmlns:cx7="http://schemas.microsoft.com/office/drawing/2016/5/13/chartex" xmlns:cx8="http://schemas.microsoft.com/office/drawing/2016/5/14/chartex" xmlns:mc="http://schemas.openxmlformats.org/markup-compatibility/2006" xmlns:aink="http://schemas.microsoft.com/office/drawing/2016/ink" xmlns:am3d="http://schemas.microsoft.com/office/drawing/2017/model3d" xmlns:o="urn:schemas-microsoft-com:office:office" xmlns:oel="http://schemas.microsoft.com/office/2019/extlst" xmlns:r="http://schemas.openxmlformats.org/officeDocument/2006/relationships" xmlns:m="http://schemas.openxmlformats.org/officeDocument/2006/math" xmlns:v="urn:schemas-microsoft-com:vml" xmlns:wp14="http://schemas.microsoft.com/office/word/2010/wordprocessingDrawing" xmlns:wp="http://schemas.openxmlformats.org/drawingml/2006/wordprocessingDrawing" xmlns:w10="urn:schemas-microsoft-com:office:word" xmlns:w="http://schemas.openxmlformats.org/wordprocessingml/2006/main" xmlns:w14="http://schemas.microsoft.com/office/word/2010/wordml" xmlns:w15="http://schemas.microsoft.com/office/word/2012/wordml" xmlns:w16cex="http://schemas.microsoft.com/office/word/2018/wordml/cex" xmlns:w16cid="http://schemas.microsoft.com/office/word/2016/wordml/cid" xmlns:w16="http://schemas.microsoft.com/office/word/2018/wordml" xmlns:w16du="http://schemas.microsoft.com/office/word/2023/wordml/word16du" xmlns:w16sdtdh="http://schemas.microsoft.com/office/word/2020/wordml/sdtdatahash" xmlns:w16sdtfl="http://schemas.microsoft.com/office/word/2024/wordml/sdtformatlock" xmlns:w16se="http://schemas.microsoft.com/office/word/2015/wordml/symex" xmlns:wpg="http://schemas.microsoft.com/office/word/2010/wordprocessingGroup" xmlns:wpi="http://schemas.microsoft.com/office/word/2010/wordprocessingInk" xmlns:wne="http://schemas.microsoft.com/office/word/2006/wordml" xmlns:wps="http://schemas.microsoft.com/office/word/2010/wordprocessingShape" mc:Ignorable="w14 w15 w16se w16cid w16 w16cex w16sdtdh w16sdtfl w16du wp14">
+  <w15:commentEx w15:paraId="4E011514" w15:done="0"/>
+  <w15:commentEx w15:paraId="782D71AC" w15:paraIdParent="4E011514" w15:done="0"/>
+  <w15:commentEx w15:paraId="4C38D2DA" w15:done="0"/>
+  <w15:commentEx w15:paraId="26AA42CC" w15:paraIdParent="4C38D2DA" w15:done="0"/>
+  <w15:commentEx w15:paraId="20C9A43E" w15:done="0"/>
+  <w15:commentEx w15:paraId="72AEAE9E" w15:paraIdParent="20C9A43E" w15:done="0"/>
+  <w15:commentEx w15:paraId="6ABE8170" w15:done="0"/>
+  <w15:commentEx w15:paraId="70468EA7" w15:done="0"/>
+  <w15:commentEx w15:paraId="72DB5A81" w15:done="0"/>
+  <w15:commentEx w15:paraId="6704A1B7" w15:done="0"/>
+  <w15:commentEx w15:paraId="430E8704" w15:paraIdParent="6704A1B7" w15:done="0"/>
+  <w15:commentEx w15:paraId="37BCD53A" w15:done="0"/>
+  <w15:commentEx w15:paraId="6F80FF6A" w15:paraIdParent="37BCD53A" w15:done="0"/>
+  <w15:commentEx w15:paraId="624CF38D" w15:done="0"/>
+  <w15:commentEx w15:paraId="4E49FCAA" w15:done="0"/>
+  <w15:commentEx w15:paraId="1353521C" w15:paraIdParent="4E49FCAA" w15:done="0"/>
+  <w15:commentEx w15:paraId="374036E2" w15:done="0"/>
+</w15:commentsEx>
+</file>
+
+<file path=word/commentsExtensible.xml><?xml version="1.0" encoding="utf-8"?>
+<w16cex:commentsExtensible xmlns:wpc="http://schemas.microsoft.com/office/word/2010/wordprocessingCanvas" xmlns:cx="http://schemas.microsoft.com/office/drawing/2014/chartex" xmlns:cx1="http://schemas.microsoft.com/office/drawing/2015/9/8/chartex" xmlns:cx2="http://schemas.microsoft.com/office/drawing/2015/10/21/chartex" xmlns:cx3="http://schemas.microsoft.com/office/drawing/2016/5/9/chartex" xmlns:cx4="http://schemas.microsoft.com/office/drawing/2016/5/10/chartex" xmlns:cx5="http://schemas.microsoft.com/office/drawing/2016/5/11/chartex" xmlns:cx6="http://schemas.microsoft.com/office/drawing/2016/5/12/chartex" xmlns:cx7="http://schemas.microsoft.com/office/drawing/2016/5/13/chartex" xmlns:cx8="http://schemas.microsoft.com/office/drawing/2016/5/14/chartex" xmlns:cr="http://schemas.microsoft.com/office/comments/2020/reactions" xmlns:mc="http://schemas.openxmlformats.org/markup-compatibility/2006" xmlns:aink="http://schemas.microsoft.com/office/drawing/2016/ink" xmlns:am3d="http://schemas.microsoft.com/office/drawing/2017/model3d" xmlns:o="urn:schemas-microsoft-com:office:office" xmlns:oel="http://schemas.microsoft.com/office/2019/extlst" xmlns:r="http://schemas.openxmlformats.org/officeDocument/2006/relationships" xmlns:m="http://schemas.openxmlformats.org/officeDocument/2006/math" xmlns:v="urn:schemas-microsoft-com:vml" xmlns:wp14="http://schemas.microsoft.com/office/word/2010/wordprocessingDrawing" xmlns:wp="http://schemas.openxmlformats.org/drawingml/2006/wordprocessingDrawing" xmlns:w10="urn:schemas-microsoft-com:office:word" xmlns:w="http://schemas.openxmlformats.org/wordprocessingml/2006/main" xmlns:w14="http://schemas.microsoft.com/office/word/2010/wordml" xmlns:w15="http://schemas.microsoft.com/office/word/2012/wordml" xmlns:w16cex="http://schemas.microsoft.com/office/word/2018/wordml/cex" xmlns:w16cid="http://schemas.microsoft.com/office/word/2016/wordml/cid" xmlns:w16="http://schemas.microsoft.com/office/word/2018/wordml" xmlns:w16du="http://schemas.microsoft.com/office/word/2023/wordml/word16du" xmlns:w16sdtdh="http://schemas.microsoft.com/office/word/2020/wordml/sdtdatahash" xmlns:w16sdtfl="http://schemas.microsoft.com/office/word/2024/wordml/sdtformatlock" xmlns:w16se="http://schemas.microsoft.com/office/word/2015/wordml/symex" xmlns:wpg="http://schemas.microsoft.com/office/word/2010/wordprocessingGroup" xmlns:wpi="http://schemas.microsoft.com/office/word/2010/wordprocessingInk" xmlns:wne="http://schemas.microsoft.com/office/word/2006/wordml" xmlns:wps="http://schemas.microsoft.com/office/word/2010/wordprocessingShape" mc:Ignorable="w14 w15 w16se w16cid w16 w16cex w16sdtdh w16sdtfl cr w16du wp14">
+  <w16cex:commentExtensible w16cex:durableId="58DE224C" w16cex:dateUtc="2026-04-30T07:24:00Z"/>
+  <w16cex:commentExtensible w16cex:durableId="327DCDCC" w16cex:dateUtc="2026-04-30T07:29:00Z"/>
+  <w16cex:commentExtensible w16cex:durableId="572B394D" w16cex:dateUtc="2026-04-30T07:31:00Z"/>
+  <w16cex:commentExtensible w16cex:durableId="7383F374" w16cex:dateUtc="2026-04-30T07:46:00Z"/>
+  <w16cex:commentExtensible w16cex:durableId="6BF418B6" w16cex:dateUtc="2026-04-30T07:42:00Z"/>
+  <w16cex:commentExtensible w16cex:durableId="5FDA4D78" w16cex:dateUtc="2026-04-30T07:48:00Z"/>
+  <w16cex:commentExtensible w16cex:durableId="438C8094" w16cex:dateUtc="2026-04-30T07:52:00Z"/>
+  <w16cex:commentExtensible w16cex:durableId="287A68EB" w16cex:dateUtc="2026-04-30T07:54:00Z"/>
+  <w16cex:commentExtensible w16cex:durableId="7B7F8354" w16cex:dateUtc="2026-04-30T07:56:00Z"/>
+  <w16cex:commentExtensible w16cex:durableId="60064320" w16cex:dateUtc="2026-04-30T07:59:00Z"/>
+</w16cex:commentsExtensible>
+</file>
+
+<file path=word/commentsIds.xml><?xml version="1.0" encoding="utf-8"?>
+<w16cid:commentsIds xmlns:wpc="http://schemas.microsoft.com/office/word/2010/wordprocessingCanvas" xmlns:cx="http://schemas.microsoft.com/office/drawing/2014/chartex" xmlns:cx1="http://schemas.microsoft.com/office/drawing/2015/9/8/chartex" xmlns:cx2="http://schemas.microsoft.com/office/drawing/2015/10/21/chartex" xmlns:cx3="http://schemas.microsoft.com/office/drawing/2016/5/9/chartex" xmlns:cx4="http://schemas.microsoft.com/office/drawing/2016/5/10/chartex" xmlns:cx5="http://schemas.microsoft.com/office/drawing/2016/5/11/chartex" xmlns:cx6="http://schemas.microsoft.com/office/drawing/2016/5/12/chartex" xmlns:cx7="http://schemas.microsoft.com/office/drawing/2016/5/13/chartex" xmlns:cx8="http://schemas.microsoft.com/office/drawing/2016/5/14/chartex" xmlns:mc="http://schemas.openxmlformats.org/markup-compatibility/2006" xmlns:aink="http://schemas.microsoft.com/office/drawing/2016/ink" xmlns:am3d="http://schemas.microsoft.com/office/drawing/2017/model3d" xmlns:o="urn:schemas-microsoft-com:office:office" xmlns:oel="http://schemas.microsoft.com/office/2019/extlst" xmlns:r="http://schemas.openxmlformats.org/officeDocument/2006/relationships" xmlns:m="http://schemas.openxmlformats.org/officeDocument/2006/math" xmlns:v="urn:schemas-microsoft-com:vml" xmlns:wp14="http://schemas.microsoft.com/office/word/2010/wordprocessingDrawing" xmlns:wp="http://schemas.openxmlformats.org/drawingml/2006/wordprocessingDrawing" xmlns:w10="urn:schemas-microsoft-com:office:word" xmlns:w="http://schemas.openxmlformats.org/wordprocessingml/2006/main" xmlns:w14="http://schemas.microsoft.com/office/word/2010/wordml" xmlns:w15="http://schemas.microsoft.com/office/word/2012/wordml" xmlns:w16cex="http://schemas.microsoft.com/office/word/2018/wordml/cex" xmlns:w16cid="http://schemas.microsoft.com/office/word/2016/wordml/cid" xmlns:w16="http://schemas.microsoft.com/office/word/2018/wordml" xmlns:w16du="http://schemas.microsoft.com/office/word/2023/wordml/word16du" xmlns:w16sdtdh="http://schemas.microsoft.com/office/word/2020/wordml/sdtdatahash" xmlns:w16sdtfl="http://schemas.microsoft.com/office/word/2024/wordml/sdtformatlock" xmlns:w16se="http://schemas.microsoft.com/office/word/2015/wordml/symex" xmlns:wpg="http://schemas.microsoft.com/office/word/2010/wordprocessingGroup" xmlns:wpi="http://schemas.microsoft.com/office/word/2010/wordprocessingInk" xmlns:wne="http://schemas.microsoft.com/office/word/2006/wordml" xmlns:wps="http://schemas.microsoft.com/office/word/2010/wordprocessingShape" mc:Ignorable="w14 w15 w16se w16cid w16 w16cex w16sdtdh w16sdtfl w16du wp14">
+  <w16cid:commentId w16cid:paraId="4E011514" w16cid:durableId="67638AB5"/>
+  <w16cid:commentId w16cid:paraId="782D71AC" w16cid:durableId="58DE224C"/>
+  <w16cid:commentId w16cid:paraId="4C38D2DA" w16cid:durableId="732C696D"/>
+  <w16cid:commentId w16cid:paraId="26AA42CC" w16cid:durableId="327DCDCC"/>
+  <w16cid:commentId w16cid:paraId="20C9A43E" w16cid:durableId="5BE645F1"/>
+  <w16cid:commentId w16cid:paraId="72AEAE9E" w16cid:durableId="572B394D"/>
+  <w16cid:commentId w16cid:paraId="6ABE8170" w16cid:durableId="7383F374"/>
+  <w16cid:commentId w16cid:paraId="70468EA7" w16cid:durableId="6BF418B6"/>
+  <w16cid:commentId w16cid:paraId="72DB5A81" w16cid:durableId="5FDA4D78"/>
+  <w16cid:commentId w16cid:paraId="6704A1B7" w16cid:durableId="40FEA38A"/>
+  <w16cid:commentId w16cid:paraId="430E8704" w16cid:durableId="438C8094"/>
+  <w16cid:commentId w16cid:paraId="37BCD53A" w16cid:durableId="067E0392"/>
+  <w16cid:commentId w16cid:paraId="6F80FF6A" w16cid:durableId="287A68EB"/>
+  <w16cid:commentId w16cid:paraId="624CF38D" w16cid:durableId="0EF0436D"/>
+  <w16cid:commentId w16cid:paraId="4E49FCAA" w16cid:durableId="2323F4A2"/>
+  <w16cid:commentId w16cid:paraId="1353521C" w16cid:durableId="7B7F8354"/>
+  <w16cid:commentId w16cid:paraId="374036E2" w16cid:durableId="60064320"/>
+</w16cid:commentsIds>
+</file>
+
+<file path=word/endnotes.xml><?xml version="1.0" encoding="utf-8"?>
+<w:endnotes xmlns:wpc="http://schemas.microsoft.com/office/word/2010/wordprocessingCanvas" xmlns:cx="http://schemas.microsoft.com/office/drawing/2014/chartex" xmlns:cx1="http://schemas.microsoft.com/office/drawing/2015/9/8/chartex" xmlns:cx2="http://schemas.microsoft.com/office/drawing/2015/10/21/chartex" xmlns:cx3="http://schemas.microsoft.com/office/drawing/2016/5/9/chartex" xmlns:cx4="http://schemas.microsoft.com/office/drawing/2016/5/10/chartex" xmlns:cx5="http://schemas.microsoft.com/office/drawing/2016/5/11/chartex" xmlns:cx6="http://schemas.microsoft.com/office/drawing/2016/5/12/chartex" xmlns:cx7="http://schemas.microsoft.com/office/drawing/2016/5/13/chartex" xmlns:cx8="http://schemas.microsoft.com/office/drawing/2016/5/14/chartex" xmlns:mc="http://schemas.openxmlformats.org/markup-compatibility/2006" xmlns:aink="http://schemas.microsoft.com/office/drawing/2016/ink" xmlns:am3d="http://schemas.microsoft.com/office/drawing/2017/model3d" xmlns:o="urn:schemas-microsoft-com:office:office" xmlns:oel="http://schemas.microsoft.com/office/2019/extlst" xmlns:r="http://schemas.openxmlformats.org/officeDocument/2006/relationships" xmlns:m="http://schemas.openxmlformats.org/officeDocument/2006/math" xmlns:v="urn:schemas-microsoft-com:vml" xmlns:wp14="http://schemas.microsoft.com/office/word/2010/wordprocessingDrawing" xmlns:wp="http://schemas.openxmlformats.org/drawingml/2006/wordprocessingDrawing" xmlns:w10="urn:schemas-microsoft-com:office:word" xmlns:w="http://schemas.openxmlformats.org/wordprocessingml/2006/main" xmlns:w14="http://schemas.microsoft.com/office/word/2010/wordml" xmlns:w15="http://schemas.microsoft.com/office/word/2012/wordml" xmlns:w16cex="http://schemas.microsoft.com/office/word/2018/wordml/cex" xmlns:w16cid="http://schemas.microsoft.com/office/word/2016/wordml/cid" xmlns:w16="http://schemas.microsoft.com/office/word/2018/wordml" xmlns:w16du="http://schemas.microsoft.com/office/word/2023/wordml/word16du" xmlns:w16sdtdh="http://schemas.microsoft.com/office/word/2020/wordml/sdtdatahash" xmlns:w16sdtfl="http://schemas.microsoft.com/office/word/2024/wordml/sdtformatlock" xmlns:w16se="http://schemas.microsoft.com/office/word/2015/wordml/symex" xmlns:wpg="http://schemas.microsoft.com/office/word/2010/wordprocessingGroup" xmlns:wpi="http://schemas.microsoft.com/office/word/2010/wordprocessingInk" xmlns:wne="http://schemas.microsoft.com/office/word/2006/wordml" xmlns:wps="http://schemas.microsoft.com/office/word/2010/wordprocessingShape" mc:Ignorable="w14 w15 w16se w16cid w16 w16cex w16sdtdh w16sdtfl w16du wp14">
+  <w:endnote w:type="separator" w:id="-1">
+    <w:p>
+      <w:pPr>
+        <w:spacing w:after="0" w:line="240" w:lineRule="auto"/>
+      </w:pPr>
+      <w:r>
+        <w:separator/>
+      </w:r>
+    </w:p>
+  </w:endnote>
+  <w:endnote w:type="continuationSeparator" w:id="0">
+    <w:p>
+      <w:pPr>
+        <w:spacing w:after="0" w:line="240" w:lineRule="auto"/>
+      </w:pPr>
+      <w:r>
+        <w:continuationSeparator/>
+      </w:r>
+    </w:p>
+  </w:endnote>
+</w:endnotes>
+</file>
+
 <file path=word/footer1.xml><?xml version="1.0" encoding="utf-8"?>
-<w:ftr xmlns:o="urn:schemas-microsoft-com:office:office" xmlns:r="http://schemas.openxmlformats.org/officeDocument/2006/relationships" xmlns:v="urn:schemas-microsoft-com:vml" xmlns:w="http://schemas.openxmlformats.org/wordprocessingml/2006/main" xmlns:w10="urn:schemas-microsoft-com:office:word" xmlns:wp="http://schemas.openxmlformats.org/drawingml/2006/wordprocessingDrawing" xmlns:wps="http://schemas.microsoft.com/office/word/2010/wordprocessingShape" xmlns:wpg="http://schemas.microsoft.com/office/word/2010/wordprocessingGroup" xmlns:mc="http://schemas.openxmlformats.org/markup-compatibility/2006" xmlns:wp14="http://schemas.microsoft.com/office/word/2010/wordprocessingDrawing" xmlns:w14="http://schemas.microsoft.com/office/word/2010/wordml" xmlns:w15="http://schemas.microsoft.com/office/word/2012/wordml" mc:Ignorable="w14 wp14 w15">
+<w:ftr xmlns:wpc="http://schemas.microsoft.com/office/word/2010/wordprocessingCanvas" xmlns:cx="http://schemas.microsoft.com/office/drawing/2014/chartex" xmlns:cx1="http://schemas.microsoft.com/office/drawing/2015/9/8/chartex" xmlns:cx2="http://schemas.microsoft.com/office/drawing/2015/10/21/chartex" xmlns:cx3="http://schemas.microsoft.com/office/drawing/2016/5/9/chartex" xmlns:cx4="http://schemas.microsoft.com/office/drawing/2016/5/10/chartex" xmlns:cx5="http://schemas.microsoft.com/office/drawing/2016/5/11/chartex" xmlns:cx6="http://schemas.microsoft.com/office/drawing/2016/5/12/chartex" xmlns:cx7="http://schemas.microsoft.com/office/drawing/2016/5/13/chartex" xmlns:cx8="http://schemas.microsoft.com/office/drawing/2016/5/14/chartex" xmlns:mc="http://schemas.openxmlformats.org/markup-compatibility/2006" xmlns:aink="http://schemas.microsoft.com/office/drawing/2016/ink" xmlns:am3d="http://schemas.microsoft.com/office/drawing/2017/model3d" xmlns:o="urn:schemas-microsoft-com:office:office" xmlns:oel="http://schemas.microsoft.com/office/2019/extlst" xmlns:r="http://schemas.openxmlformats.org/officeDocument/2006/relationships" xmlns:m="http://schemas.openxmlformats.org/officeDocument/2006/math" xmlns:v="urn:schemas-microsoft-com:vml" xmlns:wp14="http://schemas.microsoft.com/office/word/2010/wordprocessingDrawing" xmlns:wp="http://schemas.openxmlformats.org/drawingml/2006/wordprocessingDrawing" xmlns:w10="urn:schemas-microsoft-com:office:word" xmlns:w="http://schemas.openxmlformats.org/wordprocessingml/2006/main" xmlns:w14="http://schemas.microsoft.com/office/word/2010/wordml" xmlns:w15="http://schemas.microsoft.com/office/word/2012/wordml" xmlns:w16cex="http://schemas.microsoft.com/office/word/2018/wordml/cex" xmlns:w16cid="http://schemas.microsoft.com/office/word/2016/wordml/cid" xmlns:w16="http://schemas.microsoft.com/office/word/2018/wordml" xmlns:w16du="http://schemas.microsoft.com/office/word/2023/wordml/word16du" xmlns:w16sdtdh="http://schemas.microsoft.com/office/word/2020/wordml/sdtdatahash" xmlns:w16sdtfl="http://schemas.microsoft.com/office/word/2024/wordml/sdtformatlock" xmlns:w16se="http://schemas.microsoft.com/office/word/2015/wordml/symex" xmlns:wpg="http://schemas.microsoft.com/office/word/2010/wordprocessingGroup" xmlns:wpi="http://schemas.microsoft.com/office/word/2010/wordprocessingInk" xmlns:wne="http://schemas.microsoft.com/office/word/2006/wordml" xmlns:wps="http://schemas.microsoft.com/office/word/2010/wordprocessingShape" mc:Ignorable="w14 w15 w16se w16cid w16 w16cex w16sdtdh w16sdtfl w16du wp14">
   <w:p>
     <w:pPr>
-      <w:pStyle w:val="Footer"/>
-      <w:rPr/>
+      <w:pStyle w:val="Voettekst"/>
     </w:pPr>
-    <w:r>
-      <w:rPr/>
-    </w:r>
   </w:p>
 </w:ftr>
 </file>
 
 <file path=word/footer2.xml><?xml version="1.0" encoding="utf-8"?>
-<w:ftr xmlns:o="urn:schemas-microsoft-com:office:office" xmlns:r="http://schemas.openxmlformats.org/officeDocument/2006/relationships" xmlns:v="urn:schemas-microsoft-com:vml" xmlns:w="http://schemas.openxmlformats.org/wordprocessingml/2006/main" xmlns:w10="urn:schemas-microsoft-com:office:word" xmlns:wp="http://schemas.openxmlformats.org/drawingml/2006/wordprocessingDrawing" xmlns:wps="http://schemas.microsoft.com/office/word/2010/wordprocessingShape" xmlns:wpg="http://schemas.microsoft.com/office/word/2010/wordprocessingGroup" xmlns:mc="http://schemas.openxmlformats.org/markup-compatibility/2006" xmlns:wp14="http://schemas.microsoft.com/office/word/2010/wordprocessingDrawing" xmlns:w14="http://schemas.microsoft.com/office/word/2010/wordml" xmlns:w15="http://schemas.microsoft.com/office/word/2012/wordml" mc:Ignorable="w14 wp14 w15">
+<w:ftr xmlns:wpc="http://schemas.microsoft.com/office/word/2010/wordprocessingCanvas" xmlns:cx="http://schemas.microsoft.com/office/drawing/2014/chartex" xmlns:cx1="http://schemas.microsoft.com/office/drawing/2015/9/8/chartex" xmlns:cx2="http://schemas.microsoft.com/office/drawing/2015/10/21/chartex" xmlns:cx3="http://schemas.microsoft.com/office/drawing/2016/5/9/chartex" xmlns:cx4="http://schemas.microsoft.com/office/drawing/2016/5/10/chartex" xmlns:cx5="http://schemas.microsoft.com/office/drawing/2016/5/11/chartex" xmlns:cx6="http://schemas.microsoft.com/office/drawing/2016/5/12/chartex" xmlns:cx7="http://schemas.microsoft.com/office/drawing/2016/5/13/chartex" xmlns:cx8="http://schemas.microsoft.com/office/drawing/2016/5/14/chartex" xmlns:mc="http://schemas.openxmlformats.org/markup-compatibility/2006" xmlns:aink="http://schemas.microsoft.com/office/drawing/2016/ink" xmlns:am3d="http://schemas.microsoft.com/office/drawing/2017/model3d" xmlns:o="urn:schemas-microsoft-com:office:office" xmlns:oel="http://schemas.microsoft.com/office/2019/extlst" xmlns:r="http://schemas.openxmlformats.org/officeDocument/2006/relationships" xmlns:m="http://schemas.openxmlformats.org/officeDocument/2006/math" xmlns:v="urn:schemas-microsoft-com:vml" xmlns:wp14="http://schemas.microsoft.com/office/word/2010/wordprocessingDrawing" xmlns:wp="http://schemas.openxmlformats.org/drawingml/2006/wordprocessingDrawing" xmlns:w10="urn:schemas-microsoft-com:office:word" xmlns:w="http://schemas.openxmlformats.org/wordprocessingml/2006/main" xmlns:w14="http://schemas.microsoft.com/office/word/2010/wordml" xmlns:w15="http://schemas.microsoft.com/office/word/2012/wordml" xmlns:w16cex="http://schemas.microsoft.com/office/word/2018/wordml/cex" xmlns:w16cid="http://schemas.microsoft.com/office/word/2016/wordml/cid" xmlns:w16="http://schemas.microsoft.com/office/word/2018/wordml" xmlns:w16du="http://schemas.microsoft.com/office/word/2023/wordml/word16du" xmlns:w16sdtdh="http://schemas.microsoft.com/office/word/2020/wordml/sdtdatahash" xmlns:w16sdtfl="http://schemas.microsoft.com/office/word/2024/wordml/sdtformatlock" xmlns:w16se="http://schemas.microsoft.com/office/word/2015/wordml/symex" xmlns:wpg="http://schemas.microsoft.com/office/word/2010/wordprocessingGroup" xmlns:wpi="http://schemas.microsoft.com/office/word/2010/wordprocessingInk" xmlns:wne="http://schemas.microsoft.com/office/word/2006/wordml" xmlns:wps="http://schemas.microsoft.com/office/word/2010/wordprocessingShape" mc:Ignorable="w14 w15 w16se w16cid w16 w16cex w16sdtdh w16sdtfl w16du wp14">
   <w:sdt>
     <w:sdtPr>
+      <w:id w:val="12659103"/>
       <w:docPartObj>
         <w:docPartGallery w:val="Page Numbers (Bottom of Page)"/>
-        <w:docPartUnique w:val="true"/>
+        <w:docPartUnique/>
       </w:docPartObj>
-      <w:id w:val="12659103"/>
     </w:sdtPr>
     <w:sdtContent>
       <w:p>
         <w:pPr>
-          <w:pStyle w:val="Footer"/>
+          <w:pStyle w:val="Voettekst"/>
           <w:jc w:val="right"/>
-          <w:rPr/>
         </w:pPr>
         <w:r>
-          <w:rPr/>
           <w:fldChar w:fldCharType="begin"/>
         </w:r>
         <w:r>
-          <w:rPr/>
           <w:instrText xml:space="preserve"> PAGE </w:instrText>
         </w:r>
         <w:r>
-          <w:rPr/>
           <w:fldChar w:fldCharType="separate"/>
         </w:r>
         <w:r>
-          <w:rPr/>
           <w:t>5</w:t>
         </w:r>
         <w:r>
-          <w:rPr/>
           <w:fldChar w:fldCharType="end"/>
         </w:r>
       </w:p>
@@ -3157,51 +3448,41 @@
   </w:sdt>
   <w:p>
     <w:pPr>
-      <w:pStyle w:val="Footer"/>
-      <w:rPr/>
+      <w:pStyle w:val="Voettekst"/>
     </w:pPr>
-    <w:r>
-      <w:rPr/>
-    </w:r>
   </w:p>
 </w:ftr>
 </file>
 
 <file path=word/footer3.xml><?xml version="1.0" encoding="utf-8"?>
-<w:ftr xmlns:o="urn:schemas-microsoft-com:office:office" xmlns:r="http://schemas.openxmlformats.org/officeDocument/2006/relationships" xmlns:v="urn:schemas-microsoft-com:vml" xmlns:w="http://schemas.openxmlformats.org/wordprocessingml/2006/main" xmlns:w10="urn:schemas-microsoft-com:office:word" xmlns:wp="http://schemas.openxmlformats.org/drawingml/2006/wordprocessingDrawing" xmlns:wps="http://schemas.microsoft.com/office/word/2010/wordprocessingShape" xmlns:wpg="http://schemas.microsoft.com/office/word/2010/wordprocessingGroup" xmlns:mc="http://schemas.openxmlformats.org/markup-compatibility/2006" xmlns:wp14="http://schemas.microsoft.com/office/word/2010/wordprocessingDrawing" xmlns:w14="http://schemas.microsoft.com/office/word/2010/wordml" xmlns:w15="http://schemas.microsoft.com/office/word/2012/wordml" mc:Ignorable="w14 wp14 w15">
+<w:ftr xmlns:wpc="http://schemas.microsoft.com/office/word/2010/wordprocessingCanvas" xmlns:cx="http://schemas.microsoft.com/office/drawing/2014/chartex" xmlns:cx1="http://schemas.microsoft.com/office/drawing/2015/9/8/chartex" xmlns:cx2="http://schemas.microsoft.com/office/drawing/2015/10/21/chartex" xmlns:cx3="http://schemas.microsoft.com/office/drawing/2016/5/9/chartex" xmlns:cx4="http://schemas.microsoft.com/office/drawing/2016/5/10/chartex" xmlns:cx5="http://schemas.microsoft.com/office/drawing/2016/5/11/chartex" xmlns:cx6="http://schemas.microsoft.com/office/drawing/2016/5/12/chartex" xmlns:cx7="http://schemas.microsoft.com/office/drawing/2016/5/13/chartex" xmlns:cx8="http://schemas.microsoft.com/office/drawing/2016/5/14/chartex" xmlns:mc="http://schemas.openxmlformats.org/markup-compatibility/2006" xmlns:aink="http://schemas.microsoft.com/office/drawing/2016/ink" xmlns:am3d="http://schemas.microsoft.com/office/drawing/2017/model3d" xmlns:o="urn:schemas-microsoft-com:office:office" xmlns:oel="http://schemas.microsoft.com/office/2019/extlst" xmlns:r="http://schemas.openxmlformats.org/officeDocument/2006/relationships" xmlns:m="http://schemas.openxmlformats.org/officeDocument/2006/math" xmlns:v="urn:schemas-microsoft-com:vml" xmlns:wp14="http://schemas.microsoft.com/office/word/2010/wordprocessingDrawing" xmlns:wp="http://schemas.openxmlformats.org/drawingml/2006/wordprocessingDrawing" xmlns:w10="urn:schemas-microsoft-com:office:word" xmlns:w="http://schemas.openxmlformats.org/wordprocessingml/2006/main" xmlns:w14="http://schemas.microsoft.com/office/word/2010/wordml" xmlns:w15="http://schemas.microsoft.com/office/word/2012/wordml" xmlns:w16cex="http://schemas.microsoft.com/office/word/2018/wordml/cex" xmlns:w16cid="http://schemas.microsoft.com/office/word/2016/wordml/cid" xmlns:w16="http://schemas.microsoft.com/office/word/2018/wordml" xmlns:w16du="http://schemas.microsoft.com/office/word/2023/wordml/word16du" xmlns:w16sdtdh="http://schemas.microsoft.com/office/word/2020/wordml/sdtdatahash" xmlns:w16sdtfl="http://schemas.microsoft.com/office/word/2024/wordml/sdtformatlock" xmlns:w16se="http://schemas.microsoft.com/office/word/2015/wordml/symex" xmlns:wpg="http://schemas.microsoft.com/office/word/2010/wordprocessingGroup" xmlns:wpi="http://schemas.microsoft.com/office/word/2010/wordprocessingInk" xmlns:wne="http://schemas.microsoft.com/office/word/2006/wordml" xmlns:wps="http://schemas.microsoft.com/office/word/2010/wordprocessingShape" mc:Ignorable="w14 w15 w16se w16cid w16 w16cex w16sdtdh w16sdtfl w16du wp14">
   <w:sdt>
     <w:sdtPr>
+      <w:id w:val="1733416395"/>
       <w:docPartObj>
         <w:docPartGallery w:val="Page Numbers (Bottom of Page)"/>
-        <w:docPartUnique w:val="true"/>
+        <w:docPartUnique/>
       </w:docPartObj>
-      <w:id w:val="12659103"/>
     </w:sdtPr>
     <w:sdtContent>
       <w:p>
         <w:pPr>
-          <w:pStyle w:val="Footer"/>
+          <w:pStyle w:val="Voettekst"/>
           <w:jc w:val="right"/>
-          <w:rPr/>
         </w:pPr>
         <w:r>
-          <w:rPr/>
           <w:fldChar w:fldCharType="begin"/>
         </w:r>
         <w:r>
-          <w:rPr/>
           <w:instrText xml:space="preserve"> PAGE </w:instrText>
         </w:r>
         <w:r>
-          <w:rPr/>
           <w:fldChar w:fldCharType="separate"/>
         </w:r>
         <w:r>
-          <w:rPr/>
           <w:t>5</w:t>
         </w:r>
         <w:r>
-          <w:rPr/>
           <w:fldChar w:fldCharType="end"/>
         </w:r>
       </w:p>
@@ -3209,19 +3490,43 @@
   </w:sdt>
   <w:p>
     <w:pPr>
-      <w:pStyle w:val="Footer"/>
-      <w:rPr/>
+      <w:pStyle w:val="Voettekst"/>
     </w:pPr>
-    <w:r>
-      <w:rPr/>
-    </w:r>
   </w:p>
 </w:ftr>
 </file>
 
+<file path=word/footnotes.xml><?xml version="1.0" encoding="utf-8"?>
+<w:footnotes xmlns:wpc="http://schemas.microsoft.com/office/word/2010/wordprocessingCanvas" xmlns:cx="http://schemas.microsoft.com/office/drawing/2014/chartex" xmlns:cx1="http://schemas.microsoft.com/office/drawing/2015/9/8/chartex" xmlns:cx2="http://schemas.microsoft.com/office/drawing/2015/10/21/chartex" xmlns:cx3="http://schemas.microsoft.com/office/drawing/2016/5/9/chartex" xmlns:cx4="http://schemas.microsoft.com/office/drawing/2016/5/10/chartex" xmlns:cx5="http://schemas.microsoft.com/office/drawing/2016/5/11/chartex" xmlns:cx6="http://schemas.microsoft.com/office/drawing/2016/5/12/chartex" xmlns:cx7="http://schemas.microsoft.com/office/drawing/2016/5/13/chartex" xmlns:cx8="http://schemas.microsoft.com/office/drawing/2016/5/14/chartex" xmlns:mc="http://schemas.openxmlformats.org/markup-compatibility/2006" xmlns:aink="http://schemas.microsoft.com/office/drawing/2016/ink" xmlns:am3d="http://schemas.microsoft.com/office/drawing/2017/model3d" xmlns:o="urn:schemas-microsoft-com:office:office" xmlns:oel="http://schemas.microsoft.com/office/2019/extlst" xmlns:r="http://schemas.openxmlformats.org/officeDocument/2006/relationships" xmlns:m="http://schemas.openxmlformats.org/officeDocument/2006/math" xmlns:v="urn:schemas-microsoft-com:vml" xmlns:wp14="http://schemas.microsoft.com/office/word/2010/wordprocessingDrawing" xmlns:wp="http://schemas.openxmlformats.org/drawingml/2006/wordprocessingDrawing" xmlns:w10="urn:schemas-microsoft-com:office:word" xmlns:w="http://schemas.openxmlformats.org/wordprocessingml/2006/main" xmlns:w14="http://schemas.microsoft.com/office/word/2010/wordml" xmlns:w15="http://schemas.microsoft.com/office/word/2012/wordml" xmlns:w16cex="http://schemas.microsoft.com/office/word/2018/wordml/cex" xmlns:w16cid="http://schemas.microsoft.com/office/word/2016/wordml/cid" xmlns:w16="http://schemas.microsoft.com/office/word/2018/wordml" xmlns:w16du="http://schemas.microsoft.com/office/word/2023/wordml/word16du" xmlns:w16sdtdh="http://schemas.microsoft.com/office/word/2020/wordml/sdtdatahash" xmlns:w16sdtfl="http://schemas.microsoft.com/office/word/2024/wordml/sdtformatlock" xmlns:w16se="http://schemas.microsoft.com/office/word/2015/wordml/symex" xmlns:wpg="http://schemas.microsoft.com/office/word/2010/wordprocessingGroup" xmlns:wpi="http://schemas.microsoft.com/office/word/2010/wordprocessingInk" xmlns:wne="http://schemas.microsoft.com/office/word/2006/wordml" xmlns:wps="http://schemas.microsoft.com/office/word/2010/wordprocessingShape" mc:Ignorable="w14 w15 w16se w16cid w16 w16cex w16sdtdh w16sdtfl w16du wp14">
+  <w:footnote w:type="separator" w:id="-1">
+    <w:p>
+      <w:pPr>
+        <w:spacing w:after="0" w:line="240" w:lineRule="auto"/>
+      </w:pPr>
+      <w:r>
+        <w:separator/>
+      </w:r>
+    </w:p>
+  </w:footnote>
+  <w:footnote w:type="continuationSeparator" w:id="0">
+    <w:p>
+      <w:pPr>
+        <w:spacing w:after="0" w:line="240" w:lineRule="auto"/>
+      </w:pPr>
+      <w:r>
+        <w:continuationSeparator/>
+      </w:r>
+    </w:p>
+  </w:footnote>
+</w:footnotes>
+</file>
+
 <file path=word/numbering.xml><?xml version="1.0" encoding="utf-8"?>
-<w:numbering xmlns:w="http://schemas.openxmlformats.org/wordprocessingml/2006/main" xmlns:o="urn:schemas-microsoft-com:office:office" xmlns:r="http://schemas.openxmlformats.org/officeDocument/2006/relationships" xmlns:v="urn:schemas-microsoft-com:vml" xmlns:mc="http://schemas.openxmlformats.org/markup-compatibility/2006" xmlns:w14="http://schemas.microsoft.com/office/word/2010/wordml" mc:Ignorable="w14">
-  <w:abstractNum w:abstractNumId="1">
+<w:numbering xmlns:wpc="http://schemas.microsoft.com/office/word/2010/wordprocessingCanvas" xmlns:cx="http://schemas.microsoft.com/office/drawing/2014/chartex" xmlns:cx1="http://schemas.microsoft.com/office/drawing/2015/9/8/chartex" xmlns:cx2="http://schemas.microsoft.com/office/drawing/2015/10/21/chartex" xmlns:cx3="http://schemas.microsoft.com/office/drawing/2016/5/9/chartex" xmlns:cx4="http://schemas.microsoft.com/office/drawing/2016/5/10/chartex" xmlns:cx5="http://schemas.microsoft.com/office/drawing/2016/5/11/chartex" xmlns:cx6="http://schemas.microsoft.com/office/drawing/2016/5/12/chartex" xmlns:cx7="http://schemas.microsoft.com/office/drawing/2016/5/13/chartex" xmlns:cx8="http://schemas.microsoft.com/office/drawing/2016/5/14/chartex" xmlns:mc="http://schemas.openxmlformats.org/markup-compatibility/2006" xmlns:aink="http://schemas.microsoft.com/office/drawing/2016/ink" xmlns:am3d="http://schemas.microsoft.com/office/drawing/2017/model3d" xmlns:o="urn:schemas-microsoft-com:office:office" xmlns:oel="http://schemas.microsoft.com/office/2019/extlst" xmlns:r="http://schemas.openxmlformats.org/officeDocument/2006/relationships" xmlns:m="http://schemas.openxmlformats.org/officeDocument/2006/math" xmlns:v="urn:schemas-microsoft-com:vml" xmlns:wp14="http://schemas.microsoft.com/office/word/2010/wordprocessingDrawing" xmlns:wp="http://schemas.openxmlformats.org/drawingml/2006/wordprocessingDrawing" xmlns:w10="urn:schemas-microsoft-com:office:word" xmlns:w="http://schemas.openxmlformats.org/wordprocessingml/2006/main" xmlns:w14="http://schemas.microsoft.com/office/word/2010/wordml" xmlns:w15="http://schemas.microsoft.com/office/word/2012/wordml" xmlns:w16cex="http://schemas.microsoft.com/office/word/2018/wordml/cex" xmlns:w16cid="http://schemas.microsoft.com/office/word/2016/wordml/cid" xmlns:w16="http://schemas.microsoft.com/office/word/2018/wordml" xmlns:w16du="http://schemas.microsoft.com/office/word/2023/wordml/word16du" xmlns:w16sdtdh="http://schemas.microsoft.com/office/word/2020/wordml/sdtdatahash" xmlns:w16sdtfl="http://schemas.microsoft.com/office/word/2024/wordml/sdtformatlock" xmlns:w16se="http://schemas.microsoft.com/office/word/2015/wordml/symex" xmlns:wpg="http://schemas.microsoft.com/office/word/2010/wordprocessingGroup" xmlns:wpi="http://schemas.microsoft.com/office/word/2010/wordprocessingInk" xmlns:wne="http://schemas.microsoft.com/office/word/2006/wordml" xmlns:wps="http://schemas.microsoft.com/office/word/2010/wordprocessingShape" mc:Ignorable="w14 w15 w16se w16cid w16 w16cex w16sdtdh w16sdtfl w16du wp14">
+  <w:abstractNum w:abstractNumId="0" w15:restartNumberingAfterBreak="0">
+    <w:nsid w:val="17746EDC"/>
+    <w:multiLevelType w:val="multilevel"/>
+    <w:tmpl w:val="5DCCBDC0"/>
     <w:lvl w:ilvl="0">
       <w:start w:val="1"/>
       <w:numFmt w:val="bullet"/>
@@ -3248,7 +3553,6 @@
         </w:tabs>
         <w:ind w:left="1440" w:hanging="360"/>
       </w:pPr>
-      <w:rPr/>
     </w:lvl>
     <w:lvl w:ilvl="2">
       <w:start w:val="1"/>
@@ -3261,7 +3565,6 @@
         </w:tabs>
         <w:ind w:left="2160" w:hanging="180"/>
       </w:pPr>
-      <w:rPr/>
     </w:lvl>
     <w:lvl w:ilvl="3">
       <w:start w:val="1"/>
@@ -3274,7 +3577,6 @@
         </w:tabs>
         <w:ind w:left="2880" w:hanging="360"/>
       </w:pPr>
-      <w:rPr/>
     </w:lvl>
     <w:lvl w:ilvl="4">
       <w:start w:val="1"/>
@@ -3287,7 +3589,6 @@
         </w:tabs>
         <w:ind w:left="3600" w:hanging="360"/>
       </w:pPr>
-      <w:rPr/>
     </w:lvl>
     <w:lvl w:ilvl="5">
       <w:start w:val="1"/>
@@ -3300,7 +3601,6 @@
         </w:tabs>
         <w:ind w:left="4320" w:hanging="180"/>
       </w:pPr>
-      <w:rPr/>
     </w:lvl>
     <w:lvl w:ilvl="6">
       <w:start w:val="1"/>
@@ -3313,7 +3613,6 @@
         </w:tabs>
         <w:ind w:left="5040" w:hanging="360"/>
       </w:pPr>
-      <w:rPr/>
     </w:lvl>
     <w:lvl w:ilvl="7">
       <w:start w:val="1"/>
@@ -3326,7 +3625,6 @@
         </w:tabs>
         <w:ind w:left="5760" w:hanging="360"/>
       </w:pPr>
-      <w:rPr/>
     </w:lvl>
     <w:lvl w:ilvl="8">
       <w:start w:val="1"/>
@@ -3339,10 +3637,12 @@
         </w:tabs>
         <w:ind w:left="6480" w:hanging="180"/>
       </w:pPr>
-      <w:rPr/>
     </w:lvl>
   </w:abstractNum>
-  <w:abstractNum w:abstractNumId="2">
+  <w:abstractNum w:abstractNumId="1" w15:restartNumberingAfterBreak="0">
+    <w:nsid w:val="6CF77C5C"/>
+    <w:multiLevelType w:val="multilevel"/>
+    <w:tmpl w:val="5D4EFD02"/>
     <w:lvl w:ilvl="0">
       <w:start w:val="1"/>
       <w:numFmt w:val="bullet"/>
@@ -3369,7 +3669,6 @@
         </w:tabs>
         <w:ind w:left="1440" w:hanging="360"/>
       </w:pPr>
-      <w:rPr/>
     </w:lvl>
     <w:lvl w:ilvl="2">
       <w:start w:val="1"/>
@@ -3382,7 +3681,6 @@
         </w:tabs>
         <w:ind w:left="2160" w:hanging="180"/>
       </w:pPr>
-      <w:rPr/>
     </w:lvl>
     <w:lvl w:ilvl="3">
       <w:start w:val="1"/>
@@ -3395,7 +3693,6 @@
         </w:tabs>
         <w:ind w:left="2880" w:hanging="360"/>
       </w:pPr>
-      <w:rPr/>
     </w:lvl>
     <w:lvl w:ilvl="4">
       <w:start w:val="1"/>
@@ -3408,7 +3705,6 @@
         </w:tabs>
         <w:ind w:left="3600" w:hanging="360"/>
       </w:pPr>
-      <w:rPr/>
     </w:lvl>
     <w:lvl w:ilvl="5">
       <w:start w:val="1"/>
@@ -3421,7 +3717,6 @@
         </w:tabs>
         <w:ind w:left="4320" w:hanging="180"/>
       </w:pPr>
-      <w:rPr/>
     </w:lvl>
     <w:lvl w:ilvl="6">
       <w:start w:val="1"/>
@@ -3434,7 +3729,6 @@
         </w:tabs>
         <w:ind w:left="5040" w:hanging="360"/>
       </w:pPr>
-      <w:rPr/>
     </w:lvl>
     <w:lvl w:ilvl="7">
       <w:start w:val="1"/>
@@ -3447,7 +3741,6 @@
         </w:tabs>
         <w:ind w:left="5760" w:hanging="360"/>
       </w:pPr>
-      <w:rPr/>
     </w:lvl>
     <w:lvl w:ilvl="8">
       <w:start w:val="1"/>
@@ -3460,10 +3753,12 @@
         </w:tabs>
         <w:ind w:left="6480" w:hanging="180"/>
       </w:pPr>
-      <w:rPr/>
     </w:lvl>
   </w:abstractNum>
-  <w:abstractNum w:abstractNumId="3">
+  <w:abstractNum w:abstractNumId="2" w15:restartNumberingAfterBreak="0">
+    <w:nsid w:val="78A80511"/>
+    <w:multiLevelType w:val="multilevel"/>
+    <w:tmpl w:val="2856BEAC"/>
     <w:lvl w:ilvl="0">
       <w:start w:val="1"/>
       <w:numFmt w:val="none"/>
@@ -3474,7 +3769,7 @@
         <w:tabs>
           <w:tab w:val="num" w:pos="0"/>
         </w:tabs>
-        <w:ind w:left="0" w:hanging="0"/>
+        <w:ind w:left="0" w:firstLine="0"/>
       </w:pPr>
     </w:lvl>
     <w:lvl w:ilvl="1">
@@ -3487,7 +3782,7 @@
         <w:tabs>
           <w:tab w:val="num" w:pos="0"/>
         </w:tabs>
-        <w:ind w:left="0" w:hanging="0"/>
+        <w:ind w:left="0" w:firstLine="0"/>
       </w:pPr>
     </w:lvl>
     <w:lvl w:ilvl="2">
@@ -3500,7 +3795,7 @@
         <w:tabs>
           <w:tab w:val="num" w:pos="0"/>
         </w:tabs>
-        <w:ind w:left="0" w:hanging="0"/>
+        <w:ind w:left="0" w:firstLine="0"/>
       </w:pPr>
     </w:lvl>
     <w:lvl w:ilvl="3">
@@ -3513,7 +3808,7 @@
         <w:tabs>
           <w:tab w:val="num" w:pos="0"/>
         </w:tabs>
-        <w:ind w:left="0" w:hanging="0"/>
+        <w:ind w:left="0" w:firstLine="0"/>
       </w:pPr>
     </w:lvl>
     <w:lvl w:ilvl="4">
@@ -3526,7 +3821,7 @@
         <w:tabs>
           <w:tab w:val="num" w:pos="0"/>
         </w:tabs>
-        <w:ind w:left="0" w:hanging="0"/>
+        <w:ind w:left="0" w:firstLine="0"/>
       </w:pPr>
     </w:lvl>
     <w:lvl w:ilvl="5">
@@ -3539,7 +3834,7 @@
         <w:tabs>
           <w:tab w:val="num" w:pos="0"/>
         </w:tabs>
-        <w:ind w:left="0" w:hanging="0"/>
+        <w:ind w:left="0" w:firstLine="0"/>
       </w:pPr>
     </w:lvl>
     <w:lvl w:ilvl="6">
@@ -3552,7 +3847,7 @@
         <w:tabs>
           <w:tab w:val="num" w:pos="0"/>
         </w:tabs>
-        <w:ind w:left="0" w:hanging="0"/>
+        <w:ind w:left="0" w:firstLine="0"/>
       </w:pPr>
     </w:lvl>
     <w:lvl w:ilvl="7">
@@ -3565,7 +3860,7 @@
         <w:tabs>
           <w:tab w:val="num" w:pos="0"/>
         </w:tabs>
-        <w:ind w:left="0" w:hanging="0"/>
+        <w:ind w:left="0" w:firstLine="0"/>
       </w:pPr>
     </w:lvl>
     <w:lvl w:ilvl="8">
@@ -3578,28 +3873,36 @@
         <w:tabs>
           <w:tab w:val="num" w:pos="0"/>
         </w:tabs>
-        <w:ind w:left="0" w:hanging="0"/>
+        <w:ind w:left="0" w:firstLine="0"/>
       </w:pPr>
     </w:lvl>
   </w:abstractNum>
-  <w:num w:numId="1">
+  <w:num w:numId="1" w16cid:durableId="826439777">
     <w:abstractNumId w:val="1"/>
   </w:num>
-  <w:num w:numId="2">
+  <w:num w:numId="2" w16cid:durableId="408623483">
+    <w:abstractNumId w:val="0"/>
+  </w:num>
+  <w:num w:numId="3" w16cid:durableId="1513495338">
     <w:abstractNumId w:val="2"/>
-  </w:num>
-  <w:num w:numId="3">
-    <w:abstractNumId w:val="3"/>
   </w:num>
 </w:numbering>
 </file>
 
+<file path=word/people.xml><?xml version="1.0" encoding="utf-8"?>
+<w15:people xmlns:wpc="http://schemas.microsoft.com/office/word/2010/wordprocessingCanvas" xmlns:cx="http://schemas.microsoft.com/office/drawing/2014/chartex" xmlns:cx1="http://schemas.microsoft.com/office/drawing/2015/9/8/chartex" xmlns:cx2="http://schemas.microsoft.com/office/drawing/2015/10/21/chartex" xmlns:cx3="http://schemas.microsoft.com/office/drawing/2016/5/9/chartex" xmlns:cx4="http://schemas.microsoft.com/office/drawing/2016/5/10/chartex" xmlns:cx5="http://schemas.microsoft.com/office/drawing/2016/5/11/chartex" xmlns:cx6="http://schemas.microsoft.com/office/drawing/2016/5/12/chartex" xmlns:cx7="http://schemas.microsoft.com/office/drawing/2016/5/13/chartex" xmlns:cx8="http://schemas.microsoft.com/office/drawing/2016/5/14/chartex" xmlns:mc="http://schemas.openxmlformats.org/markup-compatibility/2006" xmlns:aink="http://schemas.microsoft.com/office/drawing/2016/ink" xmlns:am3d="http://schemas.microsoft.com/office/drawing/2017/model3d" xmlns:o="urn:schemas-microsoft-com:office:office" xmlns:oel="http://schemas.microsoft.com/office/2019/extlst" xmlns:r="http://schemas.openxmlformats.org/officeDocument/2006/relationships" xmlns:m="http://schemas.openxmlformats.org/officeDocument/2006/math" xmlns:v="urn:schemas-microsoft-com:vml" xmlns:wp14="http://schemas.microsoft.com/office/word/2010/wordprocessingDrawing" xmlns:wp="http://schemas.openxmlformats.org/drawingml/2006/wordprocessingDrawing" xmlns:w10="urn:schemas-microsoft-com:office:word" xmlns:w="http://schemas.openxmlformats.org/wordprocessingml/2006/main" xmlns:w14="http://schemas.microsoft.com/office/word/2010/wordml" xmlns:w15="http://schemas.microsoft.com/office/word/2012/wordml" xmlns:w16cex="http://schemas.microsoft.com/office/word/2018/wordml/cex" xmlns:w16cid="http://schemas.microsoft.com/office/word/2016/wordml/cid" xmlns:w16="http://schemas.microsoft.com/office/word/2018/wordml" xmlns:w16du="http://schemas.microsoft.com/office/word/2023/wordml/word16du" xmlns:w16sdtdh="http://schemas.microsoft.com/office/word/2020/wordml/sdtdatahash" xmlns:w16sdtfl="http://schemas.microsoft.com/office/word/2024/wordml/sdtformatlock" xmlns:w16se="http://schemas.microsoft.com/office/word/2015/wordml/symex" xmlns:wpg="http://schemas.microsoft.com/office/word/2010/wordprocessingGroup" xmlns:wpi="http://schemas.microsoft.com/office/word/2010/wordprocessingInk" xmlns:wne="http://schemas.microsoft.com/office/word/2006/wordml" xmlns:wps="http://schemas.microsoft.com/office/word/2010/wordprocessingShape" mc:Ignorable="w14 w15 w16se w16cid w16 w16cex w16sdtdh w16sdtfl w16du wp14">
+  <w15:person w15:author="Onno Janssen">
+    <w15:presenceInfo w15:providerId="Windows Live" w15:userId="fcd32909b3cbcf65"/>
+  </w15:person>
+</w15:people>
+</file>
+
 <file path=word/styles.xml><?xml version="1.0" encoding="utf-8"?>
-<w:styles xmlns:w="http://schemas.openxmlformats.org/wordprocessingml/2006/main" xmlns:w14="http://schemas.microsoft.com/office/word/2010/wordml" xmlns:mc="http://schemas.openxmlformats.org/markup-compatibility/2006" mc:Ignorable="w14">
+<w:styles xmlns:mc="http://schemas.openxmlformats.org/markup-compatibility/2006" xmlns:r="http://schemas.openxmlformats.org/officeDocument/2006/relationships" xmlns:w="http://schemas.openxmlformats.org/wordprocessingml/2006/main" xmlns:w14="http://schemas.microsoft.com/office/word/2010/wordml" xmlns:w15="http://schemas.microsoft.com/office/word/2012/wordml" xmlns:w16cex="http://schemas.microsoft.com/office/word/2018/wordml/cex" xmlns:w16cid="http://schemas.microsoft.com/office/word/2016/wordml/cid" xmlns:w16="http://schemas.microsoft.com/office/word/2018/wordml" xmlns:w16du="http://schemas.microsoft.com/office/word/2023/wordml/word16du" xmlns:w16sdtdh="http://schemas.microsoft.com/office/word/2020/wordml/sdtdatahash" xmlns:w16sdtfl="http://schemas.microsoft.com/office/word/2024/wordml/sdtformatlock" xmlns:w16se="http://schemas.microsoft.com/office/word/2015/wordml/symex" mc:Ignorable="w14 w15 w16se w16cid w16 w16cex w16sdtdh w16sdtfl w16du">
   <w:docDefaults>
     <w:rPrDefault>
       <w:rPr>
-        <w:rFonts w:ascii="Aptos" w:hAnsi="Aptos" w:eastAsia="Aptos" w:cs="" w:asciiTheme="minorHAnsi" w:cstheme="minorBidi" w:eastAsiaTheme="minorHAnsi" w:hAnsiTheme="minorHAnsi"/>
+        <w:rFonts w:asciiTheme="minorHAnsi" w:eastAsiaTheme="minorHAnsi" w:hAnsiTheme="minorHAnsi" w:cstheme="minorBidi"/>
         <w:kern w:val="2"/>
         <w:sz w:val="22"/>
         <w:szCs w:val="22"/>
@@ -3609,21 +3912,21 @@
     </w:rPrDefault>
     <w:pPrDefault>
       <w:pPr>
-        <w:suppressAutoHyphens w:val="true"/>
+        <w:suppressAutoHyphens/>
       </w:pPr>
     </w:pPrDefault>
   </w:docDefaults>
   <w:latentStyles w:defLockedState="0" w:defUIPriority="99" w:defSemiHidden="0" w:defUnhideWhenUsed="0" w:defQFormat="0" w:count="376">
     <w:lsdException w:name="Normal" w:uiPriority="0" w:qFormat="1"/>
     <w:lsdException w:name="heading 1" w:uiPriority="9" w:qFormat="1"/>
-    <w:lsdException w:name="heading 2" w:uiPriority="9" w:semiHidden="1" w:unhideWhenUsed="1" w:qFormat="1"/>
-    <w:lsdException w:name="heading 3" w:uiPriority="9" w:semiHidden="1" w:unhideWhenUsed="1" w:qFormat="1"/>
-    <w:lsdException w:name="heading 4" w:uiPriority="9" w:semiHidden="1" w:unhideWhenUsed="1" w:qFormat="1"/>
-    <w:lsdException w:name="heading 5" w:uiPriority="9" w:semiHidden="1" w:unhideWhenUsed="1" w:qFormat="1"/>
-    <w:lsdException w:name="heading 6" w:uiPriority="9" w:semiHidden="1" w:unhideWhenUsed="1" w:qFormat="1"/>
-    <w:lsdException w:name="heading 7" w:uiPriority="9" w:semiHidden="1" w:unhideWhenUsed="1" w:qFormat="1"/>
-    <w:lsdException w:name="heading 8" w:uiPriority="9" w:semiHidden="1" w:unhideWhenUsed="1" w:qFormat="1"/>
-    <w:lsdException w:name="heading 9" w:uiPriority="9" w:semiHidden="1" w:unhideWhenUsed="1" w:qFormat="1"/>
+    <w:lsdException w:name="heading 2" w:semiHidden="1" w:uiPriority="9" w:unhideWhenUsed="1" w:qFormat="1"/>
+    <w:lsdException w:name="heading 3" w:semiHidden="1" w:uiPriority="9" w:unhideWhenUsed="1" w:qFormat="1"/>
+    <w:lsdException w:name="heading 4" w:semiHidden="1" w:uiPriority="9" w:unhideWhenUsed="1" w:qFormat="1"/>
+    <w:lsdException w:name="heading 5" w:semiHidden="1" w:uiPriority="9" w:unhideWhenUsed="1" w:qFormat="1"/>
+    <w:lsdException w:name="heading 6" w:semiHidden="1" w:uiPriority="9" w:unhideWhenUsed="1" w:qFormat="1"/>
+    <w:lsdException w:name="heading 7" w:semiHidden="1" w:uiPriority="9" w:unhideWhenUsed="1" w:qFormat="1"/>
+    <w:lsdException w:name="heading 8" w:semiHidden="1" w:uiPriority="9" w:unhideWhenUsed="1" w:qFormat="1"/>
+    <w:lsdException w:name="heading 9" w:semiHidden="1" w:uiPriority="9" w:unhideWhenUsed="1" w:qFormat="1"/>
     <w:lsdException w:name="index 1" w:semiHidden="1" w:unhideWhenUsed="1"/>
     <w:lsdException w:name="index 2" w:semiHidden="1" w:unhideWhenUsed="1"/>
     <w:lsdException w:name="index 3" w:semiHidden="1" w:unhideWhenUsed="1"/>
@@ -3633,22 +3936,22 @@
     <w:lsdException w:name="index 7" w:semiHidden="1" w:unhideWhenUsed="1"/>
     <w:lsdException w:name="index 8" w:semiHidden="1" w:unhideWhenUsed="1"/>
     <w:lsdException w:name="index 9" w:semiHidden="1" w:unhideWhenUsed="1"/>
-    <w:lsdException w:name="toc 1" w:uiPriority="39" w:semiHidden="1" w:unhideWhenUsed="1"/>
-    <w:lsdException w:name="toc 2" w:uiPriority="39" w:semiHidden="1" w:unhideWhenUsed="1"/>
-    <w:lsdException w:name="toc 3" w:uiPriority="39" w:semiHidden="1" w:unhideWhenUsed="1"/>
-    <w:lsdException w:name="toc 4" w:uiPriority="39" w:semiHidden="1" w:unhideWhenUsed="1"/>
-    <w:lsdException w:name="toc 5" w:uiPriority="39" w:semiHidden="1" w:unhideWhenUsed="1"/>
-    <w:lsdException w:name="toc 6" w:uiPriority="39" w:semiHidden="1" w:unhideWhenUsed="1"/>
-    <w:lsdException w:name="toc 7" w:uiPriority="39" w:semiHidden="1" w:unhideWhenUsed="1"/>
-    <w:lsdException w:name="toc 8" w:uiPriority="39" w:semiHidden="1" w:unhideWhenUsed="1"/>
-    <w:lsdException w:name="toc 9" w:uiPriority="39" w:semiHidden="1" w:unhideWhenUsed="1"/>
+    <w:lsdException w:name="toc 1" w:semiHidden="1" w:uiPriority="39" w:unhideWhenUsed="1"/>
+    <w:lsdException w:name="toc 2" w:semiHidden="1" w:uiPriority="39" w:unhideWhenUsed="1"/>
+    <w:lsdException w:name="toc 3" w:semiHidden="1" w:uiPriority="39" w:unhideWhenUsed="1"/>
+    <w:lsdException w:name="toc 4" w:semiHidden="1" w:uiPriority="39" w:unhideWhenUsed="1"/>
+    <w:lsdException w:name="toc 5" w:semiHidden="1" w:uiPriority="39" w:unhideWhenUsed="1"/>
+    <w:lsdException w:name="toc 6" w:semiHidden="1" w:uiPriority="39" w:unhideWhenUsed="1"/>
+    <w:lsdException w:name="toc 7" w:semiHidden="1" w:uiPriority="39" w:unhideWhenUsed="1"/>
+    <w:lsdException w:name="toc 8" w:semiHidden="1" w:uiPriority="39" w:unhideWhenUsed="1"/>
+    <w:lsdException w:name="toc 9" w:semiHidden="1" w:uiPriority="39" w:unhideWhenUsed="1"/>
     <w:lsdException w:name="Normal Indent" w:semiHidden="1" w:unhideWhenUsed="1"/>
     <w:lsdException w:name="footnote text" w:semiHidden="1" w:unhideWhenUsed="1"/>
     <w:lsdException w:name="annotation text" w:semiHidden="1" w:unhideWhenUsed="1"/>
     <w:lsdException w:name="header" w:semiHidden="1" w:unhideWhenUsed="1"/>
     <w:lsdException w:name="footer" w:semiHidden="1" w:unhideWhenUsed="1"/>
     <w:lsdException w:name="index heading" w:semiHidden="1" w:unhideWhenUsed="1"/>
-    <w:lsdException w:name="caption" w:uiPriority="35" w:semiHidden="1" w:unhideWhenUsed="1" w:qFormat="1"/>
+    <w:lsdException w:name="caption" w:semiHidden="1" w:uiPriority="35" w:unhideWhenUsed="1" w:qFormat="1"/>
     <w:lsdException w:name="table of figures" w:semiHidden="1" w:unhideWhenUsed="1"/>
     <w:lsdException w:name="envelope address" w:semiHidden="1" w:unhideWhenUsed="1"/>
     <w:lsdException w:name="envelope return" w:semiHidden="1" w:unhideWhenUsed="1"/>
@@ -3679,7 +3982,7 @@
     <w:lsdException w:name="Title" w:uiPriority="10" w:qFormat="1"/>
     <w:lsdException w:name="Closing" w:semiHidden="1" w:unhideWhenUsed="1"/>
     <w:lsdException w:name="Signature" w:semiHidden="1" w:unhideWhenUsed="1"/>
-    <w:lsdException w:name="Default Paragraph Font" w:uiPriority="1" w:semiHidden="1" w:unhideWhenUsed="1"/>
+    <w:lsdException w:name="Default Paragraph Font" w:semiHidden="1" w:uiPriority="1" w:unhideWhenUsed="1"/>
     <w:lsdException w:name="Body Text" w:semiHidden="1" w:unhideWhenUsed="1"/>
     <w:lsdException w:name="Body Text Indent" w:semiHidden="1" w:unhideWhenUsed="1"/>
     <w:lsdException w:name="List Continue" w:semiHidden="1" w:unhideWhenUsed="1"/>
@@ -3879,8 +4182,8 @@
     <w:lsdException w:name="Subtle Reference" w:uiPriority="31" w:qFormat="1"/>
     <w:lsdException w:name="Intense Reference" w:uiPriority="32" w:qFormat="1"/>
     <w:lsdException w:name="Book Title" w:uiPriority="33" w:qFormat="1"/>
-    <w:lsdException w:name="Bibliography" w:uiPriority="37" w:semiHidden="1" w:unhideWhenUsed="1"/>
-    <w:lsdException w:name="TOC Heading" w:uiPriority="39" w:semiHidden="1" w:unhideWhenUsed="1" w:qFormat="1"/>
+    <w:lsdException w:name="Bibliography" w:semiHidden="1" w:uiPriority="37" w:unhideWhenUsed="1"/>
+    <w:lsdException w:name="TOC Heading" w:semiHidden="1" w:uiPriority="39" w:unhideWhenUsed="1" w:qFormat="1"/>
     <w:lsdException w:name="Plain Table 1" w:uiPriority="41"/>
     <w:lsdException w:name="Plain Table 2" w:uiPriority="42"/>
     <w:lsdException w:name="Plain Table 3" w:uiPriority="43"/>
@@ -3991,36 +4294,27 @@
     <w:lsdException w:name="Unresolved Mention" w:semiHidden="1" w:unhideWhenUsed="1"/>
     <w:lsdException w:name="Smart Link" w:semiHidden="1" w:unhideWhenUsed="1"/>
   </w:latentStyles>
-  <w:style w:type="paragraph" w:styleId="Normal" w:default="1">
+  <w:style w:type="paragraph" w:default="1" w:styleId="Standaard">
     <w:name w:val="Normal"/>
     <w:qFormat/>
     <w:pPr>
-      <w:widowControl/>
-      <w:bidi w:val="0"/>
-      <w:spacing w:lineRule="auto" w:line="259" w:before="0" w:after="160"/>
-      <w:jc w:val="left"/>
+      <w:spacing w:after="160" w:line="259" w:lineRule="auto"/>
     </w:pPr>
     <w:rPr>
-      <w:rFonts w:ascii="Aptos" w:hAnsi="Aptos" w:eastAsia="Aptos" w:cs="" w:asciiTheme="minorHAnsi" w:cstheme="minorBidi" w:eastAsiaTheme="minorHAnsi" w:hAnsiTheme="minorHAnsi"/>
-      <w:color w:val="auto"/>
-      <w:kern w:val="2"/>
-      <w:sz w:val="22"/>
-      <w:szCs w:val="22"/>
-      <w:lang w:val="en-US" w:eastAsia="en-US" w:bidi="ar-SA"/>
-      <w14:ligatures w14:val="standardContextual"/>
+      <w:lang w:val="en-US"/>
     </w:rPr>
   </w:style>
-  <w:style w:type="paragraph" w:styleId="Heading1">
-    <w:name w:val="Heading 1"/>
-    <w:basedOn w:val="Normal"/>
-    <w:next w:val="Normal"/>
+  <w:style w:type="paragraph" w:styleId="Kop1">
+    <w:name w:val="heading 1"/>
+    <w:basedOn w:val="Standaard"/>
+    <w:next w:val="Standaard"/>
     <w:link w:val="Kop1Char"/>
     <w:autoRedefine/>
     <w:uiPriority w:val="9"/>
     <w:qFormat/>
-    <w:rsid w:val="00f75e58"/>
+    <w:rsid w:val="00F75E58"/>
     <w:pPr>
-      <w:keepNext w:val="true"/>
+      <w:keepNext/>
       <w:keepLines/>
       <w:pBdr>
         <w:top w:val="single" w:sz="4" w:space="1" w:color="000000"/>
@@ -4030,414 +4324,433 @@
       <w:outlineLvl w:val="0"/>
     </w:pPr>
     <w:rPr>
-      <w:rFonts w:ascii="Aptos Display" w:hAnsi="Aptos Display" w:eastAsia="" w:cs="" w:asciiTheme="majorHAnsi" w:cstheme="majorBidi" w:eastAsiaTheme="majorEastAsia" w:hAnsiTheme="majorHAnsi"/>
-      <w:color w:themeColor="accent1" w:themeShade="bf" w:val="0F4761"/>
+      <w:rFonts w:asciiTheme="majorHAnsi" w:eastAsiaTheme="majorEastAsia" w:hAnsiTheme="majorHAnsi" w:cstheme="majorBidi"/>
+      <w:color w:val="0F4761" w:themeColor="accent1" w:themeShade="BF"/>
       <w:sz w:val="40"/>
       <w:szCs w:val="40"/>
     </w:rPr>
   </w:style>
-  <w:style w:type="paragraph" w:styleId="Heading2">
-    <w:name w:val="Heading 2"/>
-    <w:basedOn w:val="Normal"/>
-    <w:next w:val="Normal"/>
+  <w:style w:type="paragraph" w:styleId="Kop2">
+    <w:name w:val="heading 2"/>
+    <w:basedOn w:val="Standaard"/>
+    <w:next w:val="Standaard"/>
     <w:link w:val="Kop2Char"/>
     <w:autoRedefine/>
     <w:uiPriority w:val="9"/>
     <w:unhideWhenUsed/>
     <w:qFormat/>
-    <w:rsid w:val="000c1df0"/>
+    <w:rsid w:val="000C1DF0"/>
     <w:pPr>
-      <w:keepNext w:val="true"/>
+      <w:keepNext/>
       <w:keepLines/>
       <w:spacing w:before="160" w:after="80"/>
       <w:outlineLvl w:val="1"/>
     </w:pPr>
     <w:rPr>
-      <w:rFonts w:ascii="Aptos Display" w:hAnsi="Aptos Display" w:eastAsia="" w:cs="" w:asciiTheme="majorHAnsi" w:cstheme="majorBidi" w:eastAsiaTheme="majorEastAsia" w:hAnsiTheme="majorHAnsi"/>
-      <w:color w:themeColor="accent1" w:themeShade="bf" w:val="0F4761"/>
+      <w:rFonts w:asciiTheme="majorHAnsi" w:eastAsiaTheme="majorEastAsia" w:hAnsiTheme="majorHAnsi" w:cstheme="majorBidi"/>
+      <w:color w:val="0F4761" w:themeColor="accent1" w:themeShade="BF"/>
       <w:sz w:val="36"/>
       <w:szCs w:val="32"/>
     </w:rPr>
   </w:style>
-  <w:style w:type="paragraph" w:styleId="Heading3">
-    <w:name w:val="Heading 3"/>
-    <w:basedOn w:val="Normal"/>
-    <w:next w:val="Normal"/>
+  <w:style w:type="paragraph" w:styleId="Kop3">
+    <w:name w:val="heading 3"/>
+    <w:basedOn w:val="Standaard"/>
+    <w:next w:val="Standaard"/>
     <w:link w:val="Kop3Char"/>
     <w:autoRedefine/>
     <w:uiPriority w:val="9"/>
     <w:unhideWhenUsed/>
     <w:qFormat/>
-    <w:rsid w:val="000c1df0"/>
+    <w:rsid w:val="000C1DF0"/>
     <w:pPr>
-      <w:keepNext w:val="true"/>
+      <w:keepNext/>
       <w:keepLines/>
       <w:spacing w:before="160" w:after="80"/>
       <w:ind w:left="284"/>
       <w:outlineLvl w:val="2"/>
     </w:pPr>
     <w:rPr>
-      <w:rFonts w:eastAsia="" w:cs="" w:cstheme="majorBidi" w:eastAsiaTheme="majorEastAsia"/>
-      <w:color w:themeColor="accent1" w:themeShade="bf" w:val="0F4761"/>
+      <w:rFonts w:eastAsiaTheme="majorEastAsia" w:cstheme="majorBidi"/>
+      <w:color w:val="0F4761" w:themeColor="accent1" w:themeShade="BF"/>
       <w:sz w:val="32"/>
       <w:szCs w:val="28"/>
     </w:rPr>
   </w:style>
-  <w:style w:type="paragraph" w:styleId="Heading4">
-    <w:name w:val="Heading 4"/>
-    <w:basedOn w:val="Normal"/>
-    <w:next w:val="Normal"/>
+  <w:style w:type="paragraph" w:styleId="Kop4">
+    <w:name w:val="heading 4"/>
+    <w:basedOn w:val="Standaard"/>
+    <w:next w:val="Standaard"/>
     <w:link w:val="Kop4Char"/>
     <w:autoRedefine/>
     <w:uiPriority w:val="9"/>
     <w:unhideWhenUsed/>
     <w:qFormat/>
-    <w:rsid w:val="000c1df0"/>
+    <w:rsid w:val="000C1DF0"/>
     <w:pPr>
-      <w:keepNext w:val="true"/>
+      <w:keepNext/>
       <w:keepLines/>
       <w:spacing w:before="80" w:after="40"/>
       <w:ind w:left="567"/>
       <w:outlineLvl w:val="3"/>
     </w:pPr>
     <w:rPr>
-      <w:rFonts w:eastAsia="" w:cs="" w:cstheme="majorBidi" w:eastAsiaTheme="majorEastAsia"/>
+      <w:rFonts w:eastAsiaTheme="majorEastAsia" w:cstheme="majorBidi"/>
       <w:iCs/>
-      <w:color w:themeColor="accent1" w:themeShade="bf" w:val="0F4761"/>
+      <w:color w:val="0F4761" w:themeColor="accent1" w:themeShade="BF"/>
       <w:sz w:val="28"/>
     </w:rPr>
   </w:style>
-  <w:style w:type="paragraph" w:styleId="Heading5">
-    <w:name w:val="Heading 5"/>
-    <w:basedOn w:val="Normal"/>
-    <w:next w:val="Normal"/>
+  <w:style w:type="paragraph" w:styleId="Kop5">
+    <w:name w:val="heading 5"/>
+    <w:basedOn w:val="Standaard"/>
+    <w:next w:val="Standaard"/>
     <w:link w:val="Kop5Char"/>
     <w:uiPriority w:val="9"/>
     <w:semiHidden/>
     <w:unhideWhenUsed/>
     <w:qFormat/>
-    <w:rsid w:val="00c25a42"/>
+    <w:rsid w:val="00C25A42"/>
     <w:pPr>
-      <w:keepNext w:val="true"/>
+      <w:keepNext/>
       <w:keepLines/>
       <w:spacing w:before="80" w:after="40"/>
       <w:outlineLvl w:val="4"/>
     </w:pPr>
     <w:rPr>
-      <w:rFonts w:eastAsia="" w:cs="" w:cstheme="majorBidi" w:eastAsiaTheme="majorEastAsia"/>
-      <w:color w:themeColor="accent1" w:themeShade="bf" w:val="0F4761"/>
+      <w:rFonts w:eastAsiaTheme="majorEastAsia" w:cstheme="majorBidi"/>
+      <w:color w:val="0F4761" w:themeColor="accent1" w:themeShade="BF"/>
     </w:rPr>
   </w:style>
-  <w:style w:type="paragraph" w:styleId="Heading6">
-    <w:name w:val="Heading 6"/>
-    <w:basedOn w:val="Normal"/>
-    <w:next w:val="Normal"/>
+  <w:style w:type="paragraph" w:styleId="Kop6">
+    <w:name w:val="heading 6"/>
+    <w:basedOn w:val="Standaard"/>
+    <w:next w:val="Standaard"/>
     <w:link w:val="Kop6Char"/>
     <w:uiPriority w:val="9"/>
     <w:semiHidden/>
     <w:unhideWhenUsed/>
     <w:qFormat/>
-    <w:rsid w:val="00c25a42"/>
+    <w:rsid w:val="00C25A42"/>
     <w:pPr>
-      <w:keepNext w:val="true"/>
+      <w:keepNext/>
       <w:keepLines/>
       <w:spacing w:before="40" w:after="0"/>
       <w:outlineLvl w:val="5"/>
     </w:pPr>
     <w:rPr>
-      <w:rFonts w:eastAsia="" w:cs="" w:cstheme="majorBidi" w:eastAsiaTheme="majorEastAsia"/>
+      <w:rFonts w:eastAsiaTheme="majorEastAsia" w:cstheme="majorBidi"/>
       <w:i/>
       <w:iCs/>
-      <w:color w:themeColor="text1" w:themeTint="a6" w:val="595959"/>
+      <w:color w:val="595959" w:themeColor="text1" w:themeTint="A6"/>
     </w:rPr>
   </w:style>
-  <w:style w:type="paragraph" w:styleId="Heading7">
-    <w:name w:val="Heading 7"/>
-    <w:basedOn w:val="Normal"/>
-    <w:next w:val="Normal"/>
+  <w:style w:type="paragraph" w:styleId="Kop7">
+    <w:name w:val="heading 7"/>
+    <w:basedOn w:val="Standaard"/>
+    <w:next w:val="Standaard"/>
     <w:link w:val="Kop7Char"/>
     <w:uiPriority w:val="9"/>
     <w:semiHidden/>
     <w:unhideWhenUsed/>
     <w:qFormat/>
-    <w:rsid w:val="00c25a42"/>
+    <w:rsid w:val="00C25A42"/>
     <w:pPr>
-      <w:keepNext w:val="true"/>
+      <w:keepNext/>
       <w:keepLines/>
       <w:spacing w:before="40" w:after="0"/>
       <w:outlineLvl w:val="6"/>
     </w:pPr>
     <w:rPr>
-      <w:rFonts w:eastAsia="" w:cs="" w:cstheme="majorBidi" w:eastAsiaTheme="majorEastAsia"/>
-      <w:color w:themeColor="text1" w:themeTint="a6" w:val="595959"/>
+      <w:rFonts w:eastAsiaTheme="majorEastAsia" w:cstheme="majorBidi"/>
+      <w:color w:val="595959" w:themeColor="text1" w:themeTint="A6"/>
     </w:rPr>
   </w:style>
-  <w:style w:type="paragraph" w:styleId="Heading8">
-    <w:name w:val="Heading 8"/>
-    <w:basedOn w:val="Normal"/>
-    <w:next w:val="Normal"/>
+  <w:style w:type="paragraph" w:styleId="Kop8">
+    <w:name w:val="heading 8"/>
+    <w:basedOn w:val="Standaard"/>
+    <w:next w:val="Standaard"/>
     <w:link w:val="Kop8Char"/>
     <w:uiPriority w:val="9"/>
     <w:semiHidden/>
     <w:unhideWhenUsed/>
     <w:qFormat/>
-    <w:rsid w:val="00c25a42"/>
+    <w:rsid w:val="00C25A42"/>
     <w:pPr>
-      <w:keepNext w:val="true"/>
+      <w:keepNext/>
       <w:keepLines/>
-      <w:spacing w:before="0" w:after="0"/>
+      <w:spacing w:after="0"/>
       <w:outlineLvl w:val="7"/>
     </w:pPr>
     <w:rPr>
-      <w:rFonts w:eastAsia="" w:cs="" w:cstheme="majorBidi" w:eastAsiaTheme="majorEastAsia"/>
+      <w:rFonts w:eastAsiaTheme="majorEastAsia" w:cstheme="majorBidi"/>
       <w:i/>
       <w:iCs/>
-      <w:color w:themeColor="text1" w:themeTint="d8" w:val="272727"/>
+      <w:color w:val="272727" w:themeColor="text1" w:themeTint="D8"/>
     </w:rPr>
   </w:style>
-  <w:style w:type="paragraph" w:styleId="Heading9">
-    <w:name w:val="Heading 9"/>
-    <w:basedOn w:val="Normal"/>
-    <w:next w:val="Normal"/>
+  <w:style w:type="paragraph" w:styleId="Kop9">
+    <w:name w:val="heading 9"/>
+    <w:basedOn w:val="Standaard"/>
+    <w:next w:val="Standaard"/>
     <w:link w:val="Kop9Char"/>
     <w:uiPriority w:val="9"/>
     <w:semiHidden/>
     <w:unhideWhenUsed/>
     <w:qFormat/>
-    <w:rsid w:val="00c25a42"/>
+    <w:rsid w:val="00C25A42"/>
     <w:pPr>
-      <w:keepNext w:val="true"/>
+      <w:keepNext/>
       <w:keepLines/>
-      <w:spacing w:before="0" w:after="0"/>
+      <w:spacing w:after="0"/>
       <w:outlineLvl w:val="8"/>
     </w:pPr>
     <w:rPr>
-      <w:rFonts w:eastAsia="" w:cs="" w:cstheme="majorBidi" w:eastAsiaTheme="majorEastAsia"/>
-      <w:color w:themeColor="text1" w:themeTint="d8" w:val="272727"/>
+      <w:rFonts w:eastAsiaTheme="majorEastAsia" w:cstheme="majorBidi"/>
+      <w:color w:val="272727" w:themeColor="text1" w:themeTint="D8"/>
     </w:rPr>
   </w:style>
-  <w:style w:type="character" w:styleId="DefaultParagraphFont" w:default="1">
+  <w:style w:type="character" w:default="1" w:styleId="Standaardalinea-lettertype">
     <w:name w:val="Default Paragraph Font"/>
     <w:uiPriority w:val="1"/>
     <w:semiHidden/>
     <w:unhideWhenUsed/>
-    <w:qFormat/>
-    <w:rPr/>
-  </w:style>
-  <w:style w:type="character" w:styleId="Kop1Char" w:customStyle="1">
+  </w:style>
+  <w:style w:type="table" w:default="1" w:styleId="Standaardtabel">
+    <w:name w:val="Normal Table"/>
+    <w:uiPriority w:val="99"/>
+    <w:semiHidden/>
+    <w:unhideWhenUsed/>
+    <w:tblPr>
+      <w:tblInd w:w="0" w:type="dxa"/>
+      <w:tblCellMar>
+        <w:top w:w="0" w:type="dxa"/>
+        <w:left w:w="108" w:type="dxa"/>
+        <w:bottom w:w="0" w:type="dxa"/>
+        <w:right w:w="108" w:type="dxa"/>
+      </w:tblCellMar>
+    </w:tblPr>
+  </w:style>
+  <w:style w:type="numbering" w:default="1" w:styleId="Geenlijst">
+    <w:name w:val="No List"/>
+    <w:uiPriority w:val="99"/>
+    <w:semiHidden/>
+    <w:unhideWhenUsed/>
+  </w:style>
+  <w:style w:type="character" w:customStyle="1" w:styleId="Kop1Char">
     <w:name w:val="Kop 1 Char"/>
-    <w:basedOn w:val="DefaultParagraphFont"/>
-    <w:link w:val="Heading1"/>
+    <w:basedOn w:val="Standaardalinea-lettertype"/>
+    <w:link w:val="Kop1"/>
     <w:uiPriority w:val="9"/>
     <w:qFormat/>
-    <w:rsid w:val="00f75e58"/>
+    <w:rsid w:val="00F75E58"/>
     <w:rPr>
-      <w:rFonts w:ascii="Aptos Display" w:hAnsi="Aptos Display" w:eastAsia="" w:cs="" w:asciiTheme="majorHAnsi" w:cstheme="majorBidi" w:eastAsiaTheme="majorEastAsia" w:hAnsiTheme="majorHAnsi"/>
-      <w:color w:themeColor="accent1" w:themeShade="bf" w:val="0F4761"/>
+      <w:rFonts w:asciiTheme="majorHAnsi" w:eastAsiaTheme="majorEastAsia" w:hAnsiTheme="majorHAnsi" w:cstheme="majorBidi"/>
+      <w:color w:val="0F4761" w:themeColor="accent1" w:themeShade="BF"/>
       <w:sz w:val="40"/>
       <w:szCs w:val="40"/>
       <w:lang w:val="en-US"/>
     </w:rPr>
   </w:style>
-  <w:style w:type="character" w:styleId="Kop2Char" w:customStyle="1">
+  <w:style w:type="character" w:customStyle="1" w:styleId="Kop2Char">
     <w:name w:val="Kop 2 Char"/>
-    <w:basedOn w:val="DefaultParagraphFont"/>
-    <w:link w:val="Heading2"/>
+    <w:basedOn w:val="Standaardalinea-lettertype"/>
+    <w:link w:val="Kop2"/>
     <w:uiPriority w:val="9"/>
     <w:qFormat/>
-    <w:rsid w:val="000c1df0"/>
+    <w:rsid w:val="000C1DF0"/>
     <w:rPr>
-      <w:rFonts w:ascii="Aptos Display" w:hAnsi="Aptos Display" w:eastAsia="" w:cs="" w:asciiTheme="majorHAnsi" w:cstheme="majorBidi" w:eastAsiaTheme="majorEastAsia" w:hAnsiTheme="majorHAnsi"/>
-      <w:color w:themeColor="accent1" w:themeShade="bf" w:val="0F4761"/>
+      <w:rFonts w:asciiTheme="majorHAnsi" w:eastAsiaTheme="majorEastAsia" w:hAnsiTheme="majorHAnsi" w:cstheme="majorBidi"/>
+      <w:color w:val="0F4761" w:themeColor="accent1" w:themeShade="BF"/>
       <w:sz w:val="36"/>
       <w:szCs w:val="32"/>
       <w:lang w:val="en-US"/>
     </w:rPr>
   </w:style>
-  <w:style w:type="character" w:styleId="Kop3Char" w:customStyle="1">
+  <w:style w:type="character" w:customStyle="1" w:styleId="Kop3Char">
     <w:name w:val="Kop 3 Char"/>
-    <w:basedOn w:val="DefaultParagraphFont"/>
-    <w:link w:val="Heading3"/>
+    <w:basedOn w:val="Standaardalinea-lettertype"/>
+    <w:link w:val="Kop3"/>
     <w:uiPriority w:val="9"/>
     <w:qFormat/>
-    <w:rsid w:val="000c1df0"/>
+    <w:rsid w:val="000C1DF0"/>
     <w:rPr>
-      <w:rFonts w:eastAsia="" w:cs="" w:cstheme="majorBidi" w:eastAsiaTheme="majorEastAsia"/>
-      <w:color w:themeColor="accent1" w:themeShade="bf" w:val="0F4761"/>
+      <w:rFonts w:eastAsiaTheme="majorEastAsia" w:cstheme="majorBidi"/>
+      <w:color w:val="0F4761" w:themeColor="accent1" w:themeShade="BF"/>
       <w:sz w:val="32"/>
       <w:szCs w:val="28"/>
       <w:lang w:val="en-US"/>
     </w:rPr>
   </w:style>
-  <w:style w:type="character" w:styleId="Kop4Char" w:customStyle="1">
+  <w:style w:type="character" w:customStyle="1" w:styleId="Kop4Char">
     <w:name w:val="Kop 4 Char"/>
-    <w:basedOn w:val="DefaultParagraphFont"/>
-    <w:link w:val="Heading4"/>
+    <w:basedOn w:val="Standaardalinea-lettertype"/>
+    <w:link w:val="Kop4"/>
     <w:uiPriority w:val="9"/>
     <w:qFormat/>
-    <w:rsid w:val="000c1df0"/>
+    <w:rsid w:val="000C1DF0"/>
     <w:rPr>
-      <w:rFonts w:eastAsia="" w:cs="" w:cstheme="majorBidi" w:eastAsiaTheme="majorEastAsia"/>
+      <w:rFonts w:eastAsiaTheme="majorEastAsia" w:cstheme="majorBidi"/>
       <w:iCs/>
-      <w:color w:themeColor="accent1" w:themeShade="bf" w:val="0F4761"/>
+      <w:color w:val="0F4761" w:themeColor="accent1" w:themeShade="BF"/>
       <w:sz w:val="28"/>
       <w:lang w:val="en-US"/>
     </w:rPr>
   </w:style>
-  <w:style w:type="character" w:styleId="Kop5Char" w:customStyle="1">
+  <w:style w:type="character" w:customStyle="1" w:styleId="Kop5Char">
     <w:name w:val="Kop 5 Char"/>
-    <w:basedOn w:val="DefaultParagraphFont"/>
-    <w:link w:val="Heading5"/>
+    <w:basedOn w:val="Standaardalinea-lettertype"/>
+    <w:link w:val="Kop5"/>
     <w:uiPriority w:val="9"/>
     <w:semiHidden/>
     <w:qFormat/>
-    <w:rsid w:val="00c25a42"/>
+    <w:rsid w:val="00C25A42"/>
     <w:rPr>
-      <w:rFonts w:eastAsia="" w:cs="" w:cstheme="majorBidi" w:eastAsiaTheme="majorEastAsia"/>
-      <w:color w:themeColor="accent1" w:themeShade="bf" w:val="0F4761"/>
+      <w:rFonts w:eastAsiaTheme="majorEastAsia" w:cstheme="majorBidi"/>
+      <w:color w:val="0F4761" w:themeColor="accent1" w:themeShade="BF"/>
     </w:rPr>
   </w:style>
-  <w:style w:type="character" w:styleId="Kop6Char" w:customStyle="1">
+  <w:style w:type="character" w:customStyle="1" w:styleId="Kop6Char">
     <w:name w:val="Kop 6 Char"/>
-    <w:basedOn w:val="DefaultParagraphFont"/>
-    <w:link w:val="Heading6"/>
+    <w:basedOn w:val="Standaardalinea-lettertype"/>
+    <w:link w:val="Kop6"/>
     <w:uiPriority w:val="9"/>
     <w:semiHidden/>
     <w:qFormat/>
-    <w:rsid w:val="00c25a42"/>
+    <w:rsid w:val="00C25A42"/>
     <w:rPr>
-      <w:rFonts w:eastAsia="" w:cs="" w:cstheme="majorBidi" w:eastAsiaTheme="majorEastAsia"/>
+      <w:rFonts w:eastAsiaTheme="majorEastAsia" w:cstheme="majorBidi"/>
       <w:i/>
       <w:iCs/>
-      <w:color w:themeColor="text1" w:themeTint="a6" w:val="595959"/>
+      <w:color w:val="595959" w:themeColor="text1" w:themeTint="A6"/>
     </w:rPr>
   </w:style>
-  <w:style w:type="character" w:styleId="Kop7Char" w:customStyle="1">
+  <w:style w:type="character" w:customStyle="1" w:styleId="Kop7Char">
     <w:name w:val="Kop 7 Char"/>
-    <w:basedOn w:val="DefaultParagraphFont"/>
-    <w:link w:val="Heading7"/>
+    <w:basedOn w:val="Standaardalinea-lettertype"/>
+    <w:link w:val="Kop7"/>
     <w:uiPriority w:val="9"/>
     <w:semiHidden/>
     <w:qFormat/>
-    <w:rsid w:val="00c25a42"/>
+    <w:rsid w:val="00C25A42"/>
     <w:rPr>
-      <w:rFonts w:eastAsia="" w:cs="" w:cstheme="majorBidi" w:eastAsiaTheme="majorEastAsia"/>
-      <w:color w:themeColor="text1" w:themeTint="a6" w:val="595959"/>
+      <w:rFonts w:eastAsiaTheme="majorEastAsia" w:cstheme="majorBidi"/>
+      <w:color w:val="595959" w:themeColor="text1" w:themeTint="A6"/>
     </w:rPr>
   </w:style>
-  <w:style w:type="character" w:styleId="Kop8Char" w:customStyle="1">
+  <w:style w:type="character" w:customStyle="1" w:styleId="Kop8Char">
     <w:name w:val="Kop 8 Char"/>
-    <w:basedOn w:val="DefaultParagraphFont"/>
-    <w:link w:val="Heading8"/>
+    <w:basedOn w:val="Standaardalinea-lettertype"/>
+    <w:link w:val="Kop8"/>
     <w:uiPriority w:val="9"/>
     <w:semiHidden/>
     <w:qFormat/>
-    <w:rsid w:val="00c25a42"/>
+    <w:rsid w:val="00C25A42"/>
     <w:rPr>
-      <w:rFonts w:eastAsia="" w:cs="" w:cstheme="majorBidi" w:eastAsiaTheme="majorEastAsia"/>
+      <w:rFonts w:eastAsiaTheme="majorEastAsia" w:cstheme="majorBidi"/>
       <w:i/>
       <w:iCs/>
-      <w:color w:themeColor="text1" w:themeTint="d8" w:val="272727"/>
+      <w:color w:val="272727" w:themeColor="text1" w:themeTint="D8"/>
     </w:rPr>
   </w:style>
-  <w:style w:type="character" w:styleId="Kop9Char" w:customStyle="1">
+  <w:style w:type="character" w:customStyle="1" w:styleId="Kop9Char">
     <w:name w:val="Kop 9 Char"/>
-    <w:basedOn w:val="DefaultParagraphFont"/>
-    <w:link w:val="Heading9"/>
+    <w:basedOn w:val="Standaardalinea-lettertype"/>
+    <w:link w:val="Kop9"/>
     <w:uiPriority w:val="9"/>
     <w:semiHidden/>
     <w:qFormat/>
-    <w:rsid w:val="00c25a42"/>
+    <w:rsid w:val="00C25A42"/>
     <w:rPr>
-      <w:rFonts w:eastAsia="" w:cs="" w:cstheme="majorBidi" w:eastAsiaTheme="majorEastAsia"/>
-      <w:color w:themeColor="text1" w:themeTint="d8" w:val="272727"/>
+      <w:rFonts w:eastAsiaTheme="majorEastAsia" w:cstheme="majorBidi"/>
+      <w:color w:val="272727" w:themeColor="text1" w:themeTint="D8"/>
     </w:rPr>
   </w:style>
-  <w:style w:type="character" w:styleId="TitelChar" w:customStyle="1">
+  <w:style w:type="character" w:customStyle="1" w:styleId="TitelChar">
     <w:name w:val="Titel Char"/>
-    <w:basedOn w:val="DefaultParagraphFont"/>
-    <w:link w:val="Title"/>
+    <w:basedOn w:val="Standaardalinea-lettertype"/>
+    <w:link w:val="Titel"/>
     <w:uiPriority w:val="10"/>
     <w:qFormat/>
-    <w:rsid w:val="00c25a42"/>
+    <w:rsid w:val="00C25A42"/>
     <w:rPr>
-      <w:rFonts w:ascii="Aptos Display" w:hAnsi="Aptos Display" w:eastAsia="" w:cs="" w:asciiTheme="majorHAnsi" w:cstheme="majorBidi" w:eastAsiaTheme="majorEastAsia" w:hAnsiTheme="majorHAnsi"/>
+      <w:rFonts w:asciiTheme="majorHAnsi" w:eastAsiaTheme="majorEastAsia" w:hAnsiTheme="majorHAnsi" w:cstheme="majorBidi"/>
       <w:spacing w:val="-10"/>
       <w:kern w:val="2"/>
       <w:sz w:val="56"/>
       <w:szCs w:val="56"/>
     </w:rPr>
   </w:style>
-  <w:style w:type="character" w:styleId="OndertitelChar" w:customStyle="1">
+  <w:style w:type="character" w:customStyle="1" w:styleId="OndertitelChar">
     <w:name w:val="Ondertitel Char"/>
-    <w:basedOn w:val="DefaultParagraphFont"/>
-    <w:link w:val="Subtitle"/>
+    <w:basedOn w:val="Standaardalinea-lettertype"/>
+    <w:link w:val="Ondertitel"/>
     <w:uiPriority w:val="11"/>
     <w:qFormat/>
-    <w:rsid w:val="00c25a42"/>
+    <w:rsid w:val="00C25A42"/>
     <w:rPr>
-      <w:rFonts w:eastAsia="" w:cs="" w:cstheme="majorBidi" w:eastAsiaTheme="majorEastAsia"/>
-      <w:color w:themeColor="text1" w:themeTint="a6" w:val="595959"/>
+      <w:rFonts w:eastAsiaTheme="majorEastAsia" w:cstheme="majorBidi"/>
+      <w:color w:val="595959" w:themeColor="text1" w:themeTint="A6"/>
       <w:spacing w:val="15"/>
       <w:sz w:val="28"/>
       <w:szCs w:val="28"/>
     </w:rPr>
   </w:style>
-  <w:style w:type="character" w:styleId="CitaatChar" w:customStyle="1">
+  <w:style w:type="character" w:customStyle="1" w:styleId="CitaatChar">
     <w:name w:val="Citaat Char"/>
-    <w:basedOn w:val="DefaultParagraphFont"/>
-    <w:link w:val="Quote"/>
+    <w:basedOn w:val="Standaardalinea-lettertype"/>
+    <w:link w:val="Citaat"/>
     <w:uiPriority w:val="29"/>
     <w:qFormat/>
-    <w:rsid w:val="00c25a42"/>
+    <w:rsid w:val="00C25A42"/>
     <w:rPr>
       <w:i/>
       <w:iCs/>
-      <w:color w:themeColor="text1" w:themeTint="bf" w:val="404040"/>
+      <w:color w:val="404040" w:themeColor="text1" w:themeTint="BF"/>
     </w:rPr>
   </w:style>
-  <w:style w:type="character" w:styleId="IntenseEmphasis">
+  <w:style w:type="character" w:styleId="Intensievebenadrukking">
     <w:name w:val="Intense Emphasis"/>
-    <w:basedOn w:val="DefaultParagraphFont"/>
+    <w:basedOn w:val="Standaardalinea-lettertype"/>
     <w:uiPriority w:val="21"/>
     <w:qFormat/>
-    <w:rsid w:val="00c25a42"/>
+    <w:rsid w:val="00C25A42"/>
     <w:rPr>
       <w:i/>
       <w:iCs/>
-      <w:color w:themeColor="accent1" w:themeShade="bf" w:val="0F4761"/>
+      <w:color w:val="0F4761" w:themeColor="accent1" w:themeShade="BF"/>
     </w:rPr>
   </w:style>
-  <w:style w:type="character" w:styleId="DuidelijkcitaatChar" w:customStyle="1">
+  <w:style w:type="character" w:customStyle="1" w:styleId="DuidelijkcitaatChar">
     <w:name w:val="Duidelijk citaat Char"/>
-    <w:basedOn w:val="DefaultParagraphFont"/>
-    <w:link w:val="IntenseQuote"/>
+    <w:basedOn w:val="Standaardalinea-lettertype"/>
+    <w:link w:val="Duidelijkcitaat"/>
     <w:uiPriority w:val="30"/>
     <w:qFormat/>
-    <w:rsid w:val="00c25a42"/>
+    <w:rsid w:val="00C25A42"/>
     <w:rPr>
       <w:i/>
       <w:iCs/>
-      <w:color w:themeColor="accent1" w:themeShade="bf" w:val="0F4761"/>
+      <w:color w:val="0F4761" w:themeColor="accent1" w:themeShade="BF"/>
     </w:rPr>
   </w:style>
-  <w:style w:type="character" w:styleId="IntenseReference">
+  <w:style w:type="character" w:styleId="Intensieveverwijzing">
     <w:name w:val="Intense Reference"/>
-    <w:basedOn w:val="DefaultParagraphFont"/>
+    <w:basedOn w:val="Standaardalinea-lettertype"/>
     <w:uiPriority w:val="32"/>
     <w:qFormat/>
-    <w:rsid w:val="00c25a42"/>
+    <w:rsid w:val="00C25A42"/>
     <w:rPr>
       <w:b/>
       <w:bCs/>
       <w:smallCaps/>
-      <w:color w:themeColor="accent1" w:themeShade="bf" w:val="0F4761"/>
+      <w:color w:val="0F4761" w:themeColor="accent1" w:themeShade="BF"/>
       <w:spacing w:val="5"/>
     </w:rPr>
   </w:style>
-  <w:style w:type="character" w:styleId="annotationreference">
+  <w:style w:type="character" w:styleId="Verwijzingopmerking">
     <w:name w:val="annotation reference"/>
-    <w:basedOn w:val="DefaultParagraphFont"/>
+    <w:basedOn w:val="Standaardalinea-lettertype"/>
     <w:uiPriority w:val="99"/>
     <w:semiHidden/>
     <w:unhideWhenUsed/>
@@ -4448,10 +4761,10 @@
       <w:szCs w:val="16"/>
     </w:rPr>
   </w:style>
-  <w:style w:type="character" w:styleId="TekstopmerkingChar" w:customStyle="1">
+  <w:style w:type="character" w:customStyle="1" w:styleId="TekstopmerkingChar">
     <w:name w:val="Tekst opmerking Char"/>
-    <w:basedOn w:val="DefaultParagraphFont"/>
-    <w:link w:val="AnnotationText"/>
+    <w:basedOn w:val="Standaardalinea-lettertype"/>
+    <w:link w:val="Tekstopmerking"/>
     <w:uiPriority w:val="99"/>
     <w:qFormat/>
     <w:rsid w:val="00927338"/>
@@ -4461,10 +4774,10 @@
       <w:lang w:val="en-US"/>
     </w:rPr>
   </w:style>
-  <w:style w:type="character" w:styleId="OnderwerpvanopmerkingChar" w:customStyle="1">
+  <w:style w:type="character" w:customStyle="1" w:styleId="OnderwerpvanopmerkingChar">
     <w:name w:val="Onderwerp van opmerking Char"/>
     <w:basedOn w:val="TekstopmerkingChar"/>
-    <w:link w:val="annotationsubject"/>
+    <w:link w:val="Onderwerpvanopmerking"/>
     <w:uiPriority w:val="99"/>
     <w:semiHidden/>
     <w:qFormat/>
@@ -4477,78 +4790,75 @@
       <w:lang w:val="en-US"/>
     </w:rPr>
   </w:style>
-  <w:style w:type="character" w:styleId="KoptekstChar" w:customStyle="1">
+  <w:style w:type="character" w:customStyle="1" w:styleId="KoptekstChar">
     <w:name w:val="Koptekst Char"/>
-    <w:basedOn w:val="DefaultParagraphFont"/>
-    <w:link w:val="Header"/>
+    <w:basedOn w:val="Standaardalinea-lettertype"/>
+    <w:link w:val="Koptekst"/>
     <w:uiPriority w:val="99"/>
     <w:qFormat/>
-    <w:rsid w:val="003972e9"/>
+    <w:rsid w:val="003972E9"/>
     <w:rPr>
       <w:lang w:val="en-US"/>
     </w:rPr>
   </w:style>
-  <w:style w:type="character" w:styleId="VoettekstChar" w:customStyle="1">
+  <w:style w:type="character" w:customStyle="1" w:styleId="VoettekstChar">
     <w:name w:val="Voettekst Char"/>
-    <w:basedOn w:val="DefaultParagraphFont"/>
-    <w:link w:val="Footer"/>
+    <w:basedOn w:val="Standaardalinea-lettertype"/>
+    <w:link w:val="Voettekst"/>
     <w:uiPriority w:val="99"/>
     <w:qFormat/>
-    <w:rsid w:val="003972e9"/>
+    <w:rsid w:val="003972E9"/>
     <w:rPr>
       <w:lang w:val="en-US"/>
     </w:rPr>
   </w:style>
   <w:style w:type="character" w:styleId="Hyperlink">
     <w:name w:val="Hyperlink"/>
-    <w:basedOn w:val="DefaultParagraphFont"/>
+    <w:basedOn w:val="Standaardalinea-lettertype"/>
     <w:uiPriority w:val="99"/>
     <w:unhideWhenUsed/>
-    <w:rsid w:val="001e7ed4"/>
+    <w:rsid w:val="001E7ED4"/>
     <w:rPr>
-      <w:color w:themeColor="hyperlink" w:val="467886"/>
+      <w:color w:val="467886" w:themeColor="hyperlink"/>
       <w:u w:val="single"/>
     </w:rPr>
   </w:style>
-  <w:style w:type="character" w:styleId="IndexLink">
+  <w:style w:type="character" w:customStyle="1" w:styleId="IndexLink">
     <w:name w:val="Index Link"/>
     <w:qFormat/>
-    <w:rPr/>
-  </w:style>
-  <w:style w:type="paragraph" w:styleId="Heading">
+  </w:style>
+  <w:style w:type="paragraph" w:customStyle="1" w:styleId="Heading">
     <w:name w:val="Heading"/>
-    <w:basedOn w:val="Normal"/>
-    <w:next w:val="BodyText"/>
+    <w:basedOn w:val="Standaard"/>
+    <w:next w:val="Plattetekst"/>
     <w:qFormat/>
     <w:pPr>
-      <w:keepNext w:val="true"/>
+      <w:keepNext/>
       <w:spacing w:before="240" w:after="120"/>
     </w:pPr>
     <w:rPr>
-      <w:rFonts w:ascii="Liberation Sans" w:hAnsi="Liberation Sans" w:eastAsia="Noto Sans CJK SC" w:cs="Noto Sans Devanagari"/>
+      <w:rFonts w:ascii="Liberation Sans" w:eastAsia="Noto Sans CJK SC" w:hAnsi="Liberation Sans" w:cs="Noto Sans Devanagari"/>
       <w:sz w:val="28"/>
       <w:szCs w:val="28"/>
     </w:rPr>
   </w:style>
-  <w:style w:type="paragraph" w:styleId="BodyText">
+  <w:style w:type="paragraph" w:styleId="Plattetekst">
     <w:name w:val="Body Text"/>
-    <w:basedOn w:val="Normal"/>
+    <w:basedOn w:val="Standaard"/>
     <w:pPr>
-      <w:spacing w:lineRule="auto" w:line="276" w:before="0" w:after="140"/>
+      <w:spacing w:after="140" w:line="276" w:lineRule="auto"/>
     </w:pPr>
-    <w:rPr/>
-  </w:style>
-  <w:style w:type="paragraph" w:styleId="List">
+  </w:style>
+  <w:style w:type="paragraph" w:styleId="Lijst">
     <w:name w:val="List"/>
-    <w:basedOn w:val="BodyText"/>
-    <w:pPr/>
+    <w:basedOn w:val="Plattetekst"/>
     <w:rPr>
       <w:rFonts w:cs="Noto Sans Devanagari"/>
     </w:rPr>
   </w:style>
-  <w:style w:type="paragraph" w:styleId="Caption">
-    <w:name w:val="Caption"/>
-    <w:basedOn w:val="Normal"/>
+  <w:style w:type="paragraph" w:styleId="Bijschrift">
+    <w:name w:val="caption"/>
+    <w:basedOn w:val="Standaard"/>
     <w:qFormat/>
     <w:pPr>
       <w:suppressLineNumbers/>
@@ -4562,9 +4872,9 @@
       <w:szCs w:val="24"/>
     </w:rPr>
   </w:style>
-  <w:style w:type="paragraph" w:styleId="Index">
+  <w:style w:type="paragraph" w:customStyle="1" w:styleId="Index">
     <w:name w:val="Index"/>
-    <w:basedOn w:val="Normal"/>
+    <w:basedOn w:val="Standaard"/>
     <w:qFormat/>
     <w:pPr>
       <w:suppressLineNumbers/>
@@ -4573,86 +4883,82 @@
       <w:rFonts w:cs="Noto Sans Devanagari"/>
     </w:rPr>
   </w:style>
-  <w:style w:type="paragraph" w:styleId="Title">
+  <w:style w:type="paragraph" w:styleId="Titel">
     <w:name w:val="Title"/>
-    <w:basedOn w:val="Normal"/>
-    <w:next w:val="Normal"/>
+    <w:basedOn w:val="Standaard"/>
+    <w:next w:val="Standaard"/>
     <w:link w:val="TitelChar"/>
     <w:uiPriority w:val="10"/>
     <w:qFormat/>
-    <w:rsid w:val="00c25a42"/>
+    <w:rsid w:val="00C25A42"/>
     <w:pPr>
-      <w:spacing w:lineRule="auto" w:line="240" w:before="0" w:after="80"/>
+      <w:spacing w:after="80" w:line="240" w:lineRule="auto"/>
       <w:contextualSpacing/>
     </w:pPr>
     <w:rPr>
-      <w:rFonts w:ascii="Aptos Display" w:hAnsi="Aptos Display" w:eastAsia="" w:cs="" w:asciiTheme="majorHAnsi" w:cstheme="majorBidi" w:eastAsiaTheme="majorEastAsia" w:hAnsiTheme="majorHAnsi"/>
+      <w:rFonts w:asciiTheme="majorHAnsi" w:eastAsiaTheme="majorEastAsia" w:hAnsiTheme="majorHAnsi" w:cstheme="majorBidi"/>
       <w:spacing w:val="-10"/>
-      <w:kern w:val="2"/>
       <w:sz w:val="56"/>
       <w:szCs w:val="56"/>
     </w:rPr>
   </w:style>
-  <w:style w:type="paragraph" w:styleId="Subtitle">
+  <w:style w:type="paragraph" w:styleId="Ondertitel">
     <w:name w:val="Subtitle"/>
-    <w:basedOn w:val="Normal"/>
-    <w:next w:val="Normal"/>
+    <w:basedOn w:val="Standaard"/>
+    <w:next w:val="Standaard"/>
     <w:link w:val="OndertitelChar"/>
     <w:uiPriority w:val="11"/>
     <w:qFormat/>
-    <w:rsid w:val="00c25a42"/>
-    <w:pPr/>
+    <w:rsid w:val="00C25A42"/>
     <w:rPr>
-      <w:rFonts w:eastAsia="" w:cs="" w:cstheme="majorBidi" w:eastAsiaTheme="majorEastAsia"/>
-      <w:color w:themeColor="text1" w:themeTint="a6" w:val="595959"/>
+      <w:rFonts w:eastAsiaTheme="majorEastAsia" w:cstheme="majorBidi"/>
+      <w:color w:val="595959" w:themeColor="text1" w:themeTint="A6"/>
       <w:spacing w:val="15"/>
       <w:sz w:val="28"/>
       <w:szCs w:val="28"/>
     </w:rPr>
   </w:style>
-  <w:style w:type="paragraph" w:styleId="Quote">
+  <w:style w:type="paragraph" w:styleId="Citaat">
     <w:name w:val="Quote"/>
-    <w:basedOn w:val="Normal"/>
-    <w:next w:val="Normal"/>
+    <w:basedOn w:val="Standaard"/>
+    <w:next w:val="Standaard"/>
     <w:link w:val="CitaatChar"/>
     <w:uiPriority w:val="29"/>
     <w:qFormat/>
-    <w:rsid w:val="00c25a42"/>
+    <w:rsid w:val="00C25A42"/>
     <w:pPr>
-      <w:spacing w:before="160" w:after="160"/>
+      <w:spacing w:before="160"/>
       <w:jc w:val="center"/>
     </w:pPr>
     <w:rPr>
       <w:i/>
       <w:iCs/>
-      <w:color w:themeColor="text1" w:themeTint="bf" w:val="404040"/>
+      <w:color w:val="404040" w:themeColor="text1" w:themeTint="BF"/>
     </w:rPr>
   </w:style>
-  <w:style w:type="paragraph" w:styleId="ListParagraph">
+  <w:style w:type="paragraph" w:styleId="Lijstalinea">
     <w:name w:val="List Paragraph"/>
-    <w:basedOn w:val="Normal"/>
+    <w:basedOn w:val="Standaard"/>
     <w:uiPriority w:val="34"/>
     <w:qFormat/>
-    <w:rsid w:val="00c25a42"/>
+    <w:rsid w:val="00C25A42"/>
     <w:pPr>
-      <w:spacing w:before="0" w:after="160"/>
       <w:ind w:left="720"/>
       <w:contextualSpacing/>
     </w:pPr>
-    <w:rPr/>
-  </w:style>
-  <w:style w:type="paragraph" w:styleId="IntenseQuote">
+  </w:style>
+  <w:style w:type="paragraph" w:styleId="Duidelijkcitaat">
     <w:name w:val="Intense Quote"/>
-    <w:basedOn w:val="Normal"/>
-    <w:next w:val="Normal"/>
+    <w:basedOn w:val="Standaard"/>
+    <w:next w:val="Standaard"/>
     <w:link w:val="DuidelijkcitaatChar"/>
     <w:uiPriority w:val="30"/>
     <w:qFormat/>
-    <w:rsid w:val="00c25a42"/>
+    <w:rsid w:val="00C25A42"/>
     <w:pPr>
       <w:pBdr>
-        <w:top w:val="single" w:sz="4" w:space="10" w:color="0F4761" w:themeColor="accent1" w:themeShade="bf"/>
-        <w:bottom w:val="single" w:sz="4" w:space="10" w:color="0F4761" w:themeColor="accent1" w:themeShade="bf"/>
+        <w:top w:val="single" w:sz="4" w:space="10" w:color="0F4761" w:themeColor="accent1" w:themeShade="BF"/>
+        <w:bottom w:val="single" w:sz="4" w:space="10" w:color="0F4761" w:themeColor="accent1" w:themeShade="BF"/>
       </w:pBdr>
       <w:spacing w:before="360" w:after="360"/>
       <w:ind w:left="864" w:right="864"/>
@@ -4661,95 +4967,86 @@
     <w:rPr>
       <w:i/>
       <w:iCs/>
-      <w:color w:themeColor="accent1" w:themeShade="bf" w:val="0F4761"/>
+      <w:color w:val="0F4761" w:themeColor="accent1" w:themeShade="BF"/>
     </w:rPr>
   </w:style>
-  <w:style w:type="paragraph" w:styleId="AnnotationText">
-    <w:name w:val="Annotation Text"/>
-    <w:basedOn w:val="Normal"/>
+  <w:style w:type="paragraph" w:styleId="Tekstopmerking">
+    <w:name w:val="annotation text"/>
+    <w:basedOn w:val="Standaard"/>
     <w:link w:val="TekstopmerkingChar"/>
     <w:uiPriority w:val="99"/>
     <w:unhideWhenUsed/>
     <w:rsid w:val="00927338"/>
     <w:pPr>
-      <w:spacing w:lineRule="auto" w:line="240"/>
+      <w:spacing w:line="240" w:lineRule="auto"/>
     </w:pPr>
     <w:rPr>
       <w:sz w:val="20"/>
       <w:szCs w:val="20"/>
     </w:rPr>
   </w:style>
-  <w:style w:type="paragraph" w:styleId="annotationsubject">
+  <w:style w:type="paragraph" w:styleId="Onderwerpvanopmerking">
     <w:name w:val="annotation subject"/>
-    <w:basedOn w:val="AnnotationText"/>
-    <w:next w:val="AnnotationText"/>
+    <w:basedOn w:val="Tekstopmerking"/>
+    <w:next w:val="Tekstopmerking"/>
     <w:link w:val="OnderwerpvanopmerkingChar"/>
     <w:uiPriority w:val="99"/>
     <w:semiHidden/>
     <w:unhideWhenUsed/>
     <w:qFormat/>
     <w:rsid w:val="00927338"/>
-    <w:pPr/>
     <w:rPr>
       <w:b/>
       <w:bCs/>
     </w:rPr>
   </w:style>
-  <w:style w:type="paragraph" w:styleId="HeaderandFooter">
+  <w:style w:type="paragraph" w:customStyle="1" w:styleId="HeaderandFooter">
     <w:name w:val="Header and Footer"/>
-    <w:basedOn w:val="Normal"/>
+    <w:basedOn w:val="Standaard"/>
     <w:qFormat/>
-    <w:pPr/>
-    <w:rPr/>
-  </w:style>
-  <w:style w:type="paragraph" w:styleId="Header">
-    <w:name w:val="Header"/>
-    <w:basedOn w:val="Normal"/>
+  </w:style>
+  <w:style w:type="paragraph" w:styleId="Koptekst">
+    <w:name w:val="header"/>
+    <w:basedOn w:val="Standaard"/>
     <w:link w:val="KoptekstChar"/>
     <w:uiPriority w:val="99"/>
     <w:unhideWhenUsed/>
-    <w:rsid w:val="003972e9"/>
+    <w:rsid w:val="003972E9"/>
     <w:pPr>
       <w:tabs>
-        <w:tab w:val="clear" w:pos="708"/>
-        <w:tab w:val="center" w:pos="4536" w:leader="none"/>
-        <w:tab w:val="right" w:pos="9072" w:leader="none"/>
+        <w:tab w:val="center" w:pos="4536"/>
+        <w:tab w:val="right" w:pos="9072"/>
       </w:tabs>
-      <w:spacing w:lineRule="auto" w:line="240" w:before="0" w:after="0"/>
+      <w:spacing w:after="0" w:line="240" w:lineRule="auto"/>
     </w:pPr>
-    <w:rPr/>
-  </w:style>
-  <w:style w:type="paragraph" w:styleId="Footer">
-    <w:name w:val="Footer"/>
-    <w:basedOn w:val="Normal"/>
+  </w:style>
+  <w:style w:type="paragraph" w:styleId="Voettekst">
+    <w:name w:val="footer"/>
+    <w:basedOn w:val="Standaard"/>
     <w:link w:val="VoettekstChar"/>
     <w:uiPriority w:val="99"/>
     <w:unhideWhenUsed/>
-    <w:rsid w:val="003972e9"/>
+    <w:rsid w:val="003972E9"/>
     <w:pPr>
       <w:tabs>
-        <w:tab w:val="clear" w:pos="708"/>
-        <w:tab w:val="center" w:pos="4536" w:leader="none"/>
-        <w:tab w:val="right" w:pos="9072" w:leader="none"/>
+        <w:tab w:val="center" w:pos="4536"/>
+        <w:tab w:val="right" w:pos="9072"/>
       </w:tabs>
-      <w:spacing w:lineRule="auto" w:line="240" w:before="0" w:after="0"/>
+      <w:spacing w:after="0" w:line="240" w:lineRule="auto"/>
     </w:pPr>
-    <w:rPr/>
-  </w:style>
-  <w:style w:type="paragraph" w:styleId="IndexHeading">
-    <w:name w:val="Index Heading"/>
+  </w:style>
+  <w:style w:type="paragraph" w:styleId="Indexkop">
+    <w:name w:val="index heading"/>
     <w:basedOn w:val="Heading"/>
-    <w:pPr/>
-    <w:rPr/>
-  </w:style>
-  <w:style w:type="paragraph" w:styleId="TOCHeading">
+  </w:style>
+  <w:style w:type="paragraph" w:styleId="Kopvaninhoudsopgave">
     <w:name w:val="TOC Heading"/>
-    <w:basedOn w:val="Heading1"/>
-    <w:next w:val="Normal"/>
+    <w:basedOn w:val="Kop1"/>
+    <w:next w:val="Standaard"/>
     <w:uiPriority w:val="39"/>
     <w:unhideWhenUsed/>
     <w:qFormat/>
-    <w:rsid w:val="001e7ed4"/>
+    <w:rsid w:val="001E7ED4"/>
     <w:pPr>
       <w:spacing w:before="240" w:after="0"/>
       <w:outlineLvl w:val="9"/>
@@ -4762,101 +5059,73 @@
       <w14:ligatures w14:val="none"/>
     </w:rPr>
   </w:style>
-  <w:style w:type="paragraph" w:styleId="TOC1">
-    <w:name w:val="TOC 1"/>
-    <w:basedOn w:val="Normal"/>
-    <w:next w:val="Normal"/>
+  <w:style w:type="paragraph" w:styleId="Inhopg1">
+    <w:name w:val="toc 1"/>
+    <w:basedOn w:val="Standaard"/>
+    <w:next w:val="Standaard"/>
     <w:autoRedefine/>
     <w:uiPriority w:val="39"/>
     <w:unhideWhenUsed/>
-    <w:rsid w:val="001e7ed4"/>
+    <w:rsid w:val="001E7ED4"/>
     <w:pPr>
       <w:tabs>
-        <w:tab w:val="clear" w:pos="708"/>
-        <w:tab w:val="right" w:pos="10054" w:leader="dot"/>
+        <w:tab w:val="right" w:leader="dot" w:pos="10054"/>
       </w:tabs>
-      <w:spacing w:before="0" w:after="100"/>
+      <w:spacing w:after="100"/>
     </w:pPr>
     <w:rPr>
       <w:b/>
       <w:bCs/>
     </w:rPr>
   </w:style>
-  <w:style w:type="paragraph" w:styleId="TOC2">
-    <w:name w:val="TOC 2"/>
-    <w:basedOn w:val="Normal"/>
-    <w:next w:val="Normal"/>
+  <w:style w:type="paragraph" w:styleId="Inhopg2">
+    <w:name w:val="toc 2"/>
+    <w:basedOn w:val="Standaard"/>
+    <w:next w:val="Standaard"/>
     <w:autoRedefine/>
     <w:uiPriority w:val="39"/>
     <w:unhideWhenUsed/>
-    <w:rsid w:val="001e7ed4"/>
+    <w:rsid w:val="001E7ED4"/>
     <w:pPr>
-      <w:spacing w:before="0" w:after="100"/>
+      <w:spacing w:after="100"/>
       <w:ind w:left="220"/>
     </w:pPr>
-    <w:rPr/>
-  </w:style>
-  <w:style w:type="paragraph" w:styleId="TOC3">
-    <w:name w:val="TOC 3"/>
-    <w:basedOn w:val="Normal"/>
-    <w:next w:val="Normal"/>
+  </w:style>
+  <w:style w:type="paragraph" w:styleId="Inhopg3">
+    <w:name w:val="toc 3"/>
+    <w:basedOn w:val="Standaard"/>
+    <w:next w:val="Standaard"/>
     <w:autoRedefine/>
     <w:uiPriority w:val="39"/>
     <w:unhideWhenUsed/>
-    <w:rsid w:val="001e7ed4"/>
+    <w:rsid w:val="001E7ED4"/>
     <w:pPr>
-      <w:spacing w:before="0" w:after="100"/>
+      <w:spacing w:after="100"/>
       <w:ind w:left="440"/>
     </w:pPr>
-    <w:rPr/>
-  </w:style>
-  <w:style w:type="paragraph" w:styleId="Comment">
+  </w:style>
+  <w:style w:type="paragraph" w:customStyle="1" w:styleId="Comment">
     <w:name w:val="Comment"/>
-    <w:basedOn w:val="Normal"/>
+    <w:basedOn w:val="Standaard"/>
     <w:qFormat/>
-    <w:pPr/>
     <w:rPr>
       <w:sz w:val="20"/>
       <w:szCs w:val="20"/>
     </w:rPr>
   </w:style>
-  <w:style w:type="numbering" w:styleId="NoList" w:default="1">
-    <w:name w:val="No List"/>
-    <w:uiPriority w:val="99"/>
-    <w:semiHidden/>
-    <w:unhideWhenUsed/>
-    <w:qFormat/>
-  </w:style>
-  <w:style w:type="table" w:default="1" w:styleId="Standaardtabel">
-    <w:name w:val="Normal Table"/>
-    <w:uiPriority w:val="99"/>
-    <w:semiHidden/>
-    <w:unhideWhenUsed/>
-    <w:tblPr>
-      <w:tblCellMar>
-        <w:top w:w="0" w:type="dxa"/>
-        <w:left w:w="108" w:type="dxa"/>
-        <w:bottom w:w="0" w:type="dxa"/>
-        <w:right w:w="108" w:type="dxa"/>
-      </w:tblCellMar>
-    </w:tblPr>
-  </w:style>
   <w:style w:type="table" w:styleId="Tabelraster">
     <w:name w:val="Table Grid"/>
     <w:basedOn w:val="Standaardtabel"/>
     <w:uiPriority w:val="39"/>
-    <w:rsid w:val="00b476c1"/>
-    <w:pPr>
-      <w:spacing w:after="0" w:line="240" w:lineRule="auto"/>
-    </w:pPr>
+    <w:rsid w:val="00B476C1"/>
     <w:tblPr>
       <w:tblBorders>
-        <w:top w:val="single" w:color="auto" w:sz="4" w:space="0"/>
-        <w:left w:val="single" w:color="auto" w:sz="4" w:space="0"/>
-        <w:bottom w:val="single" w:color="auto" w:sz="4" w:space="0"/>
-        <w:right w:val="single" w:color="auto" w:sz="4" w:space="0"/>
-        <w:insideH w:val="single" w:color="auto" w:sz="4" w:space="0"/>
-        <w:insideV w:val="single" w:color="auto" w:sz="4" w:space="0"/>
+        <w:top w:val="single" w:sz="4" w:space="0" w:color="auto"/>
+        <w:left w:val="single" w:sz="4" w:space="0" w:color="auto"/>
+        <w:bottom w:val="single" w:sz="4" w:space="0" w:color="auto"/>
+        <w:right w:val="single" w:sz="4" w:space="0" w:color="auto"/>
+        <w:insideH w:val="single" w:sz="4" w:space="0" w:color="auto"/>
+        <w:insideV w:val="single" w:sz="4" w:space="0" w:color="auto"/>
       </w:tblBorders>
     </w:tblPr>
   </w:style>
@@ -4864,54 +5133,54 @@
 </file>
 
 <file path=word/theme/theme1.xml><?xml version="1.0" encoding="utf-8"?>
-<a:theme xmlns:a="http://schemas.openxmlformats.org/drawingml/2006/main" xmlns:r="http://schemas.openxmlformats.org/officeDocument/2006/relationships" name="Kantoorthema">
+<a:theme xmlns:a="http://schemas.openxmlformats.org/drawingml/2006/main" name="Kantoorthema">
   <a:themeElements>
     <a:clrScheme name="Office">
       <a:dk1>
         <a:srgbClr val="000000"/>
       </a:dk1>
       <a:lt1>
-        <a:srgbClr val="ffffff"/>
+        <a:srgbClr val="FFFFFF"/>
       </a:lt1>
       <a:dk2>
-        <a:srgbClr val="0e2841"/>
+        <a:srgbClr val="0E2841"/>
       </a:dk2>
       <a:lt2>
-        <a:srgbClr val="e8e8e8"/>
+        <a:srgbClr val="E8E8E8"/>
       </a:lt2>
       <a:accent1>
         <a:srgbClr val="156082"/>
       </a:accent1>
       <a:accent2>
-        <a:srgbClr val="e97132"/>
+        <a:srgbClr val="E97132"/>
       </a:accent2>
       <a:accent3>
-        <a:srgbClr val="196b24"/>
+        <a:srgbClr val="196B24"/>
       </a:accent3>
       <a:accent4>
-        <a:srgbClr val="0f9ed5"/>
+        <a:srgbClr val="0F9ED5"/>
       </a:accent4>
       <a:accent5>
-        <a:srgbClr val="a02b93"/>
+        <a:srgbClr val="A02B93"/>
       </a:accent5>
       <a:accent6>
-        <a:srgbClr val="4ea72e"/>
+        <a:srgbClr val="4EA72E"/>
       </a:accent6>
       <a:hlink>
         <a:srgbClr val="467886"/>
       </a:hlink>
       <a:folHlink>
-        <a:srgbClr val="96607d"/>
+        <a:srgbClr val="96607D"/>
       </a:folHlink>
     </a:clrScheme>
     <a:fontScheme name="Office">
       <a:majorFont>
-        <a:latin typeface="Aptos Display" panose="02110004020202020204" pitchFamily="0" charset="1"/>
+        <a:latin typeface="Aptos Display" panose="02110004020202020204"/>
         <a:ea typeface=""/>
         <a:cs typeface=""/>
       </a:majorFont>
       <a:minorFont>
-        <a:latin typeface="Aptos" panose="02110004020202020204" pitchFamily="0" charset="1"/>
+        <a:latin typeface="Aptos" panose="02110004020202020204"/>
         <a:ea typeface=""/>
         <a:cs typeface=""/>
       </a:minorFont>
@@ -4943,7 +5212,7 @@
             </a:gs>
           </a:gsLst>
           <a:lin ang="5400000" scaled="0"/>
-          <a:tileRect l="0" t="0" r="0" b="0"/>
+          <a:tileRect/>
         </a:gradFill>
         <a:gradFill>
           <a:gsLst>
@@ -4967,7 +5236,7 @@
             </a:gs>
           </a:gsLst>
           <a:lin ang="5400000" scaled="0"/>
-          <a:tileRect l="0" t="0" r="0" b="0"/>
+          <a:tileRect/>
         </a:gradFill>
       </a:fillStyleLst>
       <a:lnStyleLst>
@@ -5027,11 +5296,13 @@
             </a:gs>
           </a:gsLst>
           <a:lin ang="5400000" scaled="0"/>
-          <a:tileRect l="0" t="0" r="0" b="0"/>
+          <a:tileRect/>
         </a:gradFill>
       </a:bgFillStyleLst>
     </a:fmtScheme>
   </a:themeElements>
+  <a:objectDefaults/>
+  <a:extraClrSchemeLst/>
 </a:theme>
 </file>
 
